--- a/Документация.docx
+++ b/Документация.docx
@@ -1,6 +1,6 @@
 
 <file path=word/document.xml><?xml version="1.0" encoding="utf-8"?>
-<w:document xmlns:wpc="http://schemas.microsoft.com/office/word/2010/wordprocessingCanvas" xmlns:cx="http://schemas.microsoft.com/office/drawing/2014/chartex" xmlns:cx1="http://schemas.microsoft.com/office/drawing/2015/9/8/chartex" xmlns:mc="http://schemas.openxmlformats.org/markup-compatibility/2006" xmlns:o="urn:schemas-microsoft-com:office:office" xmlns:r="http://schemas.openxmlformats.org/officeDocument/2006/relationships" xmlns:m="http://schemas.openxmlformats.org/officeDocument/2006/math" xmlns:v="urn:schemas-microsoft-com:vml" xmlns:wp14="http://schemas.microsoft.com/office/word/2010/wordprocessingDrawing" xmlns:wp="http://schemas.openxmlformats.org/drawingml/2006/wordprocessingDrawing" xmlns:w10="urn:schemas-microsoft-com:office:word" xmlns:w="http://schemas.openxmlformats.org/wordprocessingml/2006/main" xmlns:w14="http://schemas.microsoft.com/office/word/2010/wordml" xmlns:w15="http://schemas.microsoft.com/office/word/2012/wordml" xmlns:w16se="http://schemas.microsoft.com/office/word/2015/wordml/symex" xmlns:wpg="http://schemas.microsoft.com/office/word/2010/wordprocessingGroup" xmlns:wpi="http://schemas.microsoft.com/office/word/2010/wordprocessingInk" xmlns:wne="http://schemas.microsoft.com/office/word/2006/wordml" xmlns:wps="http://schemas.microsoft.com/office/word/2010/wordprocessingShape" mc:Ignorable="w14 w15 w16se wp14">
+<w:document xmlns:wpc="http://schemas.microsoft.com/office/word/2010/wordprocessingCanvas" xmlns:cx="http://schemas.microsoft.com/office/drawing/2014/chartex" xmlns:cx1="http://schemas.microsoft.com/office/drawing/2015/9/8/chartex" xmlns:cx2="http://schemas.microsoft.com/office/drawing/2015/10/21/chartex" xmlns:cx3="http://schemas.microsoft.com/office/drawing/2016/5/9/chartex" xmlns:cx4="http://schemas.microsoft.com/office/drawing/2016/5/10/chartex" xmlns:cx5="http://schemas.microsoft.com/office/drawing/2016/5/11/chartex" xmlns:cx6="http://schemas.microsoft.com/office/drawing/2016/5/12/chartex" xmlns:cx7="http://schemas.microsoft.com/office/drawing/2016/5/13/chartex" xmlns:cx8="http://schemas.microsoft.com/office/drawing/2016/5/14/chartex" xmlns:mc="http://schemas.openxmlformats.org/markup-compatibility/2006" xmlns:aink="http://schemas.microsoft.com/office/drawing/2016/ink" xmlns:am3d="http://schemas.microsoft.com/office/drawing/2017/model3d" xmlns:o="urn:schemas-microsoft-com:office:office" xmlns:oel="http://schemas.microsoft.com/office/2019/extlst" xmlns:r="http://schemas.openxmlformats.org/officeDocument/2006/relationships" xmlns:m="http://schemas.openxmlformats.org/officeDocument/2006/math" xmlns:v="urn:schemas-microsoft-com:vml" xmlns:wp14="http://schemas.microsoft.com/office/word/2010/wordprocessingDrawing" xmlns:wp="http://schemas.openxmlformats.org/drawingml/2006/wordprocessingDrawing" xmlns:w10="urn:schemas-microsoft-com:office:word" xmlns:w="http://schemas.openxmlformats.org/wordprocessingml/2006/main" xmlns:w14="http://schemas.microsoft.com/office/word/2010/wordml" xmlns:w15="http://schemas.microsoft.com/office/word/2012/wordml" xmlns:w16cex="http://schemas.microsoft.com/office/word/2018/wordml/cex" xmlns:w16cid="http://schemas.microsoft.com/office/word/2016/wordml/cid" xmlns:w16="http://schemas.microsoft.com/office/word/2018/wordml" xmlns:w16du="http://schemas.microsoft.com/office/word/2023/wordml/word16du" xmlns:w16sdtdh="http://schemas.microsoft.com/office/word/2020/wordml/sdtdatahash" xmlns:w16se="http://schemas.microsoft.com/office/word/2015/wordml/symex" xmlns:wpg="http://schemas.microsoft.com/office/word/2010/wordprocessingGroup" xmlns:wpi="http://schemas.microsoft.com/office/word/2010/wordprocessingInk" xmlns:wne="http://schemas.microsoft.com/office/word/2006/wordml" xmlns:wps="http://schemas.microsoft.com/office/word/2010/wordprocessingShape" mc:Ignorable="w14 w15 w16se w16cid w16 w16cex w16sdtdh w16du wp14">
   <w:body>
     <w:p>
       <w:pPr>
@@ -1444,7 +1444,7 @@
             </w:rPr>
             <w:fldChar w:fldCharType="separate"/>
           </w:r>
-          <w:hyperlink w:anchor="_Toc186146960" w:history="1">
+          <w:hyperlink w:anchor="_Toc186204956" w:history="1">
             <w:r>
               <w:rPr>
                 <w:rStyle w:val="a6"/>
@@ -1471,7 +1471,7 @@
                 <w:noProof/>
                 <w:webHidden/>
               </w:rPr>
-              <w:instrText xml:space="preserve"> PAGEREF _Toc186146960 \h </w:instrText>
+              <w:instrText xml:space="preserve"> PAGEREF _Toc186204956 \h </w:instrText>
             </w:r>
             <w:r>
               <w:rPr>
@@ -1518,7 +1518,7 @@
               <w14:ligatures w14:val="standardContextual"/>
             </w:rPr>
           </w:pPr>
-          <w:hyperlink w:anchor="_Toc186146961" w:history="1">
+          <w:hyperlink w:anchor="_Toc186204957" w:history="1">
             <w:r>
               <w:rPr>
                 <w:rStyle w:val="a6"/>
@@ -1545,7 +1545,7 @@
                 <w:noProof/>
                 <w:webHidden/>
               </w:rPr>
-              <w:instrText xml:space="preserve"> PAGEREF _Toc186146961 \h </w:instrText>
+              <w:instrText xml:space="preserve"> PAGEREF _Toc186204957 \h </w:instrText>
             </w:r>
             <w:r>
               <w:rPr>
@@ -1592,7 +1592,7 @@
               <w14:ligatures w14:val="standardContextual"/>
             </w:rPr>
           </w:pPr>
-          <w:hyperlink w:anchor="_Toc186146962" w:history="1">
+          <w:hyperlink w:anchor="_Toc186204958" w:history="1">
             <w:r>
               <w:rPr>
                 <w:rStyle w:val="a6"/>
@@ -1619,7 +1619,7 @@
                 <w:noProof/>
                 <w:webHidden/>
               </w:rPr>
-              <w:instrText xml:space="preserve"> PAGEREF _Toc186146962 \h </w:instrText>
+              <w:instrText xml:space="preserve"> PAGEREF _Toc186204958 \h </w:instrText>
             </w:r>
             <w:r>
               <w:rPr>
@@ -1666,7 +1666,7 @@
               <w14:ligatures w14:val="standardContextual"/>
             </w:rPr>
           </w:pPr>
-          <w:hyperlink w:anchor="_Toc186146963" w:history="1">
+          <w:hyperlink w:anchor="_Toc186204959" w:history="1">
             <w:r>
               <w:rPr>
                 <w:rStyle w:val="a6"/>
@@ -1693,7 +1693,7 @@
                 <w:noProof/>
                 <w:webHidden/>
               </w:rPr>
-              <w:instrText xml:space="preserve"> PAGEREF _Toc186146963 \h </w:instrText>
+              <w:instrText xml:space="preserve"> PAGEREF _Toc186204959 \h </w:instrText>
             </w:r>
             <w:r>
               <w:rPr>
@@ -1739,7 +1739,7 @@
               <w14:ligatures w14:val="standardContextual"/>
             </w:rPr>
           </w:pPr>
-          <w:hyperlink w:anchor="_Toc186146964" w:history="1">
+          <w:hyperlink w:anchor="_Toc186204960" w:history="1">
             <w:r>
               <w:rPr>
                 <w:rStyle w:val="a6"/>
@@ -1766,7 +1766,7 @@
                 <w:noProof/>
                 <w:webHidden/>
               </w:rPr>
-              <w:instrText xml:space="preserve"> PAGEREF _Toc186146964 \h </w:instrText>
+              <w:instrText xml:space="preserve"> PAGEREF _Toc186204960 \h </w:instrText>
             </w:r>
             <w:r>
               <w:rPr>
@@ -1812,7 +1812,7 @@
               <w14:ligatures w14:val="standardContextual"/>
             </w:rPr>
           </w:pPr>
-          <w:hyperlink w:anchor="_Toc186146965" w:history="1">
+          <w:hyperlink w:anchor="_Toc186204961" w:history="1">
             <w:r>
               <w:rPr>
                 <w:rStyle w:val="a6"/>
@@ -1839,7 +1839,7 @@
                 <w:noProof/>
                 <w:webHidden/>
               </w:rPr>
-              <w:instrText xml:space="preserve"> PAGEREF _Toc186146965 \h </w:instrText>
+              <w:instrText xml:space="preserve"> PAGEREF _Toc186204961 \h </w:instrText>
             </w:r>
             <w:r>
               <w:rPr>
@@ -1885,7 +1885,7 @@
               <w14:ligatures w14:val="standardContextual"/>
             </w:rPr>
           </w:pPr>
-          <w:hyperlink w:anchor="_Toc186146966" w:history="1">
+          <w:hyperlink w:anchor="_Toc186204962" w:history="1">
             <w:r>
               <w:rPr>
                 <w:rStyle w:val="a6"/>
@@ -1912,7 +1912,7 @@
                 <w:noProof/>
                 <w:webHidden/>
               </w:rPr>
-              <w:instrText xml:space="preserve"> PAGEREF _Toc186146966 \h </w:instrText>
+              <w:instrText xml:space="preserve"> PAGEREF _Toc186204962 \h </w:instrText>
             </w:r>
             <w:r>
               <w:rPr>
@@ -1959,7 +1959,7 @@
               <w14:ligatures w14:val="standardContextual"/>
             </w:rPr>
           </w:pPr>
-          <w:hyperlink w:anchor="_Toc186146967" w:history="1">
+          <w:hyperlink w:anchor="_Toc186204963" w:history="1">
             <w:r>
               <w:rPr>
                 <w:rStyle w:val="a6"/>
@@ -1986,7 +1986,7 @@
                 <w:noProof/>
                 <w:webHidden/>
               </w:rPr>
-              <w:instrText xml:space="preserve"> PAGEREF _Toc186146967 \h </w:instrText>
+              <w:instrText xml:space="preserve"> PAGEREF _Toc186204963 \h </w:instrText>
             </w:r>
             <w:r>
               <w:rPr>
@@ -2033,7 +2033,7 @@
               <w14:ligatures w14:val="standardContextual"/>
             </w:rPr>
           </w:pPr>
-          <w:hyperlink w:anchor="_Toc186146968" w:history="1">
+          <w:hyperlink w:anchor="_Toc186204964" w:history="1">
             <w:r>
               <w:rPr>
                 <w:rStyle w:val="a6"/>
@@ -2060,7 +2060,7 @@
                 <w:noProof/>
                 <w:webHidden/>
               </w:rPr>
-              <w:instrText xml:space="preserve"> PAGEREF _Toc186146968 \h </w:instrText>
+              <w:instrText xml:space="preserve"> PAGEREF _Toc186204964 \h </w:instrText>
             </w:r>
             <w:r>
               <w:rPr>
@@ -2107,7 +2107,7 @@
               <w14:ligatures w14:val="standardContextual"/>
             </w:rPr>
           </w:pPr>
-          <w:hyperlink w:anchor="_Toc186146969" w:history="1">
+          <w:hyperlink w:anchor="_Toc186204965" w:history="1">
             <w:r>
               <w:rPr>
                 <w:rStyle w:val="a6"/>
@@ -2134,7 +2134,7 @@
                 <w:noProof/>
                 <w:webHidden/>
               </w:rPr>
-              <w:instrText xml:space="preserve"> PAGEREF _Toc186146969 \h </w:instrText>
+              <w:instrText xml:space="preserve"> PAGEREF _Toc186204965 \h </w:instrText>
             </w:r>
             <w:r>
               <w:rPr>
@@ -2181,7 +2181,7 @@
               <w14:ligatures w14:val="standardContextual"/>
             </w:rPr>
           </w:pPr>
-          <w:hyperlink w:anchor="_Toc186146970" w:history="1">
+          <w:hyperlink w:anchor="_Toc186204966" w:history="1">
             <w:r>
               <w:rPr>
                 <w:rStyle w:val="a6"/>
@@ -2208,7 +2208,7 @@
                 <w:noProof/>
                 <w:webHidden/>
               </w:rPr>
-              <w:instrText xml:space="preserve"> PAGEREF _Toc186146970 \h </w:instrText>
+              <w:instrText xml:space="preserve"> PAGEREF _Toc186204966 \h </w:instrText>
             </w:r>
             <w:r>
               <w:rPr>
@@ -2255,7 +2255,7 @@
               <w14:ligatures w14:val="standardContextual"/>
             </w:rPr>
           </w:pPr>
-          <w:hyperlink w:anchor="_Toc186146971" w:history="1">
+          <w:hyperlink w:anchor="_Toc186204967" w:history="1">
             <w:r>
               <w:rPr>
                 <w:rStyle w:val="a6"/>
@@ -2282,7 +2282,7 @@
                 <w:noProof/>
                 <w:webHidden/>
               </w:rPr>
-              <w:instrText xml:space="preserve"> PAGEREF _Toc186146971 \h </w:instrText>
+              <w:instrText xml:space="preserve"> PAGEREF _Toc186204967 \h </w:instrText>
             </w:r>
             <w:r>
               <w:rPr>
@@ -2329,7 +2329,7 @@
               <w14:ligatures w14:val="standardContextual"/>
             </w:rPr>
           </w:pPr>
-          <w:hyperlink w:anchor="_Toc186146972" w:history="1">
+          <w:hyperlink w:anchor="_Toc186204968" w:history="1">
             <w:r>
               <w:rPr>
                 <w:rStyle w:val="a6"/>
@@ -2356,7 +2356,7 @@
                 <w:noProof/>
                 <w:webHidden/>
               </w:rPr>
-              <w:instrText xml:space="preserve"> PAGEREF _Toc186146972 \h </w:instrText>
+              <w:instrText xml:space="preserve"> PAGEREF _Toc186204968 \h </w:instrText>
             </w:r>
             <w:r>
               <w:rPr>
@@ -2403,7 +2403,7 @@
               <w14:ligatures w14:val="standardContextual"/>
             </w:rPr>
           </w:pPr>
-          <w:hyperlink w:anchor="_Toc186146973" w:history="1">
+          <w:hyperlink w:anchor="_Toc186204969" w:history="1">
             <w:r>
               <w:rPr>
                 <w:rStyle w:val="a6"/>
@@ -2430,7 +2430,7 @@
                 <w:noProof/>
                 <w:webHidden/>
               </w:rPr>
-              <w:instrText xml:space="preserve"> PAGEREF _Toc186146973 \h </w:instrText>
+              <w:instrText xml:space="preserve"> PAGEREF _Toc186204969 \h </w:instrText>
             </w:r>
             <w:r>
               <w:rPr>
@@ -2477,7 +2477,7 @@
               <w14:ligatures w14:val="standardContextual"/>
             </w:rPr>
           </w:pPr>
-          <w:hyperlink w:anchor="_Toc186146974" w:history="1">
+          <w:hyperlink w:anchor="_Toc186204970" w:history="1">
             <w:r>
               <w:rPr>
                 <w:rStyle w:val="a6"/>
@@ -2504,7 +2504,7 @@
                 <w:noProof/>
                 <w:webHidden/>
               </w:rPr>
-              <w:instrText xml:space="preserve"> PAGEREF _Toc186146974 \h </w:instrText>
+              <w:instrText xml:space="preserve"> PAGEREF _Toc186204970 \h </w:instrText>
             </w:r>
             <w:r>
               <w:rPr>
@@ -2550,7 +2550,7 @@
               <w14:ligatures w14:val="standardContextual"/>
             </w:rPr>
           </w:pPr>
-          <w:hyperlink w:anchor="_Toc186146975" w:history="1">
+          <w:hyperlink w:anchor="_Toc186204971" w:history="1">
             <w:r>
               <w:rPr>
                 <w:rStyle w:val="a6"/>
@@ -2578,7 +2578,7 @@
                 <w:noProof/>
                 <w:webHidden/>
               </w:rPr>
-              <w:instrText xml:space="preserve"> PAGEREF _Toc186146975 \h </w:instrText>
+              <w:instrText xml:space="preserve"> PAGEREF _Toc186204971 \h </w:instrText>
             </w:r>
             <w:r>
               <w:rPr>
@@ -2624,7 +2624,7 @@
               <w14:ligatures w14:val="standardContextual"/>
             </w:rPr>
           </w:pPr>
-          <w:hyperlink w:anchor="_Toc186146976" w:history="1">
+          <w:hyperlink w:anchor="_Toc186204972" w:history="1">
             <w:r>
               <w:rPr>
                 <w:rStyle w:val="a6"/>
@@ -2653,7 +2653,7 @@
                 <w:noProof/>
                 <w:webHidden/>
               </w:rPr>
-              <w:instrText xml:space="preserve"> PAGEREF _Toc186146976 \h </w:instrText>
+              <w:instrText xml:space="preserve"> PAGEREF _Toc186204972 \h </w:instrText>
             </w:r>
             <w:r>
               <w:rPr>
@@ -2700,7 +2700,7 @@
               <w14:ligatures w14:val="standardContextual"/>
             </w:rPr>
           </w:pPr>
-          <w:hyperlink w:anchor="_Toc186146977" w:history="1">
+          <w:hyperlink w:anchor="_Toc186204973" w:history="1">
             <w:r>
               <w:rPr>
                 <w:rStyle w:val="a6"/>
@@ -2727,7 +2727,7 @@
                 <w:noProof/>
                 <w:webHidden/>
               </w:rPr>
-              <w:instrText xml:space="preserve"> PAGEREF _Toc186146977 \h </w:instrText>
+              <w:instrText xml:space="preserve"> PAGEREF _Toc186204973 \h </w:instrText>
             </w:r>
             <w:r>
               <w:rPr>
@@ -2774,7 +2774,7 @@
               <w14:ligatures w14:val="standardContextual"/>
             </w:rPr>
           </w:pPr>
-          <w:hyperlink w:anchor="_Toc186146978" w:history="1">
+          <w:hyperlink w:anchor="_Toc186204974" w:history="1">
             <w:r>
               <w:rPr>
                 <w:rStyle w:val="a6"/>
@@ -2801,7 +2801,7 @@
                 <w:noProof/>
                 <w:webHidden/>
               </w:rPr>
-              <w:instrText xml:space="preserve"> PAGEREF _Toc186146978 \h </w:instrText>
+              <w:instrText xml:space="preserve"> PAGEREF _Toc186204974 \h </w:instrText>
             </w:r>
             <w:r>
               <w:rPr>
@@ -2848,7 +2848,7 @@
               <w14:ligatures w14:val="standardContextual"/>
             </w:rPr>
           </w:pPr>
-          <w:hyperlink w:anchor="_Toc186146979" w:history="1">
+          <w:hyperlink w:anchor="_Toc186204975" w:history="1">
             <w:r>
               <w:rPr>
                 <w:rStyle w:val="a6"/>
@@ -2875,7 +2875,7 @@
                 <w:noProof/>
                 <w:webHidden/>
               </w:rPr>
-              <w:instrText xml:space="preserve"> PAGEREF _Toc186146979 \h </w:instrText>
+              <w:instrText xml:space="preserve"> PAGEREF _Toc186204975 \h </w:instrText>
             </w:r>
             <w:r>
               <w:rPr>
@@ -2921,7 +2921,7 @@
               <w14:ligatures w14:val="standardContextual"/>
             </w:rPr>
           </w:pPr>
-          <w:hyperlink w:anchor="_Toc186146980" w:history="1">
+          <w:hyperlink w:anchor="_Toc186204976" w:history="1">
             <w:r>
               <w:rPr>
                 <w:rStyle w:val="a6"/>
@@ -2948,7 +2948,7 @@
                 <w:noProof/>
                 <w:webHidden/>
               </w:rPr>
-              <w:instrText xml:space="preserve"> PAGEREF _Toc186146980 \h </w:instrText>
+              <w:instrText xml:space="preserve"> PAGEREF _Toc186204976 \h </w:instrText>
             </w:r>
             <w:r>
               <w:rPr>
@@ -2995,7 +2995,7 @@
               <w14:ligatures w14:val="standardContextual"/>
             </w:rPr>
           </w:pPr>
-          <w:hyperlink w:anchor="_Toc186146981" w:history="1">
+          <w:hyperlink w:anchor="_Toc186204977" w:history="1">
             <w:r>
               <w:rPr>
                 <w:rStyle w:val="a6"/>
@@ -3022,7 +3022,7 @@
                 <w:noProof/>
                 <w:webHidden/>
               </w:rPr>
-              <w:instrText xml:space="preserve"> PAGEREF _Toc186146981 \h </w:instrText>
+              <w:instrText xml:space="preserve"> PAGEREF _Toc186204977 \h </w:instrText>
             </w:r>
             <w:r>
               <w:rPr>
@@ -3069,21 +3069,21 @@
               <w14:ligatures w14:val="standardContextual"/>
             </w:rPr>
           </w:pPr>
-          <w:hyperlink w:anchor="_Toc186146982" w:history="1">
+          <w:hyperlink w:anchor="_Toc186204978" w:history="1">
             <w:r>
               <w:rPr>
                 <w:rStyle w:val="a6"/>
                 <w:noProof/>
                 <w:lang w:val="en-US"/>
               </w:rPr>
-              <w:t>2</w:t>
+              <w:t xml:space="preserve">2. </w:t>
             </w:r>
             <w:r>
               <w:rPr>
                 <w:rStyle w:val="a6"/>
                 <w:noProof/>
               </w:rPr>
-              <w:t>. Реализация</w:t>
+              <w:t>Реализация</w:t>
             </w:r>
             <w:r>
               <w:rPr>
@@ -3104,7 +3104,7 @@
                 <w:noProof/>
                 <w:webHidden/>
               </w:rPr>
-              <w:instrText xml:space="preserve"> PAGEREF _Toc186146982 \h </w:instrText>
+              <w:instrText xml:space="preserve"> PAGEREF _Toc186204978 \h </w:instrText>
             </w:r>
             <w:r>
               <w:rPr>
@@ -3151,7 +3151,7 @@
               <w14:ligatures w14:val="standardContextual"/>
             </w:rPr>
           </w:pPr>
-          <w:hyperlink w:anchor="_Toc186146983" w:history="1">
+          <w:hyperlink w:anchor="_Toc186204979" w:history="1">
             <w:r>
               <w:rPr>
                 <w:rStyle w:val="a6"/>
@@ -3178,7 +3178,7 @@
                 <w:noProof/>
                 <w:webHidden/>
               </w:rPr>
-              <w:instrText xml:space="preserve"> PAGEREF _Toc186146983 \h </w:instrText>
+              <w:instrText xml:space="preserve"> PAGEREF _Toc186204979 \h </w:instrText>
             </w:r>
             <w:r>
               <w:rPr>
@@ -3224,7 +3224,7 @@
               <w14:ligatures w14:val="standardContextual"/>
             </w:rPr>
           </w:pPr>
-          <w:hyperlink w:anchor="_Toc186146984" w:history="1">
+          <w:hyperlink w:anchor="_Toc186204980" w:history="1">
             <w:r>
               <w:rPr>
                 <w:rStyle w:val="a6"/>
@@ -3251,7 +3251,7 @@
                 <w:noProof/>
                 <w:webHidden/>
               </w:rPr>
-              <w:instrText xml:space="preserve"> PAGEREF _Toc186146984 \h </w:instrText>
+              <w:instrText xml:space="preserve"> PAGEREF _Toc186204980 \h </w:instrText>
             </w:r>
             <w:r>
               <w:rPr>
@@ -3297,7 +3297,7 @@
               <w14:ligatures w14:val="standardContextual"/>
             </w:rPr>
           </w:pPr>
-          <w:hyperlink w:anchor="_Toc186146985" w:history="1">
+          <w:hyperlink w:anchor="_Toc186204981" w:history="1">
             <w:r>
               <w:rPr>
                 <w:rStyle w:val="a6"/>
@@ -3324,7 +3324,7 @@
                 <w:noProof/>
                 <w:webHidden/>
               </w:rPr>
-              <w:instrText xml:space="preserve"> PAGEREF _Toc186146985 \h </w:instrText>
+              <w:instrText xml:space="preserve"> PAGEREF _Toc186204981 \h </w:instrText>
             </w:r>
             <w:r>
               <w:rPr>
@@ -3370,7 +3370,7 @@
               <w14:ligatures w14:val="standardContextual"/>
             </w:rPr>
           </w:pPr>
-          <w:hyperlink w:anchor="_Toc186146986" w:history="1">
+          <w:hyperlink w:anchor="_Toc186204982" w:history="1">
             <w:r>
               <w:rPr>
                 <w:rStyle w:val="a6"/>
@@ -3397,7 +3397,7 @@
                 <w:noProof/>
                 <w:webHidden/>
               </w:rPr>
-              <w:instrText xml:space="preserve"> PAGEREF _Toc186146986 \h </w:instrText>
+              <w:instrText xml:space="preserve"> PAGEREF _Toc186204982 \h </w:instrText>
             </w:r>
             <w:r>
               <w:rPr>
@@ -3443,7 +3443,7 @@
               <w14:ligatures w14:val="standardContextual"/>
             </w:rPr>
           </w:pPr>
-          <w:hyperlink w:anchor="_Toc186146987" w:history="1">
+          <w:hyperlink w:anchor="_Toc186204983" w:history="1">
             <w:r>
               <w:rPr>
                 <w:rStyle w:val="a6"/>
@@ -3485,7 +3485,7 @@
                 <w:noProof/>
                 <w:webHidden/>
               </w:rPr>
-              <w:instrText xml:space="preserve"> PAGEREF _Toc186146987 \h </w:instrText>
+              <w:instrText xml:space="preserve"> PAGEREF _Toc186204983 \h </w:instrText>
             </w:r>
             <w:r>
               <w:rPr>
@@ -3531,7 +3531,7 @@
               <w14:ligatures w14:val="standardContextual"/>
             </w:rPr>
           </w:pPr>
-          <w:hyperlink w:anchor="_Toc186146988" w:history="1">
+          <w:hyperlink w:anchor="_Toc186204984" w:history="1">
             <w:r>
               <w:rPr>
                 <w:rStyle w:val="a6"/>
@@ -3558,7 +3558,7 @@
                 <w:noProof/>
                 <w:webHidden/>
               </w:rPr>
-              <w:instrText xml:space="preserve"> PAGEREF _Toc186146988 \h </w:instrText>
+              <w:instrText xml:space="preserve"> PAGEREF _Toc186204984 \h </w:instrText>
             </w:r>
             <w:r>
               <w:rPr>
@@ -3605,7 +3605,7 @@
               <w14:ligatures w14:val="standardContextual"/>
             </w:rPr>
           </w:pPr>
-          <w:hyperlink w:anchor="_Toc186146989" w:history="1">
+          <w:hyperlink w:anchor="_Toc186204985" w:history="1">
             <w:r>
               <w:rPr>
                 <w:rStyle w:val="a6"/>
@@ -3632,7 +3632,7 @@
                 <w:noProof/>
                 <w:webHidden/>
               </w:rPr>
-              <w:instrText xml:space="preserve"> PAGEREF _Toc186146989 \h </w:instrText>
+              <w:instrText xml:space="preserve"> PAGEREF _Toc186204985 \h </w:instrText>
             </w:r>
             <w:r>
               <w:rPr>
@@ -3678,7 +3678,7 @@
               <w14:ligatures w14:val="standardContextual"/>
             </w:rPr>
           </w:pPr>
-          <w:hyperlink w:anchor="_Toc186146990" w:history="1">
+          <w:hyperlink w:anchor="_Toc186204986" w:history="1">
             <w:r>
               <w:rPr>
                 <w:rStyle w:val="a6"/>
@@ -3705,7 +3705,7 @@
                 <w:noProof/>
                 <w:webHidden/>
               </w:rPr>
-              <w:instrText xml:space="preserve"> PAGEREF _Toc186146990 \h </w:instrText>
+              <w:instrText xml:space="preserve"> PAGEREF _Toc186204986 \h </w:instrText>
             </w:r>
             <w:r>
               <w:rPr>
@@ -3751,7 +3751,7 @@
               <w14:ligatures w14:val="standardContextual"/>
             </w:rPr>
           </w:pPr>
-          <w:hyperlink w:anchor="_Toc186146991" w:history="1">
+          <w:hyperlink w:anchor="_Toc186204987" w:history="1">
             <w:r>
               <w:rPr>
                 <w:rStyle w:val="a6"/>
@@ -3778,7 +3778,7 @@
                 <w:noProof/>
                 <w:webHidden/>
               </w:rPr>
-              <w:instrText xml:space="preserve"> PAGEREF _Toc186146991 \h </w:instrText>
+              <w:instrText xml:space="preserve"> PAGEREF _Toc186204987 \h </w:instrText>
             </w:r>
             <w:r>
               <w:rPr>
@@ -3854,7 +3854,7 @@
           <w:szCs w:val="36"/>
         </w:rPr>
       </w:pPr>
-      <w:bookmarkStart w:id="0" w:name="_Toc186146960"/>
+      <w:bookmarkStart w:id="0" w:name="_Toc186204956"/>
       <w:r>
         <w:rPr>
           <w:sz w:val="36"/>
@@ -3873,7 +3873,7 @@
           <w:szCs w:val="32"/>
         </w:rPr>
       </w:pPr>
-      <w:bookmarkStart w:id="1" w:name="_Toc186146961"/>
+      <w:bookmarkStart w:id="1" w:name="_Toc186204957"/>
       <w:r>
         <w:rPr>
           <w:sz w:val="32"/>
@@ -3952,7 +3952,7 @@
           <w:szCs w:val="32"/>
         </w:rPr>
       </w:pPr>
-      <w:bookmarkStart w:id="2" w:name="_Toc186146962"/>
+      <w:bookmarkStart w:id="2" w:name="_Toc186204958"/>
       <w:r>
         <w:rPr>
           <w:sz w:val="32"/>
@@ -4072,7 +4072,7 @@
           <w:szCs w:val="32"/>
         </w:rPr>
       </w:pPr>
-      <w:bookmarkStart w:id="3" w:name="_Toc186146963"/>
+      <w:bookmarkStart w:id="3" w:name="_Toc186204959"/>
       <w:r>
         <w:rPr>
           <w:sz w:val="32"/>
@@ -4148,7 +4148,7 @@
           <w:szCs w:val="36"/>
         </w:rPr>
       </w:pPr>
-      <w:bookmarkStart w:id="4" w:name="_Toc186146964"/>
+      <w:bookmarkStart w:id="4" w:name="_Toc186204960"/>
       <w:r>
         <w:rPr>
           <w:sz w:val="36"/>
@@ -4234,23 +4234,7 @@
           <w:rFonts w:ascii="Times New Roman" w:eastAsia="Times New Roman" w:hAnsi="Times New Roman" w:cs="Times New Roman"/>
           <w:sz w:val="28"/>
         </w:rPr>
-        <w:t xml:space="preserve"> </w:t>
-      </w:r>
-      <w:proofErr w:type="gramStart"/>
-      <w:r>
-        <w:rPr>
-          <w:rFonts w:ascii="Times New Roman" w:eastAsia="Times New Roman" w:hAnsi="Times New Roman" w:cs="Times New Roman"/>
-          <w:sz w:val="28"/>
-        </w:rPr>
-        <w:t>концепции</w:t>
-      </w:r>
-      <w:proofErr w:type="gramEnd"/>
-      <w:r>
-        <w:rPr>
-          <w:rFonts w:ascii="Times New Roman" w:eastAsia="Times New Roman" w:hAnsi="Times New Roman" w:cs="Times New Roman"/>
-          <w:sz w:val="28"/>
-        </w:rPr>
-        <w:t xml:space="preserve"> связанной через </w:t>
+        <w:t xml:space="preserve"> концепции связанной через </w:t>
       </w:r>
       <w:proofErr w:type="spellStart"/>
       <w:r>
@@ -5062,18 +5046,8 @@
           <w:sz w:val="28"/>
           <w:szCs w:val="28"/>
         </w:rPr>
-        <w:t xml:space="preserve">Разработка </w:t>
-      </w:r>
-      <w:proofErr w:type="gramStart"/>
-      <w:r>
-        <w:rPr>
-          <w:rFonts w:ascii="Times New Roman" w:hAnsi="Times New Roman" w:cs="Times New Roman"/>
-          <w:sz w:val="28"/>
-          <w:szCs w:val="28"/>
-        </w:rPr>
-        <w:t>функций</w:t>
-      </w:r>
-      <w:proofErr w:type="gramEnd"/>
+        <w:t>Разработка функций</w:t>
+      </w:r>
       <w:r>
         <w:rPr>
           <w:rFonts w:ascii="Times New Roman" w:hAnsi="Times New Roman" w:cs="Times New Roman"/>
@@ -5108,7 +5082,6 @@
         </w:rPr>
         <w:t xml:space="preserve">, </w:t>
       </w:r>
-      <w:proofErr w:type="spellStart"/>
       <w:r>
         <w:rPr>
           <w:rFonts w:ascii="Times New Roman" w:hAnsi="Times New Roman" w:cs="Times New Roman"/>
@@ -5117,7 +5090,6 @@
         </w:rPr>
         <w:t>Services</w:t>
       </w:r>
-      <w:proofErr w:type="spellEnd"/>
       <w:r>
         <w:rPr>
           <w:rFonts w:ascii="Times New Roman" w:hAnsi="Times New Roman" w:cs="Times New Roman"/>
@@ -5254,7 +5226,7 @@
       <w:r>
         <w:br w:type="page"/>
       </w:r>
-      <w:bookmarkStart w:id="5" w:name="_Toc186146965"/>
+      <w:bookmarkStart w:id="5" w:name="_Toc186204961"/>
       <w:r>
         <w:rPr>
           <w:sz w:val="36"/>
@@ -5439,25 +5411,7 @@
           <w:sz w:val="28"/>
           <w:szCs w:val="28"/>
         </w:rPr>
-        <w:t xml:space="preserve">, в будущем с </w:t>
-      </w:r>
-      <w:proofErr w:type="spellStart"/>
-      <w:r>
-        <w:rPr>
-          <w:rFonts w:ascii="Times New Roman" w:hAnsi="Times New Roman" w:cs="Times New Roman"/>
-          <w:sz w:val="28"/>
-          <w:szCs w:val="28"/>
-        </w:rPr>
-        <w:t>заменной</w:t>
-      </w:r>
-      <w:proofErr w:type="spellEnd"/>
-      <w:r>
-        <w:rPr>
-          <w:rFonts w:ascii="Times New Roman" w:hAnsi="Times New Roman" w:cs="Times New Roman"/>
-          <w:sz w:val="28"/>
-          <w:szCs w:val="28"/>
-        </w:rPr>
-        <w:t xml:space="preserve"> на </w:t>
+        <w:t xml:space="preserve">, в будущем с заменной на </w:t>
       </w:r>
       <w:proofErr w:type="spellStart"/>
       <w:r>
@@ -5532,23 +5486,13 @@
           <w:szCs w:val="28"/>
         </w:rPr>
       </w:pPr>
-      <w:proofErr w:type="spellStart"/>
-      <w:r>
-        <w:rPr>
-          <w:rFonts w:ascii="Times New Roman" w:hAnsi="Times New Roman" w:cs="Times New Roman"/>
-          <w:sz w:val="28"/>
-          <w:szCs w:val="28"/>
-        </w:rPr>
-        <w:t>Десктопное</w:t>
-      </w:r>
-      <w:proofErr w:type="spellEnd"/>
-      <w:r>
-        <w:rPr>
-          <w:rFonts w:ascii="Times New Roman" w:hAnsi="Times New Roman" w:cs="Times New Roman"/>
-          <w:sz w:val="28"/>
-          <w:szCs w:val="28"/>
-        </w:rPr>
-        <w:t xml:space="preserve"> приложение на </w:t>
+      <w:r>
+        <w:rPr>
+          <w:rFonts w:ascii="Times New Roman" w:hAnsi="Times New Roman" w:cs="Times New Roman"/>
+          <w:sz w:val="28"/>
+          <w:szCs w:val="28"/>
+        </w:rPr>
+        <w:t xml:space="preserve">Десктопное приложение на </w:t>
       </w:r>
       <w:r>
         <w:rPr>
@@ -6020,7 +5964,7 @@
         </w:rPr>
       </w:pPr>
       <w:bookmarkStart w:id="6" w:name="_Документ-концепция."/>
-      <w:bookmarkStart w:id="7" w:name="_Toc186146966"/>
+      <w:bookmarkStart w:id="7" w:name="_Toc186204962"/>
       <w:bookmarkEnd w:id="6"/>
       <w:r>
         <w:rPr>
@@ -6041,7 +5985,7 @@
           <w:szCs w:val="32"/>
         </w:rPr>
       </w:pPr>
-      <w:bookmarkStart w:id="8" w:name="_Toc186146967"/>
+      <w:bookmarkStart w:id="8" w:name="_Toc186204963"/>
       <w:r>
         <w:rPr>
           <w:sz w:val="32"/>
@@ -6835,7 +6779,7 @@
           <w:szCs w:val="32"/>
         </w:rPr>
       </w:pPr>
-      <w:bookmarkStart w:id="9" w:name="_Toc186146968"/>
+      <w:bookmarkStart w:id="9" w:name="_Toc186204964"/>
       <w:r>
         <w:rPr>
           <w:sz w:val="32"/>
@@ -7154,7 +7098,7 @@
           <w:szCs w:val="32"/>
         </w:rPr>
       </w:pPr>
-      <w:bookmarkStart w:id="10" w:name="_Toc186146969"/>
+      <w:bookmarkStart w:id="10" w:name="_Toc186204965"/>
       <w:r>
         <w:rPr>
           <w:sz w:val="32"/>
@@ -7297,27 +7241,7 @@
           <w:szCs w:val="24"/>
           <w:lang w:eastAsia="ru-RU"/>
         </w:rPr>
-        <w:t>На рынке уже существуют решения для автоматизации продаж и управления товарами, такие как программное обеспечение для кассовых систем (например, "1</w:t>
-      </w:r>
-      <w:proofErr w:type="gramStart"/>
-      <w:r>
-        <w:rPr>
-          <w:rFonts w:ascii="Times New Roman" w:eastAsia="Times New Roman" w:hAnsi="Times New Roman" w:cs="Times New Roman"/>
-          <w:sz w:val="24"/>
-          <w:szCs w:val="24"/>
-          <w:lang w:eastAsia="ru-RU"/>
-        </w:rPr>
-        <w:t>С:Розница</w:t>
-      </w:r>
-      <w:proofErr w:type="gramEnd"/>
-      <w:r>
-        <w:rPr>
-          <w:rFonts w:ascii="Times New Roman" w:eastAsia="Times New Roman" w:hAnsi="Times New Roman" w:cs="Times New Roman"/>
-          <w:sz w:val="24"/>
-          <w:szCs w:val="24"/>
-          <w:lang w:eastAsia="ru-RU"/>
-        </w:rPr>
-        <w:t>" или "</w:t>
+        <w:t>На рынке уже существуют решения для автоматизации продаж и управления товарами, такие как программное обеспечение для кассовых систем (например, "1С:Розница" или "</w:t>
       </w:r>
       <w:proofErr w:type="spellStart"/>
       <w:r>
@@ -7620,7 +7544,7 @@
           <w:szCs w:val="32"/>
         </w:rPr>
       </w:pPr>
-      <w:bookmarkStart w:id="11" w:name="_Toc186146970"/>
+      <w:bookmarkStart w:id="11" w:name="_Toc186204966"/>
       <w:r>
         <w:rPr>
           <w:sz w:val="32"/>
@@ -8481,7 +8405,7 @@
           <w:szCs w:val="32"/>
         </w:rPr>
       </w:pPr>
-      <w:bookmarkStart w:id="12" w:name="_Toc186146971"/>
+      <w:bookmarkStart w:id="12" w:name="_Toc186204967"/>
       <w:r>
         <w:rPr>
           <w:sz w:val="32"/>
@@ -8701,7 +8625,7 @@
         </w:rPr>
       </w:pPr>
       <w:bookmarkStart w:id="13" w:name="_6._Нефункциональные_требования"/>
-      <w:bookmarkStart w:id="14" w:name="_Toc186146972"/>
+      <w:bookmarkStart w:id="14" w:name="_Toc186204968"/>
       <w:bookmarkEnd w:id="13"/>
       <w:r>
         <w:rPr>
@@ -8907,30 +8831,14 @@
           <w:rFonts w:ascii="Times New Roman" w:hAnsi="Times New Roman" w:cs="Times New Roman"/>
           <w:sz w:val="24"/>
         </w:rPr>
-        <w:t>:00 – 21;</w:t>
-      </w:r>
-      <w:proofErr w:type="gramStart"/>
-      <w:r>
-        <w:rPr>
-          <w:rFonts w:ascii="Times New Roman" w:hAnsi="Times New Roman" w:cs="Times New Roman"/>
-          <w:sz w:val="24"/>
-        </w:rPr>
-        <w:t xml:space="preserve">00 </w:t>
-      </w:r>
-      <w:r>
-        <w:rPr>
-          <w:rFonts w:ascii="Times New Roman" w:hAnsi="Times New Roman" w:cs="Times New Roman"/>
-          <w:sz w:val="24"/>
-        </w:rPr>
-        <w:t xml:space="preserve"> каждый</w:t>
-      </w:r>
-      <w:proofErr w:type="gramEnd"/>
-      <w:r>
-        <w:rPr>
-          <w:rFonts w:ascii="Times New Roman" w:hAnsi="Times New Roman" w:cs="Times New Roman"/>
-          <w:sz w:val="24"/>
-        </w:rPr>
-        <w:t xml:space="preserve"> день местного времени.</w:t>
+        <w:t xml:space="preserve">:00 – 21;00 </w:t>
+      </w:r>
+      <w:r>
+        <w:rPr>
+          <w:rFonts w:ascii="Times New Roman" w:hAnsi="Times New Roman" w:cs="Times New Roman"/>
+          <w:sz w:val="24"/>
+        </w:rPr>
+        <w:t xml:space="preserve"> каждый день местного времени.</w:t>
       </w:r>
     </w:p>
     <w:p>
@@ -10572,23 +10480,7 @@
           <w:rFonts w:ascii="Times New Roman" w:hAnsi="Times New Roman" w:cs="Times New Roman"/>
           <w:sz w:val="24"/>
         </w:rPr>
-        <w:t xml:space="preserve"> </w:t>
-      </w:r>
-      <w:proofErr w:type="spellStart"/>
-      <w:r>
-        <w:rPr>
-          <w:rFonts w:ascii="Times New Roman" w:hAnsi="Times New Roman" w:cs="Times New Roman"/>
-          <w:sz w:val="24"/>
-        </w:rPr>
-        <w:t>фреймворк</w:t>
-      </w:r>
-      <w:proofErr w:type="spellEnd"/>
-      <w:r>
-        <w:rPr>
-          <w:rFonts w:ascii="Times New Roman" w:hAnsi="Times New Roman" w:cs="Times New Roman"/>
-          <w:sz w:val="24"/>
-        </w:rPr>
-        <w:t xml:space="preserve"> Nuxt.js с дополнительным расширением для JS - </w:t>
+        <w:t xml:space="preserve"> фреймворк Nuxt.js с дополнительным расширением для JS - </w:t>
       </w:r>
       <w:proofErr w:type="spellStart"/>
       <w:r>
@@ -11276,7 +11168,7 @@
         </w:rPr>
       </w:pPr>
       <w:bookmarkStart w:id="15" w:name="_7._Требования_к"/>
-      <w:bookmarkStart w:id="16" w:name="_Toc186146973"/>
+      <w:bookmarkStart w:id="16" w:name="_Toc186204969"/>
       <w:bookmarkEnd w:id="15"/>
       <w:r>
         <w:rPr>
@@ -11769,7 +11661,7 @@
           <w:szCs w:val="32"/>
         </w:rPr>
       </w:pPr>
-      <w:bookmarkStart w:id="17" w:name="_Toc186146974"/>
+      <w:bookmarkStart w:id="17" w:name="_Toc186204970"/>
       <w:r>
         <w:rPr>
           <w:sz w:val="32"/>
@@ -12324,6 +12216,16 @@
         </w:rPr>
         <w:t>(</w:t>
       </w:r>
+      <w:r>
+        <w:rPr>
+          <w:rFonts w:ascii="Times New Roman" w:hAnsi="Times New Roman" w:cs="Times New Roman"/>
+          <w:b/>
+          <w:bCs/>
+          <w:sz w:val="24"/>
+          <w:szCs w:val="24"/>
+        </w:rPr>
+        <w:t>Model-View-</w:t>
+      </w:r>
       <w:proofErr w:type="spellStart"/>
       <w:r>
         <w:rPr>
@@ -12333,7 +12235,7 @@
           <w:sz w:val="24"/>
           <w:szCs w:val="24"/>
         </w:rPr>
-        <w:t>Model-View-ViewModel</w:t>
+        <w:t>ViewModel</w:t>
       </w:r>
       <w:proofErr w:type="spellEnd"/>
       <w:r>
@@ -12536,6 +12438,16 @@
           <w:szCs w:val="24"/>
         </w:rPr>
       </w:pPr>
+      <w:r>
+        <w:rPr>
+          <w:rFonts w:ascii="Times New Roman" w:hAnsi="Times New Roman" w:cs="Times New Roman"/>
+          <w:b/>
+          <w:bCs/>
+          <w:sz w:val="24"/>
+          <w:szCs w:val="24"/>
+        </w:rPr>
+        <w:t xml:space="preserve">Windows </w:t>
+      </w:r>
       <w:proofErr w:type="spellStart"/>
       <w:r>
         <w:rPr>
@@ -12545,7 +12457,7 @@
           <w:sz w:val="24"/>
           <w:szCs w:val="24"/>
         </w:rPr>
-        <w:t>Windows</w:t>
+        <w:t>Presentation</w:t>
       </w:r>
       <w:proofErr w:type="spellEnd"/>
       <w:r>
@@ -12556,42 +12468,8 @@
           <w:sz w:val="24"/>
           <w:szCs w:val="24"/>
         </w:rPr>
-        <w:t xml:space="preserve"> </w:t>
-      </w:r>
-      <w:proofErr w:type="spellStart"/>
-      <w:r>
-        <w:rPr>
-          <w:rFonts w:ascii="Times New Roman" w:hAnsi="Times New Roman" w:cs="Times New Roman"/>
-          <w:b/>
-          <w:bCs/>
-          <w:sz w:val="24"/>
-          <w:szCs w:val="24"/>
-        </w:rPr>
-        <w:t>Presentation</w:t>
-      </w:r>
-      <w:proofErr w:type="spellEnd"/>
-      <w:r>
-        <w:rPr>
-          <w:rFonts w:ascii="Times New Roman" w:hAnsi="Times New Roman" w:cs="Times New Roman"/>
-          <w:b/>
-          <w:bCs/>
-          <w:sz w:val="24"/>
-          <w:szCs w:val="24"/>
-        </w:rPr>
-        <w:t xml:space="preserve"> </w:t>
-      </w:r>
-      <w:proofErr w:type="spellStart"/>
-      <w:r>
-        <w:rPr>
-          <w:rFonts w:ascii="Times New Roman" w:hAnsi="Times New Roman" w:cs="Times New Roman"/>
-          <w:b/>
-          <w:bCs/>
-          <w:sz w:val="24"/>
-          <w:szCs w:val="24"/>
-        </w:rPr>
-        <w:t>Foundation</w:t>
-      </w:r>
-      <w:proofErr w:type="spellEnd"/>
+        <w:t xml:space="preserve"> Foundation</w:t>
+      </w:r>
       <w:r>
         <w:rPr>
           <w:rFonts w:ascii="Times New Roman" w:hAnsi="Times New Roman" w:cs="Times New Roman"/>
@@ -12664,7 +12542,7 @@
           <w:szCs w:val="36"/>
         </w:rPr>
       </w:pPr>
-      <w:bookmarkStart w:id="18" w:name="_Toc186146975"/>
+      <w:bookmarkStart w:id="18" w:name="_Toc186204971"/>
       <w:r>
         <w:rPr>
           <w:bCs/>
@@ -12727,14 +12605,14 @@
         <w:rPr>
           <w:b/>
         </w:rPr>
-        <w:t xml:space="preserve">А.С. </w:t>
+        <w:t xml:space="preserve">А.С. Бабичев, </w:t>
       </w:r>
       <w:proofErr w:type="spellStart"/>
       <w:r>
         <w:rPr>
           <w:b/>
         </w:rPr>
-        <w:t>Бабичев</w:t>
+        <w:t>И.В.Башлыков</w:t>
       </w:r>
       <w:proofErr w:type="spellEnd"/>
       <w:r>
@@ -12748,23 +12626,9 @@
         <w:rPr>
           <w:b/>
         </w:rPr>
-        <w:t>И.В.Башлыков</w:t>
+        <w:t>С.С.Завалин</w:t>
       </w:r>
       <w:proofErr w:type="spellEnd"/>
-      <w:r>
-        <w:rPr>
-          <w:b/>
-        </w:rPr>
-        <w:t xml:space="preserve">, </w:t>
-      </w:r>
-      <w:proofErr w:type="spellStart"/>
-      <w:r>
-        <w:rPr>
-          <w:b/>
-        </w:rPr>
-        <w:t>С.С.Завалин</w:t>
-      </w:r>
-      <w:proofErr w:type="spellEnd"/>
     </w:p>
     <w:p>
       <w:pPr>
@@ -12774,7 +12638,7 @@
           <w:bCs/>
         </w:rPr>
       </w:pPr>
-      <w:bookmarkStart w:id="19" w:name="_Toc186146976"/>
+      <w:bookmarkStart w:id="19" w:name="_Toc186204972"/>
       <w:r>
         <w:rPr>
           <w:rFonts w:ascii="Times New Roman" w:hAnsi="Times New Roman" w:cs="Times New Roman"/>
@@ -13013,7 +12877,7 @@
           <w:szCs w:val="32"/>
         </w:rPr>
       </w:pPr>
-      <w:bookmarkStart w:id="20" w:name="_Toc186146977"/>
+      <w:bookmarkStart w:id="20" w:name="_Toc186204973"/>
       <w:r>
         <w:rPr>
           <w:sz w:val="32"/>
@@ -13552,18 +13416,8 @@
           <w:sz w:val="28"/>
           <w:szCs w:val="28"/>
         </w:rPr>
-        <w:t xml:space="preserve">. </w:t>
-      </w:r>
-      <w:proofErr w:type="spellStart"/>
-      <w:r>
-        <w:rPr>
-          <w:rFonts w:ascii="Times New Roman" w:hAnsi="Times New Roman" w:cs="Times New Roman"/>
-          <w:sz w:val="28"/>
-          <w:szCs w:val="28"/>
-        </w:rPr>
-        <w:t>Web</w:t>
-      </w:r>
-      <w:proofErr w:type="spellEnd"/>
+        <w:t>. Web</w:t>
+      </w:r>
       <w:r>
         <w:rPr>
           <w:rFonts w:ascii="Times New Roman" w:hAnsi="Times New Roman" w:cs="Times New Roman"/>
@@ -13841,7 +13695,7 @@
           <w:szCs w:val="32"/>
         </w:rPr>
       </w:pPr>
-      <w:bookmarkStart w:id="21" w:name="_Toc186146978"/>
+      <w:bookmarkStart w:id="21" w:name="_Toc186204974"/>
       <w:r>
         <w:rPr>
           <w:sz w:val="32"/>
@@ -14930,7 +14784,7 @@
           <w:szCs w:val="32"/>
         </w:rPr>
       </w:pPr>
-      <w:bookmarkStart w:id="22" w:name="_Toc186146979"/>
+      <w:bookmarkStart w:id="22" w:name="_Toc186204975"/>
       <w:r>
         <w:rPr>
           <w:sz w:val="32"/>
@@ -15696,6 +15550,16 @@
         </w:rPr>
         <w:t>(</w:t>
       </w:r>
+      <w:r>
+        <w:rPr>
+          <w:rFonts w:ascii="Times New Roman" w:hAnsi="Times New Roman" w:cs="Times New Roman"/>
+          <w:b/>
+          <w:bCs/>
+          <w:sz w:val="24"/>
+          <w:szCs w:val="24"/>
+        </w:rPr>
+        <w:t>Model-View-</w:t>
+      </w:r>
       <w:proofErr w:type="spellStart"/>
       <w:r>
         <w:rPr>
@@ -15705,7 +15569,7 @@
           <w:sz w:val="24"/>
           <w:szCs w:val="24"/>
         </w:rPr>
-        <w:t>Model-View-ViewModel</w:t>
+        <w:t>ViewModel</w:t>
       </w:r>
       <w:proofErr w:type="spellEnd"/>
       <w:r>
@@ -15869,6 +15733,16 @@
           <w:szCs w:val="24"/>
         </w:rPr>
       </w:pPr>
+      <w:r>
+        <w:rPr>
+          <w:rFonts w:ascii="Times New Roman" w:hAnsi="Times New Roman" w:cs="Times New Roman"/>
+          <w:b/>
+          <w:bCs/>
+          <w:sz w:val="24"/>
+          <w:szCs w:val="24"/>
+        </w:rPr>
+        <w:t xml:space="preserve">Windows </w:t>
+      </w:r>
       <w:proofErr w:type="spellStart"/>
       <w:r>
         <w:rPr>
@@ -15878,7 +15752,7 @@
           <w:sz w:val="24"/>
           <w:szCs w:val="24"/>
         </w:rPr>
-        <w:t>Windows</w:t>
+        <w:t>Presentation</w:t>
       </w:r>
       <w:proofErr w:type="spellEnd"/>
       <w:r>
@@ -15889,42 +15763,8 @@
           <w:sz w:val="24"/>
           <w:szCs w:val="24"/>
         </w:rPr>
-        <w:t xml:space="preserve"> </w:t>
-      </w:r>
-      <w:proofErr w:type="spellStart"/>
-      <w:r>
-        <w:rPr>
-          <w:rFonts w:ascii="Times New Roman" w:hAnsi="Times New Roman" w:cs="Times New Roman"/>
-          <w:b/>
-          <w:bCs/>
-          <w:sz w:val="24"/>
-          <w:szCs w:val="24"/>
-        </w:rPr>
-        <w:t>Presentation</w:t>
-      </w:r>
-      <w:proofErr w:type="spellEnd"/>
-      <w:r>
-        <w:rPr>
-          <w:rFonts w:ascii="Times New Roman" w:hAnsi="Times New Roman" w:cs="Times New Roman"/>
-          <w:b/>
-          <w:bCs/>
-          <w:sz w:val="24"/>
-          <w:szCs w:val="24"/>
-        </w:rPr>
-        <w:t xml:space="preserve"> </w:t>
-      </w:r>
-      <w:proofErr w:type="spellStart"/>
-      <w:r>
-        <w:rPr>
-          <w:rFonts w:ascii="Times New Roman" w:hAnsi="Times New Roman" w:cs="Times New Roman"/>
-          <w:b/>
-          <w:bCs/>
-          <w:sz w:val="24"/>
-          <w:szCs w:val="24"/>
-        </w:rPr>
-        <w:t>Foundation</w:t>
-      </w:r>
-      <w:proofErr w:type="spellEnd"/>
+        <w:t xml:space="preserve"> Foundation</w:t>
+      </w:r>
       <w:r>
         <w:rPr>
           <w:rFonts w:ascii="Times New Roman" w:hAnsi="Times New Roman" w:cs="Times New Roman"/>
@@ -15991,7 +15831,7 @@
           <w:szCs w:val="36"/>
         </w:rPr>
       </w:pPr>
-      <w:bookmarkStart w:id="23" w:name="_Toc186146980"/>
+      <w:bookmarkStart w:id="23" w:name="_Toc186204976"/>
       <w:r>
         <w:rPr>
           <w:sz w:val="36"/>
@@ -16011,7 +15851,7 @@
           <w:szCs w:val="32"/>
         </w:rPr>
       </w:pPr>
-      <w:bookmarkStart w:id="24" w:name="_Toc186146981"/>
+      <w:bookmarkStart w:id="24" w:name="_Toc186204977"/>
       <w:r>
         <w:rPr>
           <w:sz w:val="32"/>
@@ -16398,15 +16238,15 @@
         <w:rPr>
           <w:sz w:val="32"/>
           <w:szCs w:val="32"/>
-          <w:lang w:val="en-US" w:eastAsia="ja-JP"/>
-        </w:rPr>
-      </w:pPr>
-      <w:bookmarkStart w:id="25" w:name="_Toc186146982"/>
+          <w:lang w:eastAsia="ja-JP"/>
+        </w:rPr>
+      </w:pPr>
+      <w:bookmarkStart w:id="25" w:name="_Toc186204978"/>
       <w:r>
         <w:rPr>
           <w:sz w:val="32"/>
           <w:szCs w:val="32"/>
-          <w:lang w:val="en-US" w:eastAsia="ja-JP"/>
+          <w:lang w:eastAsia="ja-JP"/>
         </w:rPr>
         <w:t>2</w:t>
       </w:r>
@@ -16414,7 +16254,7 @@
         <w:rPr>
           <w:sz w:val="32"/>
           <w:szCs w:val="32"/>
-          <w:lang w:val="en-US" w:eastAsia="ja-JP"/>
+          <w:lang w:eastAsia="ja-JP"/>
         </w:rPr>
         <w:t xml:space="preserve">. </w:t>
       </w:r>
@@ -16431,31 +16271,27 @@
     <w:p>
       <w:pPr>
         <w:rPr>
-          <w:rFonts w:ascii="Times New Roman" w:hAnsi="Times New Roman" w:cs="Times New Roman"/>
-          <w:sz w:val="28"/>
-          <w:szCs w:val="28"/>
-          <w:lang w:val="en-US" w:eastAsia="ja-JP"/>
-        </w:rPr>
-      </w:pPr>
-      <w:proofErr w:type="gramStart"/>
-      <w:r>
-        <w:rPr>
-          <w:rFonts w:ascii="Times New Roman" w:hAnsi="Times New Roman" w:cs="Times New Roman"/>
-          <w:sz w:val="28"/>
-          <w:szCs w:val="28"/>
-          <w:lang w:val="en-US" w:eastAsia="ja-JP"/>
-        </w:rPr>
-        <w:t>public</w:t>
-      </w:r>
-      <w:proofErr w:type="gramEnd"/>
-      <w:r>
-        <w:rPr>
-          <w:rFonts w:ascii="Times New Roman" w:hAnsi="Times New Roman" w:cs="Times New Roman"/>
-          <w:sz w:val="28"/>
-          <w:szCs w:val="28"/>
-          <w:lang w:val="en-US" w:eastAsia="ja-JP"/>
-        </w:rPr>
-        <w:t xml:space="preserve"> interface </w:t>
+          <w:lang w:eastAsia="ja-JP"/>
+        </w:rPr>
+      </w:pPr>
+    </w:p>
+    <w:p>
+      <w:pPr>
+        <w:rPr>
+          <w:rFonts w:ascii="Times New Roman" w:hAnsi="Times New Roman" w:cs="Times New Roman"/>
+          <w:sz w:val="28"/>
+          <w:szCs w:val="28"/>
+          <w:lang w:eastAsia="ja-JP"/>
+        </w:rPr>
+      </w:pPr>
+      <w:r>
+        <w:rPr>
+          <w:rFonts w:ascii="Times New Roman" w:hAnsi="Times New Roman" w:cs="Times New Roman"/>
+          <w:sz w:val="28"/>
+          <w:szCs w:val="28"/>
+          <w:lang w:eastAsia="ja-JP"/>
+        </w:rPr>
+        <w:t xml:space="preserve">Основные подробности реализации связи, БД и таблиц можно посмотреть в репозитории </w:t>
       </w:r>
       <w:proofErr w:type="spellStart"/>
       <w:r>
@@ -16465,6 +16301,83 @@
           <w:szCs w:val="28"/>
           <w:lang w:val="en-US" w:eastAsia="ja-JP"/>
         </w:rPr>
+        <w:t>github</w:t>
+      </w:r>
+      <w:proofErr w:type="spellEnd"/>
+      <w:r>
+        <w:rPr>
+          <w:rFonts w:ascii="Times New Roman" w:hAnsi="Times New Roman" w:cs="Times New Roman"/>
+          <w:sz w:val="28"/>
+          <w:szCs w:val="28"/>
+          <w:lang w:eastAsia="ja-JP"/>
+        </w:rPr>
+        <w:t xml:space="preserve">: </w:t>
+      </w:r>
+      <w:proofErr w:type="spellStart"/>
+      <w:r>
+        <w:rPr>
+          <w:rFonts w:ascii="Times New Roman" w:hAnsi="Times New Roman" w:cs="Times New Roman"/>
+          <w:sz w:val="28"/>
+          <w:szCs w:val="28"/>
+          <w:lang w:eastAsia="ja-JP"/>
+        </w:rPr>
+        <w:t>TestTask</w:t>
+      </w:r>
+      <w:proofErr w:type="spellEnd"/>
+      <w:r>
+        <w:rPr>
+          <w:rFonts w:ascii="Times New Roman" w:hAnsi="Times New Roman" w:cs="Times New Roman"/>
+          <w:sz w:val="28"/>
+          <w:szCs w:val="28"/>
+          <w:lang w:eastAsia="ja-JP"/>
+        </w:rPr>
+        <w:t>/Data/</w:t>
+      </w:r>
+      <w:proofErr w:type="spellStart"/>
+      <w:r>
+        <w:rPr>
+          <w:rFonts w:ascii="Times New Roman" w:hAnsi="Times New Roman" w:cs="Times New Roman"/>
+          <w:sz w:val="28"/>
+          <w:szCs w:val="28"/>
+          <w:lang w:eastAsia="ja-JP"/>
+        </w:rPr>
+        <w:t>Migrations</w:t>
+      </w:r>
+      <w:proofErr w:type="spellEnd"/>
+    </w:p>
+    <w:p>
+      <w:pPr>
+        <w:rPr>
+          <w:lang w:eastAsia="ja-JP"/>
+        </w:rPr>
+      </w:pPr>
+    </w:p>
+    <w:p>
+      <w:pPr>
+        <w:rPr>
+          <w:rFonts w:ascii="Times New Roman" w:hAnsi="Times New Roman" w:cs="Times New Roman"/>
+          <w:sz w:val="28"/>
+          <w:szCs w:val="28"/>
+          <w:lang w:val="en-US" w:eastAsia="ja-JP"/>
+        </w:rPr>
+      </w:pPr>
+      <w:r>
+        <w:rPr>
+          <w:rFonts w:ascii="Times New Roman" w:hAnsi="Times New Roman" w:cs="Times New Roman"/>
+          <w:sz w:val="28"/>
+          <w:szCs w:val="28"/>
+          <w:lang w:val="en-US" w:eastAsia="ja-JP"/>
+        </w:rPr>
+        <w:t xml:space="preserve">public interface </w:t>
+      </w:r>
+      <w:proofErr w:type="spellStart"/>
+      <w:r>
+        <w:rPr>
+          <w:rFonts w:ascii="Times New Roman" w:hAnsi="Times New Roman" w:cs="Times New Roman"/>
+          <w:sz w:val="28"/>
+          <w:szCs w:val="28"/>
+          <w:lang w:val="en-US" w:eastAsia="ja-JP"/>
+        </w:rPr>
         <w:t>IMedicineService</w:t>
       </w:r>
       <w:proofErr w:type="spellEnd"/>
@@ -16505,6 +16418,7 @@
           <w:szCs w:val="28"/>
           <w:lang w:val="en-US" w:eastAsia="ja-JP"/>
         </w:rPr>
+        <w:lastRenderedPageBreak/>
         <w:t>{</w:t>
       </w:r>
     </w:p>
@@ -16524,60 +16438,38 @@
           <w:szCs w:val="28"/>
           <w:lang w:val="en-US" w:eastAsia="ja-JP"/>
         </w:rPr>
-        <w:t xml:space="preserve">    Medicine </w:t>
-      </w:r>
-      <w:proofErr w:type="gramStart"/>
-      <w:r>
-        <w:rPr>
-          <w:rFonts w:ascii="Times New Roman" w:hAnsi="Times New Roman" w:cs="Times New Roman"/>
-          <w:sz w:val="28"/>
-          <w:szCs w:val="28"/>
-          <w:lang w:val="en-US" w:eastAsia="ja-JP"/>
-        </w:rPr>
-        <w:t>Get(</w:t>
-      </w:r>
-      <w:proofErr w:type="gramEnd"/>
-      <w:r>
-        <w:rPr>
-          <w:rFonts w:ascii="Times New Roman" w:hAnsi="Times New Roman" w:cs="Times New Roman"/>
-          <w:sz w:val="28"/>
-          <w:szCs w:val="28"/>
-          <w:lang w:val="en-US" w:eastAsia="ja-JP"/>
-        </w:rPr>
-        <w:t>int id);</w:t>
-      </w:r>
-    </w:p>
-    <w:p>
-      <w:pPr>
-        <w:rPr>
-          <w:rFonts w:ascii="Times New Roman" w:hAnsi="Times New Roman" w:cs="Times New Roman"/>
-          <w:sz w:val="28"/>
-          <w:szCs w:val="28"/>
-          <w:lang w:val="en-US" w:eastAsia="ja-JP"/>
-        </w:rPr>
-      </w:pPr>
-    </w:p>
-    <w:p>
-      <w:pPr>
-        <w:rPr>
-          <w:rFonts w:ascii="Times New Roman" w:hAnsi="Times New Roman" w:cs="Times New Roman"/>
-          <w:sz w:val="28"/>
-          <w:szCs w:val="28"/>
-          <w:lang w:val="en-US" w:eastAsia="ja-JP"/>
-        </w:rPr>
-      </w:pPr>
-      <w:r>
-        <w:rPr>
-          <w:rFonts w:ascii="Times New Roman" w:hAnsi="Times New Roman" w:cs="Times New Roman"/>
-          <w:sz w:val="28"/>
-          <w:szCs w:val="28"/>
-          <w:lang w:val="en-US" w:eastAsia="ja-JP"/>
-        </w:rPr>
-        <w:lastRenderedPageBreak/>
+        <w:t xml:space="preserve">    Medicine Get(int id);</w:t>
+      </w:r>
+    </w:p>
+    <w:p>
+      <w:pPr>
+        <w:rPr>
+          <w:rFonts w:ascii="Times New Roman" w:hAnsi="Times New Roman" w:cs="Times New Roman"/>
+          <w:sz w:val="28"/>
+          <w:szCs w:val="28"/>
+          <w:lang w:val="en-US" w:eastAsia="ja-JP"/>
+        </w:rPr>
+      </w:pPr>
+    </w:p>
+    <w:p>
+      <w:pPr>
+        <w:rPr>
+          <w:rFonts w:ascii="Times New Roman" w:hAnsi="Times New Roman" w:cs="Times New Roman"/>
+          <w:sz w:val="28"/>
+          <w:szCs w:val="28"/>
+          <w:lang w:val="en-US" w:eastAsia="ja-JP"/>
+        </w:rPr>
+      </w:pPr>
+      <w:r>
+        <w:rPr>
+          <w:rFonts w:ascii="Times New Roman" w:hAnsi="Times New Roman" w:cs="Times New Roman"/>
+          <w:sz w:val="28"/>
+          <w:szCs w:val="28"/>
+          <w:lang w:val="en-US" w:eastAsia="ja-JP"/>
+        </w:rPr>
         <w:t xml:space="preserve">    Task&lt;Medicine&gt; </w:t>
       </w:r>
       <w:proofErr w:type="spellStart"/>
-      <w:proofErr w:type="gramStart"/>
       <w:r>
         <w:rPr>
           <w:rFonts w:ascii="Times New Roman" w:hAnsi="Times New Roman" w:cs="Times New Roman"/>
@@ -16595,796 +16487,662 @@
           <w:szCs w:val="28"/>
           <w:lang w:val="en-US" w:eastAsia="ja-JP"/>
         </w:rPr>
+        <w:t>(int id);</w:t>
+      </w:r>
+    </w:p>
+    <w:p>
+      <w:pPr>
+        <w:rPr>
+          <w:rFonts w:ascii="Times New Roman" w:hAnsi="Times New Roman" w:cs="Times New Roman"/>
+          <w:sz w:val="28"/>
+          <w:szCs w:val="28"/>
+          <w:lang w:val="en-US" w:eastAsia="ja-JP"/>
+        </w:rPr>
+      </w:pPr>
+    </w:p>
+    <w:p>
+      <w:pPr>
+        <w:rPr>
+          <w:rFonts w:ascii="Times New Roman" w:hAnsi="Times New Roman" w:cs="Times New Roman"/>
+          <w:sz w:val="28"/>
+          <w:szCs w:val="28"/>
+          <w:lang w:val="en-US" w:eastAsia="ja-JP"/>
+        </w:rPr>
+      </w:pPr>
+      <w:r>
+        <w:rPr>
+          <w:rFonts w:ascii="Times New Roman" w:hAnsi="Times New Roman" w:cs="Times New Roman"/>
+          <w:sz w:val="28"/>
+          <w:szCs w:val="28"/>
+          <w:lang w:val="en-US" w:eastAsia="ja-JP"/>
+        </w:rPr>
+        <w:t xml:space="preserve">    Medicine[] </w:t>
+      </w:r>
+      <w:proofErr w:type="spellStart"/>
+      <w:r>
+        <w:rPr>
+          <w:rFonts w:ascii="Times New Roman" w:hAnsi="Times New Roman" w:cs="Times New Roman"/>
+          <w:sz w:val="28"/>
+          <w:szCs w:val="28"/>
+          <w:lang w:val="en-US" w:eastAsia="ja-JP"/>
+        </w:rPr>
+        <w:t>GetAll</w:t>
+      </w:r>
+      <w:proofErr w:type="spellEnd"/>
+      <w:r>
+        <w:rPr>
+          <w:rFonts w:ascii="Times New Roman" w:hAnsi="Times New Roman" w:cs="Times New Roman"/>
+          <w:sz w:val="28"/>
+          <w:szCs w:val="28"/>
+          <w:lang w:val="en-US" w:eastAsia="ja-JP"/>
+        </w:rPr>
+        <w:t>();</w:t>
+      </w:r>
+    </w:p>
+    <w:p>
+      <w:pPr>
+        <w:rPr>
+          <w:rFonts w:ascii="Times New Roman" w:hAnsi="Times New Roman" w:cs="Times New Roman"/>
+          <w:sz w:val="28"/>
+          <w:szCs w:val="28"/>
+          <w:lang w:val="en-US" w:eastAsia="ja-JP"/>
+        </w:rPr>
+      </w:pPr>
+    </w:p>
+    <w:p>
+      <w:pPr>
+        <w:rPr>
+          <w:rFonts w:ascii="Times New Roman" w:hAnsi="Times New Roman" w:cs="Times New Roman"/>
+          <w:sz w:val="28"/>
+          <w:szCs w:val="28"/>
+          <w:lang w:eastAsia="ja-JP"/>
+        </w:rPr>
+      </w:pPr>
+      <w:r>
+        <w:rPr>
+          <w:rFonts w:ascii="Times New Roman" w:hAnsi="Times New Roman" w:cs="Times New Roman"/>
+          <w:sz w:val="28"/>
+          <w:szCs w:val="28"/>
+          <w:lang w:val="en-US" w:eastAsia="ja-JP"/>
+        </w:rPr>
+        <w:t xml:space="preserve">    void </w:t>
+      </w:r>
+      <w:proofErr w:type="spellStart"/>
+      <w:r>
+        <w:rPr>
+          <w:rFonts w:ascii="Times New Roman" w:hAnsi="Times New Roman" w:cs="Times New Roman"/>
+          <w:sz w:val="28"/>
+          <w:szCs w:val="28"/>
+          <w:lang w:val="en-US" w:eastAsia="ja-JP"/>
+        </w:rPr>
+        <w:t>UpdateMedicine</w:t>
+      </w:r>
+      <w:proofErr w:type="spellEnd"/>
+      <w:r>
+        <w:rPr>
+          <w:rFonts w:ascii="Times New Roman" w:hAnsi="Times New Roman" w:cs="Times New Roman"/>
+          <w:sz w:val="28"/>
+          <w:szCs w:val="28"/>
+          <w:lang w:val="en-US" w:eastAsia="ja-JP"/>
+        </w:rPr>
+        <w:t xml:space="preserve">(int id, string name, string description, double price, int </w:t>
+      </w:r>
+      <w:proofErr w:type="spellStart"/>
+      <w:r>
+        <w:rPr>
+          <w:rFonts w:ascii="Times New Roman" w:hAnsi="Times New Roman" w:cs="Times New Roman"/>
+          <w:sz w:val="28"/>
+          <w:szCs w:val="28"/>
+          <w:lang w:val="en-US" w:eastAsia="ja-JP"/>
+        </w:rPr>
+        <w:t>supplierId</w:t>
+      </w:r>
+      <w:proofErr w:type="spellEnd"/>
+      <w:r>
+        <w:rPr>
+          <w:rFonts w:ascii="Times New Roman" w:hAnsi="Times New Roman" w:cs="Times New Roman"/>
+          <w:sz w:val="28"/>
+          <w:szCs w:val="28"/>
+          <w:lang w:val="en-US" w:eastAsia="ja-JP"/>
+        </w:rPr>
+        <w:t xml:space="preserve">); </w:t>
+      </w:r>
+      <w:r>
+        <w:rPr>
+          <w:rFonts w:ascii="Times New Roman" w:hAnsi="Times New Roman" w:cs="Times New Roman"/>
+          <w:sz w:val="28"/>
+          <w:szCs w:val="28"/>
+          <w:lang w:val="en-US" w:eastAsia="ja-JP"/>
+        </w:rPr>
+        <w:t>#</w:t>
+      </w:r>
+      <w:r>
+        <w:rPr>
+          <w:lang w:val="en-US"/>
+        </w:rPr>
+        <w:t xml:space="preserve"> </w:t>
+      </w:r>
+      <w:proofErr w:type="spellStart"/>
+      <w:r>
+        <w:rPr>
+          <w:rFonts w:ascii="Times New Roman" w:hAnsi="Times New Roman" w:cs="Times New Roman"/>
+          <w:sz w:val="28"/>
+          <w:szCs w:val="28"/>
+          <w:lang w:val="en-US" w:eastAsia="ja-JP"/>
+        </w:rPr>
+        <w:t>Эта</w:t>
+      </w:r>
+      <w:proofErr w:type="spellEnd"/>
+      <w:r>
+        <w:rPr>
+          <w:rFonts w:ascii="Times New Roman" w:hAnsi="Times New Roman" w:cs="Times New Roman"/>
+          <w:sz w:val="28"/>
+          <w:szCs w:val="28"/>
+          <w:lang w:val="en-US" w:eastAsia="ja-JP"/>
+        </w:rPr>
+        <w:t xml:space="preserve"> </w:t>
+      </w:r>
+      <w:proofErr w:type="spellStart"/>
+      <w:r>
+        <w:rPr>
+          <w:rFonts w:ascii="Times New Roman" w:hAnsi="Times New Roman" w:cs="Times New Roman"/>
+          <w:sz w:val="28"/>
+          <w:szCs w:val="28"/>
+          <w:lang w:val="en-US" w:eastAsia="ja-JP"/>
+        </w:rPr>
+        <w:t>функция</w:t>
+      </w:r>
+      <w:proofErr w:type="spellEnd"/>
+      <w:r>
+        <w:rPr>
+          <w:rFonts w:ascii="Times New Roman" w:hAnsi="Times New Roman" w:cs="Times New Roman"/>
+          <w:sz w:val="28"/>
+          <w:szCs w:val="28"/>
+          <w:lang w:val="en-US" w:eastAsia="ja-JP"/>
+        </w:rPr>
+        <w:t xml:space="preserve"> </w:t>
+      </w:r>
+      <w:proofErr w:type="spellStart"/>
+      <w:r>
+        <w:rPr>
+          <w:rFonts w:ascii="Times New Roman" w:hAnsi="Times New Roman" w:cs="Times New Roman"/>
+          <w:sz w:val="28"/>
+          <w:szCs w:val="28"/>
+          <w:lang w:val="en-US" w:eastAsia="ja-JP"/>
+        </w:rPr>
+        <w:t>обновляет</w:t>
+      </w:r>
+      <w:proofErr w:type="spellEnd"/>
+      <w:r>
+        <w:rPr>
+          <w:rFonts w:ascii="Times New Roman" w:hAnsi="Times New Roman" w:cs="Times New Roman"/>
+          <w:sz w:val="28"/>
+          <w:szCs w:val="28"/>
+          <w:lang w:val="en-US" w:eastAsia="ja-JP"/>
+        </w:rPr>
+        <w:t xml:space="preserve"> </w:t>
+      </w:r>
+      <w:proofErr w:type="spellStart"/>
+      <w:r>
+        <w:rPr>
+          <w:rFonts w:ascii="Times New Roman" w:hAnsi="Times New Roman" w:cs="Times New Roman"/>
+          <w:sz w:val="28"/>
+          <w:szCs w:val="28"/>
+          <w:lang w:val="en-US" w:eastAsia="ja-JP"/>
+        </w:rPr>
+        <w:t>информацию</w:t>
+      </w:r>
+      <w:proofErr w:type="spellEnd"/>
+      <w:r>
+        <w:rPr>
+          <w:rFonts w:ascii="Times New Roman" w:hAnsi="Times New Roman" w:cs="Times New Roman"/>
+          <w:sz w:val="28"/>
+          <w:szCs w:val="28"/>
+          <w:lang w:val="en-US" w:eastAsia="ja-JP"/>
+        </w:rPr>
+        <w:t xml:space="preserve"> о </w:t>
+      </w:r>
+      <w:proofErr w:type="spellStart"/>
+      <w:r>
+        <w:rPr>
+          <w:rFonts w:ascii="Times New Roman" w:hAnsi="Times New Roman" w:cs="Times New Roman"/>
+          <w:sz w:val="28"/>
+          <w:szCs w:val="28"/>
+          <w:lang w:val="en-US" w:eastAsia="ja-JP"/>
+        </w:rPr>
+        <w:t>существующем</w:t>
+      </w:r>
+      <w:proofErr w:type="spellEnd"/>
+      <w:r>
+        <w:rPr>
+          <w:rFonts w:ascii="Times New Roman" w:hAnsi="Times New Roman" w:cs="Times New Roman"/>
+          <w:sz w:val="28"/>
+          <w:szCs w:val="28"/>
+          <w:lang w:val="en-US" w:eastAsia="ja-JP"/>
+        </w:rPr>
+        <w:t xml:space="preserve"> </w:t>
+      </w:r>
+      <w:proofErr w:type="spellStart"/>
+      <w:r>
+        <w:rPr>
+          <w:rFonts w:ascii="Times New Roman" w:hAnsi="Times New Roman" w:cs="Times New Roman"/>
+          <w:sz w:val="28"/>
+          <w:szCs w:val="28"/>
+          <w:lang w:val="en-US" w:eastAsia="ja-JP"/>
+        </w:rPr>
+        <w:t>лекарственном</w:t>
+      </w:r>
+      <w:proofErr w:type="spellEnd"/>
+      <w:r>
+        <w:rPr>
+          <w:rFonts w:ascii="Times New Roman" w:hAnsi="Times New Roman" w:cs="Times New Roman"/>
+          <w:sz w:val="28"/>
+          <w:szCs w:val="28"/>
+          <w:lang w:val="en-US" w:eastAsia="ja-JP"/>
+        </w:rPr>
+        <w:t xml:space="preserve"> </w:t>
+      </w:r>
+      <w:proofErr w:type="spellStart"/>
+      <w:r>
+        <w:rPr>
+          <w:rFonts w:ascii="Times New Roman" w:hAnsi="Times New Roman" w:cs="Times New Roman"/>
+          <w:sz w:val="28"/>
+          <w:szCs w:val="28"/>
+          <w:lang w:val="en-US" w:eastAsia="ja-JP"/>
+        </w:rPr>
+        <w:t>препарате</w:t>
+      </w:r>
+      <w:proofErr w:type="spellEnd"/>
+      <w:r>
+        <w:rPr>
+          <w:rFonts w:ascii="Times New Roman" w:hAnsi="Times New Roman" w:cs="Times New Roman"/>
+          <w:sz w:val="28"/>
+          <w:szCs w:val="28"/>
+          <w:lang w:val="en-US" w:eastAsia="ja-JP"/>
+        </w:rPr>
+        <w:t xml:space="preserve"> в </w:t>
+      </w:r>
+      <w:proofErr w:type="spellStart"/>
+      <w:r>
+        <w:rPr>
+          <w:rFonts w:ascii="Times New Roman" w:hAnsi="Times New Roman" w:cs="Times New Roman"/>
+          <w:sz w:val="28"/>
+          <w:szCs w:val="28"/>
+          <w:lang w:val="en-US" w:eastAsia="ja-JP"/>
+        </w:rPr>
+        <w:t>базе</w:t>
+      </w:r>
+      <w:proofErr w:type="spellEnd"/>
+      <w:r>
+        <w:rPr>
+          <w:rFonts w:ascii="Times New Roman" w:hAnsi="Times New Roman" w:cs="Times New Roman"/>
+          <w:sz w:val="28"/>
+          <w:szCs w:val="28"/>
+          <w:lang w:val="en-US" w:eastAsia="ja-JP"/>
+        </w:rPr>
+        <w:t xml:space="preserve"> </w:t>
+      </w:r>
+      <w:proofErr w:type="spellStart"/>
+      <w:r>
+        <w:rPr>
+          <w:rFonts w:ascii="Times New Roman" w:hAnsi="Times New Roman" w:cs="Times New Roman"/>
+          <w:sz w:val="28"/>
+          <w:szCs w:val="28"/>
+          <w:lang w:val="en-US" w:eastAsia="ja-JP"/>
+        </w:rPr>
+        <w:t>данных</w:t>
+      </w:r>
+      <w:proofErr w:type="spellEnd"/>
+      <w:r>
+        <w:rPr>
+          <w:rFonts w:ascii="Times New Roman" w:hAnsi="Times New Roman" w:cs="Times New Roman"/>
+          <w:sz w:val="28"/>
+          <w:szCs w:val="28"/>
+          <w:lang w:val="en-US" w:eastAsia="ja-JP"/>
+        </w:rPr>
+        <w:t xml:space="preserve">. </w:t>
+      </w:r>
+      <w:r>
+        <w:rPr>
+          <w:rFonts w:ascii="Times New Roman" w:hAnsi="Times New Roman" w:cs="Times New Roman"/>
+          <w:sz w:val="28"/>
+          <w:szCs w:val="28"/>
+          <w:lang w:eastAsia="ja-JP"/>
+        </w:rPr>
+        <w:t xml:space="preserve">Она принимает идентификатор препарата, новое имя, описание, цену и идентификатор поставщика, после чего обновляет соответствующую запись.  </w:t>
+      </w:r>
+    </w:p>
+    <w:p>
+      <w:pPr>
+        <w:rPr>
+          <w:rFonts w:ascii="Times New Roman" w:hAnsi="Times New Roman" w:cs="Times New Roman"/>
+          <w:sz w:val="28"/>
+          <w:szCs w:val="28"/>
+          <w:lang w:eastAsia="ja-JP"/>
+        </w:rPr>
+      </w:pPr>
+    </w:p>
+    <w:p>
+      <w:pPr>
+        <w:rPr>
+          <w:rFonts w:ascii="Times New Roman" w:hAnsi="Times New Roman" w:cs="Times New Roman"/>
+          <w:sz w:val="28"/>
+          <w:szCs w:val="28"/>
+          <w:lang w:eastAsia="ja-JP"/>
+        </w:rPr>
+      </w:pPr>
+      <w:r>
+        <w:rPr>
+          <w:rFonts w:ascii="Times New Roman" w:hAnsi="Times New Roman" w:cs="Times New Roman"/>
+          <w:sz w:val="28"/>
+          <w:szCs w:val="28"/>
+          <w:lang w:eastAsia="ja-JP"/>
+        </w:rPr>
+        <w:t xml:space="preserve">    </w:t>
+      </w:r>
+      <w:r>
+        <w:rPr>
+          <w:rFonts w:ascii="Times New Roman" w:hAnsi="Times New Roman" w:cs="Times New Roman"/>
+          <w:sz w:val="28"/>
+          <w:szCs w:val="28"/>
+          <w:lang w:val="en-US" w:eastAsia="ja-JP"/>
+        </w:rPr>
+        <w:t xml:space="preserve">Medicine </w:t>
+      </w:r>
+      <w:proofErr w:type="spellStart"/>
+      <w:r>
+        <w:rPr>
+          <w:rFonts w:ascii="Times New Roman" w:hAnsi="Times New Roman" w:cs="Times New Roman"/>
+          <w:sz w:val="28"/>
+          <w:szCs w:val="28"/>
+          <w:lang w:val="en-US" w:eastAsia="ja-JP"/>
+        </w:rPr>
+        <w:t>AddMedicine</w:t>
+      </w:r>
+      <w:proofErr w:type="spellEnd"/>
+      <w:r>
+        <w:rPr>
+          <w:rFonts w:ascii="Times New Roman" w:hAnsi="Times New Roman" w:cs="Times New Roman"/>
+          <w:sz w:val="28"/>
+          <w:szCs w:val="28"/>
+          <w:lang w:val="en-US" w:eastAsia="ja-JP"/>
+        </w:rPr>
+        <w:t xml:space="preserve">(string name, string description, double price, int </w:t>
+      </w:r>
+      <w:proofErr w:type="spellStart"/>
+      <w:r>
+        <w:rPr>
+          <w:rFonts w:ascii="Times New Roman" w:hAnsi="Times New Roman" w:cs="Times New Roman"/>
+          <w:sz w:val="28"/>
+          <w:szCs w:val="28"/>
+          <w:lang w:val="en-US" w:eastAsia="ja-JP"/>
+        </w:rPr>
+        <w:t>supplierId</w:t>
+      </w:r>
+      <w:proofErr w:type="spellEnd"/>
+      <w:r>
+        <w:rPr>
+          <w:rFonts w:ascii="Times New Roman" w:hAnsi="Times New Roman" w:cs="Times New Roman"/>
+          <w:sz w:val="28"/>
+          <w:szCs w:val="28"/>
+          <w:lang w:val="en-US" w:eastAsia="ja-JP"/>
+        </w:rPr>
+        <w:t>);</w:t>
+      </w:r>
+      <w:r>
+        <w:rPr>
+          <w:rFonts w:ascii="Times New Roman" w:hAnsi="Times New Roman" w:cs="Times New Roman"/>
+          <w:sz w:val="28"/>
+          <w:szCs w:val="28"/>
+          <w:lang w:val="en-US" w:eastAsia="ja-JP"/>
+        </w:rPr>
+        <w:t xml:space="preserve"> #</w:t>
+      </w:r>
+      <w:r>
+        <w:rPr>
+          <w:lang w:val="en-US"/>
+        </w:rPr>
+        <w:t xml:space="preserve"> </w:t>
+      </w:r>
+      <w:proofErr w:type="spellStart"/>
+      <w:r>
+        <w:rPr>
+          <w:rFonts w:ascii="Times New Roman" w:hAnsi="Times New Roman" w:cs="Times New Roman"/>
+          <w:sz w:val="28"/>
+          <w:szCs w:val="28"/>
+          <w:lang w:val="en-US" w:eastAsia="ja-JP"/>
+        </w:rPr>
+        <w:t>Эта</w:t>
+      </w:r>
+      <w:proofErr w:type="spellEnd"/>
+      <w:r>
+        <w:rPr>
+          <w:rFonts w:ascii="Times New Roman" w:hAnsi="Times New Roman" w:cs="Times New Roman"/>
+          <w:sz w:val="28"/>
+          <w:szCs w:val="28"/>
+          <w:lang w:val="en-US" w:eastAsia="ja-JP"/>
+        </w:rPr>
+        <w:t xml:space="preserve"> </w:t>
+      </w:r>
+      <w:proofErr w:type="spellStart"/>
+      <w:r>
+        <w:rPr>
+          <w:rFonts w:ascii="Times New Roman" w:hAnsi="Times New Roman" w:cs="Times New Roman"/>
+          <w:sz w:val="28"/>
+          <w:szCs w:val="28"/>
+          <w:lang w:val="en-US" w:eastAsia="ja-JP"/>
+        </w:rPr>
+        <w:t>функция</w:t>
+      </w:r>
+      <w:proofErr w:type="spellEnd"/>
+      <w:r>
+        <w:rPr>
+          <w:rFonts w:ascii="Times New Roman" w:hAnsi="Times New Roman" w:cs="Times New Roman"/>
+          <w:sz w:val="28"/>
+          <w:szCs w:val="28"/>
+          <w:lang w:val="en-US" w:eastAsia="ja-JP"/>
+        </w:rPr>
+        <w:t xml:space="preserve"> </w:t>
+      </w:r>
+      <w:proofErr w:type="spellStart"/>
+      <w:r>
+        <w:rPr>
+          <w:rFonts w:ascii="Times New Roman" w:hAnsi="Times New Roman" w:cs="Times New Roman"/>
+          <w:sz w:val="28"/>
+          <w:szCs w:val="28"/>
+          <w:lang w:val="en-US" w:eastAsia="ja-JP"/>
+        </w:rPr>
+        <w:t>добавляет</w:t>
+      </w:r>
+      <w:proofErr w:type="spellEnd"/>
+      <w:r>
+        <w:rPr>
+          <w:rFonts w:ascii="Times New Roman" w:hAnsi="Times New Roman" w:cs="Times New Roman"/>
+          <w:sz w:val="28"/>
+          <w:szCs w:val="28"/>
+          <w:lang w:val="en-US" w:eastAsia="ja-JP"/>
+        </w:rPr>
+        <w:t xml:space="preserve"> </w:t>
+      </w:r>
+      <w:proofErr w:type="spellStart"/>
+      <w:r>
+        <w:rPr>
+          <w:rFonts w:ascii="Times New Roman" w:hAnsi="Times New Roman" w:cs="Times New Roman"/>
+          <w:sz w:val="28"/>
+          <w:szCs w:val="28"/>
+          <w:lang w:val="en-US" w:eastAsia="ja-JP"/>
+        </w:rPr>
+        <w:t>новый</w:t>
+      </w:r>
+      <w:proofErr w:type="spellEnd"/>
+      <w:r>
+        <w:rPr>
+          <w:rFonts w:ascii="Times New Roman" w:hAnsi="Times New Roman" w:cs="Times New Roman"/>
+          <w:sz w:val="28"/>
+          <w:szCs w:val="28"/>
+          <w:lang w:val="en-US" w:eastAsia="ja-JP"/>
+        </w:rPr>
+        <w:t xml:space="preserve"> </w:t>
+      </w:r>
+      <w:proofErr w:type="spellStart"/>
+      <w:r>
+        <w:rPr>
+          <w:rFonts w:ascii="Times New Roman" w:hAnsi="Times New Roman" w:cs="Times New Roman"/>
+          <w:sz w:val="28"/>
+          <w:szCs w:val="28"/>
+          <w:lang w:val="en-US" w:eastAsia="ja-JP"/>
+        </w:rPr>
+        <w:t>лекарственный</w:t>
+      </w:r>
+      <w:proofErr w:type="spellEnd"/>
+      <w:r>
+        <w:rPr>
+          <w:rFonts w:ascii="Times New Roman" w:hAnsi="Times New Roman" w:cs="Times New Roman"/>
+          <w:sz w:val="28"/>
+          <w:szCs w:val="28"/>
+          <w:lang w:val="en-US" w:eastAsia="ja-JP"/>
+        </w:rPr>
+        <w:t xml:space="preserve"> </w:t>
+      </w:r>
+      <w:proofErr w:type="spellStart"/>
+      <w:r>
+        <w:rPr>
+          <w:rFonts w:ascii="Times New Roman" w:hAnsi="Times New Roman" w:cs="Times New Roman"/>
+          <w:sz w:val="28"/>
+          <w:szCs w:val="28"/>
+          <w:lang w:val="en-US" w:eastAsia="ja-JP"/>
+        </w:rPr>
+        <w:t>препарат</w:t>
+      </w:r>
+      <w:proofErr w:type="spellEnd"/>
+      <w:r>
+        <w:rPr>
+          <w:rFonts w:ascii="Times New Roman" w:hAnsi="Times New Roman" w:cs="Times New Roman"/>
+          <w:sz w:val="28"/>
+          <w:szCs w:val="28"/>
+          <w:lang w:val="en-US" w:eastAsia="ja-JP"/>
+        </w:rPr>
+        <w:t xml:space="preserve"> в </w:t>
+      </w:r>
+      <w:proofErr w:type="spellStart"/>
+      <w:r>
+        <w:rPr>
+          <w:rFonts w:ascii="Times New Roman" w:hAnsi="Times New Roman" w:cs="Times New Roman"/>
+          <w:sz w:val="28"/>
+          <w:szCs w:val="28"/>
+          <w:lang w:val="en-US" w:eastAsia="ja-JP"/>
+        </w:rPr>
+        <w:t>базу</w:t>
+      </w:r>
+      <w:proofErr w:type="spellEnd"/>
+      <w:r>
+        <w:rPr>
+          <w:rFonts w:ascii="Times New Roman" w:hAnsi="Times New Roman" w:cs="Times New Roman"/>
+          <w:sz w:val="28"/>
+          <w:szCs w:val="28"/>
+          <w:lang w:val="en-US" w:eastAsia="ja-JP"/>
+        </w:rPr>
+        <w:t xml:space="preserve"> </w:t>
+      </w:r>
+      <w:proofErr w:type="spellStart"/>
+      <w:r>
+        <w:rPr>
+          <w:rFonts w:ascii="Times New Roman" w:hAnsi="Times New Roman" w:cs="Times New Roman"/>
+          <w:sz w:val="28"/>
+          <w:szCs w:val="28"/>
+          <w:lang w:val="en-US" w:eastAsia="ja-JP"/>
+        </w:rPr>
+        <w:t>данных</w:t>
+      </w:r>
+      <w:proofErr w:type="spellEnd"/>
+      <w:r>
+        <w:rPr>
+          <w:rFonts w:ascii="Times New Roman" w:hAnsi="Times New Roman" w:cs="Times New Roman"/>
+          <w:sz w:val="28"/>
+          <w:szCs w:val="28"/>
+          <w:lang w:val="en-US" w:eastAsia="ja-JP"/>
+        </w:rPr>
+        <w:t xml:space="preserve">. </w:t>
+      </w:r>
+      <w:r>
+        <w:rPr>
+          <w:rFonts w:ascii="Times New Roman" w:hAnsi="Times New Roman" w:cs="Times New Roman"/>
+          <w:sz w:val="28"/>
+          <w:szCs w:val="28"/>
+          <w:lang w:eastAsia="ja-JP"/>
+        </w:rPr>
+        <w:t>Она принимает название, описание, цену и идентификатор поставщика, создает запись и возвращает объект лекарства.</w:t>
+      </w:r>
+    </w:p>
+    <w:p>
+      <w:pPr>
+        <w:rPr>
+          <w:rFonts w:ascii="Times New Roman" w:hAnsi="Times New Roman" w:cs="Times New Roman"/>
+          <w:sz w:val="28"/>
+          <w:szCs w:val="28"/>
+          <w:lang w:eastAsia="ja-JP"/>
+        </w:rPr>
+      </w:pPr>
+    </w:p>
+    <w:p>
+      <w:pPr>
+        <w:rPr>
+          <w:rFonts w:ascii="Times New Roman" w:hAnsi="Times New Roman" w:cs="Times New Roman"/>
+          <w:sz w:val="28"/>
+          <w:szCs w:val="28"/>
+          <w:lang w:eastAsia="ja-JP"/>
+        </w:rPr>
+      </w:pPr>
+      <w:r>
+        <w:rPr>
+          <w:rFonts w:ascii="Times New Roman" w:hAnsi="Times New Roman" w:cs="Times New Roman"/>
+          <w:sz w:val="28"/>
+          <w:szCs w:val="28"/>
+          <w:lang w:eastAsia="ja-JP"/>
+        </w:rPr>
+        <w:t xml:space="preserve">    </w:t>
+      </w:r>
+      <w:proofErr w:type="spellStart"/>
+      <w:r>
+        <w:rPr>
+          <w:rFonts w:ascii="Times New Roman" w:hAnsi="Times New Roman" w:cs="Times New Roman"/>
+          <w:sz w:val="28"/>
+          <w:szCs w:val="28"/>
+          <w:lang w:eastAsia="ja-JP"/>
+        </w:rPr>
+        <w:t>void</w:t>
+      </w:r>
+      <w:proofErr w:type="spellEnd"/>
+      <w:r>
+        <w:rPr>
+          <w:rFonts w:ascii="Times New Roman" w:hAnsi="Times New Roman" w:cs="Times New Roman"/>
+          <w:sz w:val="28"/>
+          <w:szCs w:val="28"/>
+          <w:lang w:eastAsia="ja-JP"/>
+        </w:rPr>
+        <w:t xml:space="preserve"> </w:t>
+      </w:r>
+      <w:proofErr w:type="spellStart"/>
+      <w:r>
+        <w:rPr>
+          <w:rFonts w:ascii="Times New Roman" w:hAnsi="Times New Roman" w:cs="Times New Roman"/>
+          <w:sz w:val="28"/>
+          <w:szCs w:val="28"/>
+          <w:lang w:eastAsia="ja-JP"/>
+        </w:rPr>
+        <w:t>DeleteMedicine</w:t>
+      </w:r>
+      <w:proofErr w:type="spellEnd"/>
+      <w:r>
+        <w:rPr>
+          <w:rFonts w:ascii="Times New Roman" w:hAnsi="Times New Roman" w:cs="Times New Roman"/>
+          <w:sz w:val="28"/>
+          <w:szCs w:val="28"/>
+          <w:lang w:eastAsia="ja-JP"/>
+        </w:rPr>
         <w:t>(</w:t>
       </w:r>
       <w:proofErr w:type="spellStart"/>
-      <w:proofErr w:type="gramEnd"/>
-      <w:r>
-        <w:rPr>
-          <w:rFonts w:ascii="Times New Roman" w:hAnsi="Times New Roman" w:cs="Times New Roman"/>
-          <w:sz w:val="28"/>
-          <w:szCs w:val="28"/>
-          <w:lang w:val="en-US" w:eastAsia="ja-JP"/>
-        </w:rPr>
-        <w:t>int</w:t>
-      </w:r>
-      <w:proofErr w:type="spellEnd"/>
-      <w:r>
-        <w:rPr>
-          <w:rFonts w:ascii="Times New Roman" w:hAnsi="Times New Roman" w:cs="Times New Roman"/>
-          <w:sz w:val="28"/>
-          <w:szCs w:val="28"/>
-          <w:lang w:val="en-US" w:eastAsia="ja-JP"/>
-        </w:rPr>
-        <w:t xml:space="preserve"> id);</w:t>
-      </w:r>
-    </w:p>
-    <w:p>
-      <w:pPr>
-        <w:rPr>
-          <w:rFonts w:ascii="Times New Roman" w:hAnsi="Times New Roman" w:cs="Times New Roman"/>
-          <w:sz w:val="28"/>
-          <w:szCs w:val="28"/>
-          <w:lang w:val="en-US" w:eastAsia="ja-JP"/>
-        </w:rPr>
-      </w:pPr>
-    </w:p>
-    <w:p>
-      <w:pPr>
-        <w:rPr>
-          <w:rFonts w:ascii="Times New Roman" w:hAnsi="Times New Roman" w:cs="Times New Roman"/>
-          <w:sz w:val="28"/>
-          <w:szCs w:val="28"/>
-          <w:lang w:val="en-US" w:eastAsia="ja-JP"/>
-        </w:rPr>
-      </w:pPr>
-      <w:r>
-        <w:rPr>
-          <w:rFonts w:ascii="Times New Roman" w:hAnsi="Times New Roman" w:cs="Times New Roman"/>
-          <w:sz w:val="28"/>
-          <w:szCs w:val="28"/>
-          <w:lang w:val="en-US" w:eastAsia="ja-JP"/>
-        </w:rPr>
-        <w:t xml:space="preserve">    </w:t>
-      </w:r>
-      <w:proofErr w:type="gramStart"/>
-      <w:r>
-        <w:rPr>
-          <w:rFonts w:ascii="Times New Roman" w:hAnsi="Times New Roman" w:cs="Times New Roman"/>
-          <w:sz w:val="28"/>
-          <w:szCs w:val="28"/>
-          <w:lang w:val="en-US" w:eastAsia="ja-JP"/>
-        </w:rPr>
-        <w:t>Medicine[</w:t>
-      </w:r>
-      <w:proofErr w:type="gramEnd"/>
-      <w:r>
-        <w:rPr>
-          <w:rFonts w:ascii="Times New Roman" w:hAnsi="Times New Roman" w:cs="Times New Roman"/>
-          <w:sz w:val="28"/>
-          <w:szCs w:val="28"/>
-          <w:lang w:val="en-US" w:eastAsia="ja-JP"/>
-        </w:rPr>
-        <w:t xml:space="preserve">] </w:t>
-      </w:r>
-      <w:proofErr w:type="spellStart"/>
-      <w:r>
-        <w:rPr>
-          <w:rFonts w:ascii="Times New Roman" w:hAnsi="Times New Roman" w:cs="Times New Roman"/>
-          <w:sz w:val="28"/>
-          <w:szCs w:val="28"/>
-          <w:lang w:val="en-US" w:eastAsia="ja-JP"/>
-        </w:rPr>
-        <w:t>GetAll</w:t>
-      </w:r>
-      <w:proofErr w:type="spellEnd"/>
-      <w:r>
-        <w:rPr>
-          <w:rFonts w:ascii="Times New Roman" w:hAnsi="Times New Roman" w:cs="Times New Roman"/>
-          <w:sz w:val="28"/>
-          <w:szCs w:val="28"/>
-          <w:lang w:val="en-US" w:eastAsia="ja-JP"/>
-        </w:rPr>
-        <w:t>();</w:t>
-      </w:r>
-    </w:p>
-    <w:p>
-      <w:pPr>
-        <w:rPr>
-          <w:rFonts w:ascii="Times New Roman" w:hAnsi="Times New Roman" w:cs="Times New Roman"/>
-          <w:sz w:val="28"/>
-          <w:szCs w:val="28"/>
-          <w:lang w:val="en-US" w:eastAsia="ja-JP"/>
-        </w:rPr>
-      </w:pPr>
-    </w:p>
-    <w:p>
-      <w:pPr>
-        <w:rPr>
-          <w:rFonts w:ascii="Times New Roman" w:hAnsi="Times New Roman" w:cs="Times New Roman"/>
-          <w:sz w:val="28"/>
-          <w:szCs w:val="28"/>
-          <w:lang w:eastAsia="ja-JP"/>
-        </w:rPr>
-      </w:pPr>
-      <w:r>
-        <w:rPr>
-          <w:rFonts w:ascii="Times New Roman" w:hAnsi="Times New Roman" w:cs="Times New Roman"/>
-          <w:sz w:val="28"/>
-          <w:szCs w:val="28"/>
-          <w:lang w:val="en-US" w:eastAsia="ja-JP"/>
-        </w:rPr>
-        <w:t xml:space="preserve">    </w:t>
-      </w:r>
-      <w:proofErr w:type="gramStart"/>
-      <w:r>
-        <w:rPr>
-          <w:rFonts w:ascii="Times New Roman" w:hAnsi="Times New Roman" w:cs="Times New Roman"/>
-          <w:sz w:val="28"/>
-          <w:szCs w:val="28"/>
-          <w:lang w:val="en-US" w:eastAsia="ja-JP"/>
-        </w:rPr>
-        <w:t>void</w:t>
-      </w:r>
-      <w:proofErr w:type="gramEnd"/>
-      <w:r>
-        <w:rPr>
-          <w:rFonts w:ascii="Times New Roman" w:hAnsi="Times New Roman" w:cs="Times New Roman"/>
-          <w:sz w:val="28"/>
-          <w:szCs w:val="28"/>
-          <w:lang w:val="en-US" w:eastAsia="ja-JP"/>
-        </w:rPr>
-        <w:t xml:space="preserve"> </w:t>
-      </w:r>
-      <w:proofErr w:type="spellStart"/>
-      <w:r>
-        <w:rPr>
-          <w:rFonts w:ascii="Times New Roman" w:hAnsi="Times New Roman" w:cs="Times New Roman"/>
-          <w:sz w:val="28"/>
-          <w:szCs w:val="28"/>
-          <w:lang w:val="en-US" w:eastAsia="ja-JP"/>
-        </w:rPr>
-        <w:t>UpdateMedicine</w:t>
-      </w:r>
-      <w:proofErr w:type="spellEnd"/>
-      <w:r>
-        <w:rPr>
-          <w:rFonts w:ascii="Times New Roman" w:hAnsi="Times New Roman" w:cs="Times New Roman"/>
-          <w:sz w:val="28"/>
-          <w:szCs w:val="28"/>
-          <w:lang w:val="en-US" w:eastAsia="ja-JP"/>
-        </w:rPr>
-        <w:t>(</w:t>
-      </w:r>
-      <w:proofErr w:type="spellStart"/>
-      <w:r>
-        <w:rPr>
-          <w:rFonts w:ascii="Times New Roman" w:hAnsi="Times New Roman" w:cs="Times New Roman"/>
-          <w:sz w:val="28"/>
-          <w:szCs w:val="28"/>
-          <w:lang w:val="en-US" w:eastAsia="ja-JP"/>
-        </w:rPr>
-        <w:t>int</w:t>
-      </w:r>
-      <w:proofErr w:type="spellEnd"/>
-      <w:r>
-        <w:rPr>
-          <w:rFonts w:ascii="Times New Roman" w:hAnsi="Times New Roman" w:cs="Times New Roman"/>
-          <w:sz w:val="28"/>
-          <w:szCs w:val="28"/>
-          <w:lang w:val="en-US" w:eastAsia="ja-JP"/>
-        </w:rPr>
-        <w:t xml:space="preserve"> id, string name, string description, double price, </w:t>
-      </w:r>
-      <w:proofErr w:type="spellStart"/>
-      <w:r>
-        <w:rPr>
-          <w:rFonts w:ascii="Times New Roman" w:hAnsi="Times New Roman" w:cs="Times New Roman"/>
-          <w:sz w:val="28"/>
-          <w:szCs w:val="28"/>
-          <w:lang w:val="en-US" w:eastAsia="ja-JP"/>
-        </w:rPr>
-        <w:t>int</w:t>
-      </w:r>
-      <w:proofErr w:type="spellEnd"/>
-      <w:r>
-        <w:rPr>
-          <w:rFonts w:ascii="Times New Roman" w:hAnsi="Times New Roman" w:cs="Times New Roman"/>
-          <w:sz w:val="28"/>
-          <w:szCs w:val="28"/>
-          <w:lang w:val="en-US" w:eastAsia="ja-JP"/>
-        </w:rPr>
-        <w:t xml:space="preserve"> </w:t>
-      </w:r>
-      <w:proofErr w:type="spellStart"/>
-      <w:r>
-        <w:rPr>
-          <w:rFonts w:ascii="Times New Roman" w:hAnsi="Times New Roman" w:cs="Times New Roman"/>
-          <w:sz w:val="28"/>
-          <w:szCs w:val="28"/>
-          <w:lang w:val="en-US" w:eastAsia="ja-JP"/>
-        </w:rPr>
-        <w:t>supplierId</w:t>
-      </w:r>
-      <w:proofErr w:type="spellEnd"/>
-      <w:r>
-        <w:rPr>
-          <w:rFonts w:ascii="Times New Roman" w:hAnsi="Times New Roman" w:cs="Times New Roman"/>
-          <w:sz w:val="28"/>
-          <w:szCs w:val="28"/>
-          <w:lang w:val="en-US" w:eastAsia="ja-JP"/>
-        </w:rPr>
-        <w:t xml:space="preserve">); </w:t>
-      </w:r>
-      <w:r>
-        <w:rPr>
-          <w:rFonts w:ascii="Times New Roman" w:hAnsi="Times New Roman" w:cs="Times New Roman"/>
-          <w:sz w:val="28"/>
-          <w:szCs w:val="28"/>
-          <w:lang w:val="en-US" w:eastAsia="ja-JP"/>
-        </w:rPr>
-        <w:t>#</w:t>
-      </w:r>
-      <w:r>
-        <w:rPr>
-          <w:lang w:val="en-US"/>
-        </w:rPr>
-        <w:t xml:space="preserve"> </w:t>
-      </w:r>
-      <w:proofErr w:type="spellStart"/>
-      <w:r>
-        <w:rPr>
-          <w:rFonts w:ascii="Times New Roman" w:hAnsi="Times New Roman" w:cs="Times New Roman"/>
-          <w:sz w:val="28"/>
-          <w:szCs w:val="28"/>
-          <w:lang w:val="en-US" w:eastAsia="ja-JP"/>
-        </w:rPr>
-        <w:t>Эта</w:t>
-      </w:r>
-      <w:proofErr w:type="spellEnd"/>
-      <w:r>
-        <w:rPr>
-          <w:rFonts w:ascii="Times New Roman" w:hAnsi="Times New Roman" w:cs="Times New Roman"/>
-          <w:sz w:val="28"/>
-          <w:szCs w:val="28"/>
-          <w:lang w:val="en-US" w:eastAsia="ja-JP"/>
-        </w:rPr>
-        <w:t xml:space="preserve"> </w:t>
-      </w:r>
-      <w:proofErr w:type="spellStart"/>
-      <w:r>
-        <w:rPr>
-          <w:rFonts w:ascii="Times New Roman" w:hAnsi="Times New Roman" w:cs="Times New Roman"/>
-          <w:sz w:val="28"/>
-          <w:szCs w:val="28"/>
-          <w:lang w:val="en-US" w:eastAsia="ja-JP"/>
-        </w:rPr>
-        <w:t>функция</w:t>
-      </w:r>
-      <w:proofErr w:type="spellEnd"/>
-      <w:r>
-        <w:rPr>
-          <w:rFonts w:ascii="Times New Roman" w:hAnsi="Times New Roman" w:cs="Times New Roman"/>
-          <w:sz w:val="28"/>
-          <w:szCs w:val="28"/>
-          <w:lang w:val="en-US" w:eastAsia="ja-JP"/>
-        </w:rPr>
-        <w:t xml:space="preserve"> </w:t>
-      </w:r>
-      <w:proofErr w:type="spellStart"/>
-      <w:r>
-        <w:rPr>
-          <w:rFonts w:ascii="Times New Roman" w:hAnsi="Times New Roman" w:cs="Times New Roman"/>
-          <w:sz w:val="28"/>
-          <w:szCs w:val="28"/>
-          <w:lang w:val="en-US" w:eastAsia="ja-JP"/>
-        </w:rPr>
-        <w:t>обновляет</w:t>
-      </w:r>
-      <w:proofErr w:type="spellEnd"/>
-      <w:r>
-        <w:rPr>
-          <w:rFonts w:ascii="Times New Roman" w:hAnsi="Times New Roman" w:cs="Times New Roman"/>
-          <w:sz w:val="28"/>
-          <w:szCs w:val="28"/>
-          <w:lang w:val="en-US" w:eastAsia="ja-JP"/>
-        </w:rPr>
-        <w:t xml:space="preserve"> </w:t>
-      </w:r>
-      <w:proofErr w:type="spellStart"/>
-      <w:r>
-        <w:rPr>
-          <w:rFonts w:ascii="Times New Roman" w:hAnsi="Times New Roman" w:cs="Times New Roman"/>
-          <w:sz w:val="28"/>
-          <w:szCs w:val="28"/>
-          <w:lang w:val="en-US" w:eastAsia="ja-JP"/>
-        </w:rPr>
-        <w:t>информацию</w:t>
-      </w:r>
-      <w:proofErr w:type="spellEnd"/>
-      <w:r>
-        <w:rPr>
-          <w:rFonts w:ascii="Times New Roman" w:hAnsi="Times New Roman" w:cs="Times New Roman"/>
-          <w:sz w:val="28"/>
-          <w:szCs w:val="28"/>
-          <w:lang w:val="en-US" w:eastAsia="ja-JP"/>
-        </w:rPr>
-        <w:t xml:space="preserve"> о </w:t>
-      </w:r>
-      <w:proofErr w:type="spellStart"/>
-      <w:r>
-        <w:rPr>
-          <w:rFonts w:ascii="Times New Roman" w:hAnsi="Times New Roman" w:cs="Times New Roman"/>
-          <w:sz w:val="28"/>
-          <w:szCs w:val="28"/>
-          <w:lang w:val="en-US" w:eastAsia="ja-JP"/>
-        </w:rPr>
-        <w:t>существующем</w:t>
-      </w:r>
-      <w:proofErr w:type="spellEnd"/>
-      <w:r>
-        <w:rPr>
-          <w:rFonts w:ascii="Times New Roman" w:hAnsi="Times New Roman" w:cs="Times New Roman"/>
-          <w:sz w:val="28"/>
-          <w:szCs w:val="28"/>
-          <w:lang w:val="en-US" w:eastAsia="ja-JP"/>
-        </w:rPr>
-        <w:t xml:space="preserve"> </w:t>
-      </w:r>
-      <w:proofErr w:type="spellStart"/>
-      <w:r>
-        <w:rPr>
-          <w:rFonts w:ascii="Times New Roman" w:hAnsi="Times New Roman" w:cs="Times New Roman"/>
-          <w:sz w:val="28"/>
-          <w:szCs w:val="28"/>
-          <w:lang w:val="en-US" w:eastAsia="ja-JP"/>
-        </w:rPr>
-        <w:t>лекарственном</w:t>
-      </w:r>
-      <w:proofErr w:type="spellEnd"/>
-      <w:r>
-        <w:rPr>
-          <w:rFonts w:ascii="Times New Roman" w:hAnsi="Times New Roman" w:cs="Times New Roman"/>
-          <w:sz w:val="28"/>
-          <w:szCs w:val="28"/>
-          <w:lang w:val="en-US" w:eastAsia="ja-JP"/>
-        </w:rPr>
-        <w:t xml:space="preserve"> </w:t>
-      </w:r>
-      <w:proofErr w:type="spellStart"/>
-      <w:r>
-        <w:rPr>
-          <w:rFonts w:ascii="Times New Roman" w:hAnsi="Times New Roman" w:cs="Times New Roman"/>
-          <w:sz w:val="28"/>
-          <w:szCs w:val="28"/>
-          <w:lang w:val="en-US" w:eastAsia="ja-JP"/>
-        </w:rPr>
-        <w:t>препарате</w:t>
-      </w:r>
-      <w:proofErr w:type="spellEnd"/>
-      <w:r>
-        <w:rPr>
-          <w:rFonts w:ascii="Times New Roman" w:hAnsi="Times New Roman" w:cs="Times New Roman"/>
-          <w:sz w:val="28"/>
-          <w:szCs w:val="28"/>
-          <w:lang w:val="en-US" w:eastAsia="ja-JP"/>
-        </w:rPr>
-        <w:t xml:space="preserve"> в </w:t>
-      </w:r>
-      <w:proofErr w:type="spellStart"/>
-      <w:r>
-        <w:rPr>
-          <w:rFonts w:ascii="Times New Roman" w:hAnsi="Times New Roman" w:cs="Times New Roman"/>
-          <w:sz w:val="28"/>
-          <w:szCs w:val="28"/>
-          <w:lang w:val="en-US" w:eastAsia="ja-JP"/>
-        </w:rPr>
-        <w:t>базе</w:t>
-      </w:r>
-      <w:proofErr w:type="spellEnd"/>
-      <w:r>
-        <w:rPr>
-          <w:rFonts w:ascii="Times New Roman" w:hAnsi="Times New Roman" w:cs="Times New Roman"/>
-          <w:sz w:val="28"/>
-          <w:szCs w:val="28"/>
-          <w:lang w:val="en-US" w:eastAsia="ja-JP"/>
-        </w:rPr>
-        <w:t xml:space="preserve"> </w:t>
-      </w:r>
-      <w:proofErr w:type="spellStart"/>
-      <w:r>
-        <w:rPr>
-          <w:rFonts w:ascii="Times New Roman" w:hAnsi="Times New Roman" w:cs="Times New Roman"/>
-          <w:sz w:val="28"/>
-          <w:szCs w:val="28"/>
-          <w:lang w:val="en-US" w:eastAsia="ja-JP"/>
-        </w:rPr>
-        <w:t>данных</w:t>
-      </w:r>
-      <w:proofErr w:type="spellEnd"/>
-      <w:r>
-        <w:rPr>
-          <w:rFonts w:ascii="Times New Roman" w:hAnsi="Times New Roman" w:cs="Times New Roman"/>
-          <w:sz w:val="28"/>
-          <w:szCs w:val="28"/>
-          <w:lang w:val="en-US" w:eastAsia="ja-JP"/>
-        </w:rPr>
-        <w:t xml:space="preserve">. </w:t>
-      </w:r>
-      <w:r>
-        <w:rPr>
-          <w:rFonts w:ascii="Times New Roman" w:hAnsi="Times New Roman" w:cs="Times New Roman"/>
-          <w:sz w:val="28"/>
-          <w:szCs w:val="28"/>
-          <w:lang w:eastAsia="ja-JP"/>
-        </w:rPr>
-        <w:t xml:space="preserve">Она принимает идентификатор препарата, новое имя, описание, цену и идентификатор поставщика, после чего обновляет соответствующую запись.  </w:t>
-      </w:r>
-    </w:p>
-    <w:p>
-      <w:pPr>
-        <w:rPr>
-          <w:rFonts w:ascii="Times New Roman" w:hAnsi="Times New Roman" w:cs="Times New Roman"/>
-          <w:sz w:val="28"/>
-          <w:szCs w:val="28"/>
-          <w:lang w:eastAsia="ja-JP"/>
-        </w:rPr>
-      </w:pPr>
-    </w:p>
-    <w:p>
-      <w:pPr>
-        <w:rPr>
-          <w:rFonts w:ascii="Times New Roman" w:hAnsi="Times New Roman" w:cs="Times New Roman"/>
-          <w:sz w:val="28"/>
-          <w:szCs w:val="28"/>
-          <w:lang w:eastAsia="ja-JP"/>
-        </w:rPr>
-      </w:pPr>
-      <w:r>
-        <w:rPr>
-          <w:rFonts w:ascii="Times New Roman" w:hAnsi="Times New Roman" w:cs="Times New Roman"/>
-          <w:sz w:val="28"/>
-          <w:szCs w:val="28"/>
-          <w:lang w:eastAsia="ja-JP"/>
-        </w:rPr>
-        <w:t xml:space="preserve">    </w:t>
-      </w:r>
-      <w:r>
-        <w:rPr>
-          <w:rFonts w:ascii="Times New Roman" w:hAnsi="Times New Roman" w:cs="Times New Roman"/>
-          <w:sz w:val="28"/>
-          <w:szCs w:val="28"/>
-          <w:lang w:val="en-US" w:eastAsia="ja-JP"/>
-        </w:rPr>
-        <w:t xml:space="preserve">Medicine </w:t>
-      </w:r>
-      <w:proofErr w:type="spellStart"/>
-      <w:proofErr w:type="gramStart"/>
-      <w:r>
-        <w:rPr>
-          <w:rFonts w:ascii="Times New Roman" w:hAnsi="Times New Roman" w:cs="Times New Roman"/>
-          <w:sz w:val="28"/>
-          <w:szCs w:val="28"/>
-          <w:lang w:val="en-US" w:eastAsia="ja-JP"/>
-        </w:rPr>
-        <w:t>AddMedicine</w:t>
-      </w:r>
-      <w:proofErr w:type="spellEnd"/>
-      <w:r>
-        <w:rPr>
-          <w:rFonts w:ascii="Times New Roman" w:hAnsi="Times New Roman" w:cs="Times New Roman"/>
-          <w:sz w:val="28"/>
-          <w:szCs w:val="28"/>
-          <w:lang w:val="en-US" w:eastAsia="ja-JP"/>
-        </w:rPr>
-        <w:t>(</w:t>
-      </w:r>
-      <w:proofErr w:type="gramEnd"/>
-      <w:r>
-        <w:rPr>
-          <w:rFonts w:ascii="Times New Roman" w:hAnsi="Times New Roman" w:cs="Times New Roman"/>
-          <w:sz w:val="28"/>
-          <w:szCs w:val="28"/>
-          <w:lang w:val="en-US" w:eastAsia="ja-JP"/>
-        </w:rPr>
-        <w:t xml:space="preserve">string name, string description, double price, </w:t>
-      </w:r>
-      <w:proofErr w:type="spellStart"/>
-      <w:r>
-        <w:rPr>
-          <w:rFonts w:ascii="Times New Roman" w:hAnsi="Times New Roman" w:cs="Times New Roman"/>
-          <w:sz w:val="28"/>
-          <w:szCs w:val="28"/>
-          <w:lang w:val="en-US" w:eastAsia="ja-JP"/>
-        </w:rPr>
-        <w:t>int</w:t>
-      </w:r>
-      <w:proofErr w:type="spellEnd"/>
-      <w:r>
-        <w:rPr>
-          <w:rFonts w:ascii="Times New Roman" w:hAnsi="Times New Roman" w:cs="Times New Roman"/>
-          <w:sz w:val="28"/>
-          <w:szCs w:val="28"/>
-          <w:lang w:val="en-US" w:eastAsia="ja-JP"/>
-        </w:rPr>
-        <w:t xml:space="preserve"> </w:t>
-      </w:r>
-      <w:proofErr w:type="spellStart"/>
-      <w:r>
-        <w:rPr>
-          <w:rFonts w:ascii="Times New Roman" w:hAnsi="Times New Roman" w:cs="Times New Roman"/>
-          <w:sz w:val="28"/>
-          <w:szCs w:val="28"/>
-          <w:lang w:val="en-US" w:eastAsia="ja-JP"/>
-        </w:rPr>
-        <w:t>supplierId</w:t>
-      </w:r>
-      <w:proofErr w:type="spellEnd"/>
-      <w:r>
-        <w:rPr>
-          <w:rFonts w:ascii="Times New Roman" w:hAnsi="Times New Roman" w:cs="Times New Roman"/>
-          <w:sz w:val="28"/>
-          <w:szCs w:val="28"/>
-          <w:lang w:val="en-US" w:eastAsia="ja-JP"/>
-        </w:rPr>
-        <w:t>);</w:t>
-      </w:r>
-      <w:r>
-        <w:rPr>
-          <w:rFonts w:ascii="Times New Roman" w:hAnsi="Times New Roman" w:cs="Times New Roman"/>
-          <w:sz w:val="28"/>
-          <w:szCs w:val="28"/>
-          <w:lang w:val="en-US" w:eastAsia="ja-JP"/>
-        </w:rPr>
-        <w:t xml:space="preserve"> #</w:t>
-      </w:r>
-      <w:r>
-        <w:rPr>
-          <w:lang w:val="en-US"/>
-        </w:rPr>
-        <w:t xml:space="preserve"> </w:t>
-      </w:r>
-      <w:proofErr w:type="spellStart"/>
-      <w:r>
-        <w:rPr>
-          <w:rFonts w:ascii="Times New Roman" w:hAnsi="Times New Roman" w:cs="Times New Roman"/>
-          <w:sz w:val="28"/>
-          <w:szCs w:val="28"/>
-          <w:lang w:val="en-US" w:eastAsia="ja-JP"/>
-        </w:rPr>
-        <w:t>Эта</w:t>
-      </w:r>
-      <w:proofErr w:type="spellEnd"/>
-      <w:r>
-        <w:rPr>
-          <w:rFonts w:ascii="Times New Roman" w:hAnsi="Times New Roman" w:cs="Times New Roman"/>
-          <w:sz w:val="28"/>
-          <w:szCs w:val="28"/>
-          <w:lang w:val="en-US" w:eastAsia="ja-JP"/>
-        </w:rPr>
-        <w:t xml:space="preserve"> </w:t>
-      </w:r>
-      <w:proofErr w:type="spellStart"/>
-      <w:r>
-        <w:rPr>
-          <w:rFonts w:ascii="Times New Roman" w:hAnsi="Times New Roman" w:cs="Times New Roman"/>
-          <w:sz w:val="28"/>
-          <w:szCs w:val="28"/>
-          <w:lang w:val="en-US" w:eastAsia="ja-JP"/>
-        </w:rPr>
-        <w:t>функция</w:t>
-      </w:r>
-      <w:proofErr w:type="spellEnd"/>
-      <w:r>
-        <w:rPr>
-          <w:rFonts w:ascii="Times New Roman" w:hAnsi="Times New Roman" w:cs="Times New Roman"/>
-          <w:sz w:val="28"/>
-          <w:szCs w:val="28"/>
-          <w:lang w:val="en-US" w:eastAsia="ja-JP"/>
-        </w:rPr>
-        <w:t xml:space="preserve"> </w:t>
-      </w:r>
-      <w:proofErr w:type="spellStart"/>
-      <w:r>
-        <w:rPr>
-          <w:rFonts w:ascii="Times New Roman" w:hAnsi="Times New Roman" w:cs="Times New Roman"/>
-          <w:sz w:val="28"/>
-          <w:szCs w:val="28"/>
-          <w:lang w:val="en-US" w:eastAsia="ja-JP"/>
-        </w:rPr>
-        <w:t>добавляет</w:t>
-      </w:r>
-      <w:proofErr w:type="spellEnd"/>
-      <w:r>
-        <w:rPr>
-          <w:rFonts w:ascii="Times New Roman" w:hAnsi="Times New Roman" w:cs="Times New Roman"/>
-          <w:sz w:val="28"/>
-          <w:szCs w:val="28"/>
-          <w:lang w:val="en-US" w:eastAsia="ja-JP"/>
-        </w:rPr>
-        <w:t xml:space="preserve"> </w:t>
-      </w:r>
-      <w:proofErr w:type="spellStart"/>
-      <w:r>
-        <w:rPr>
-          <w:rFonts w:ascii="Times New Roman" w:hAnsi="Times New Roman" w:cs="Times New Roman"/>
-          <w:sz w:val="28"/>
-          <w:szCs w:val="28"/>
-          <w:lang w:val="en-US" w:eastAsia="ja-JP"/>
-        </w:rPr>
-        <w:t>новый</w:t>
-      </w:r>
-      <w:proofErr w:type="spellEnd"/>
-      <w:r>
-        <w:rPr>
-          <w:rFonts w:ascii="Times New Roman" w:hAnsi="Times New Roman" w:cs="Times New Roman"/>
-          <w:sz w:val="28"/>
-          <w:szCs w:val="28"/>
-          <w:lang w:val="en-US" w:eastAsia="ja-JP"/>
-        </w:rPr>
-        <w:t xml:space="preserve"> </w:t>
-      </w:r>
-      <w:proofErr w:type="spellStart"/>
-      <w:r>
-        <w:rPr>
-          <w:rFonts w:ascii="Times New Roman" w:hAnsi="Times New Roman" w:cs="Times New Roman"/>
-          <w:sz w:val="28"/>
-          <w:szCs w:val="28"/>
-          <w:lang w:val="en-US" w:eastAsia="ja-JP"/>
-        </w:rPr>
-        <w:t>лекарственный</w:t>
-      </w:r>
-      <w:proofErr w:type="spellEnd"/>
-      <w:r>
-        <w:rPr>
-          <w:rFonts w:ascii="Times New Roman" w:hAnsi="Times New Roman" w:cs="Times New Roman"/>
-          <w:sz w:val="28"/>
-          <w:szCs w:val="28"/>
-          <w:lang w:val="en-US" w:eastAsia="ja-JP"/>
-        </w:rPr>
-        <w:t xml:space="preserve"> </w:t>
-      </w:r>
-      <w:proofErr w:type="spellStart"/>
-      <w:r>
-        <w:rPr>
-          <w:rFonts w:ascii="Times New Roman" w:hAnsi="Times New Roman" w:cs="Times New Roman"/>
-          <w:sz w:val="28"/>
-          <w:szCs w:val="28"/>
-          <w:lang w:val="en-US" w:eastAsia="ja-JP"/>
-        </w:rPr>
-        <w:t>препарат</w:t>
-      </w:r>
-      <w:proofErr w:type="spellEnd"/>
-      <w:r>
-        <w:rPr>
-          <w:rFonts w:ascii="Times New Roman" w:hAnsi="Times New Roman" w:cs="Times New Roman"/>
-          <w:sz w:val="28"/>
-          <w:szCs w:val="28"/>
-          <w:lang w:val="en-US" w:eastAsia="ja-JP"/>
-        </w:rPr>
-        <w:t xml:space="preserve"> в </w:t>
-      </w:r>
-      <w:proofErr w:type="spellStart"/>
-      <w:r>
-        <w:rPr>
-          <w:rFonts w:ascii="Times New Roman" w:hAnsi="Times New Roman" w:cs="Times New Roman"/>
-          <w:sz w:val="28"/>
-          <w:szCs w:val="28"/>
-          <w:lang w:val="en-US" w:eastAsia="ja-JP"/>
-        </w:rPr>
-        <w:t>базу</w:t>
-      </w:r>
-      <w:proofErr w:type="spellEnd"/>
-      <w:r>
-        <w:rPr>
-          <w:rFonts w:ascii="Times New Roman" w:hAnsi="Times New Roman" w:cs="Times New Roman"/>
-          <w:sz w:val="28"/>
-          <w:szCs w:val="28"/>
-          <w:lang w:val="en-US" w:eastAsia="ja-JP"/>
-        </w:rPr>
-        <w:t xml:space="preserve"> </w:t>
-      </w:r>
-      <w:proofErr w:type="spellStart"/>
-      <w:r>
-        <w:rPr>
-          <w:rFonts w:ascii="Times New Roman" w:hAnsi="Times New Roman" w:cs="Times New Roman"/>
-          <w:sz w:val="28"/>
-          <w:szCs w:val="28"/>
-          <w:lang w:val="en-US" w:eastAsia="ja-JP"/>
-        </w:rPr>
-        <w:t>данных</w:t>
-      </w:r>
-      <w:proofErr w:type="spellEnd"/>
-      <w:r>
-        <w:rPr>
-          <w:rFonts w:ascii="Times New Roman" w:hAnsi="Times New Roman" w:cs="Times New Roman"/>
-          <w:sz w:val="28"/>
-          <w:szCs w:val="28"/>
-          <w:lang w:val="en-US" w:eastAsia="ja-JP"/>
-        </w:rPr>
-        <w:t xml:space="preserve">. </w:t>
-      </w:r>
-      <w:r>
-        <w:rPr>
-          <w:rFonts w:ascii="Times New Roman" w:hAnsi="Times New Roman" w:cs="Times New Roman"/>
-          <w:sz w:val="28"/>
-          <w:szCs w:val="28"/>
-          <w:lang w:eastAsia="ja-JP"/>
-        </w:rPr>
-        <w:t>Она принимает название, описание, цену и идентификатор поставщика, создает запись и возвращает объект лекарства.</w:t>
-      </w:r>
-    </w:p>
-    <w:p>
-      <w:pPr>
-        <w:rPr>
-          <w:rFonts w:ascii="Times New Roman" w:hAnsi="Times New Roman" w:cs="Times New Roman"/>
-          <w:sz w:val="28"/>
-          <w:szCs w:val="28"/>
-          <w:lang w:eastAsia="ja-JP"/>
-        </w:rPr>
-      </w:pPr>
-    </w:p>
-    <w:p>
-      <w:pPr>
-        <w:rPr>
-          <w:rFonts w:ascii="Times New Roman" w:hAnsi="Times New Roman" w:cs="Times New Roman"/>
-          <w:sz w:val="28"/>
-          <w:szCs w:val="28"/>
-          <w:lang w:eastAsia="ja-JP"/>
-        </w:rPr>
-      </w:pPr>
-      <w:r>
-        <w:rPr>
-          <w:rFonts w:ascii="Times New Roman" w:hAnsi="Times New Roman" w:cs="Times New Roman"/>
-          <w:sz w:val="28"/>
-          <w:szCs w:val="28"/>
-          <w:lang w:eastAsia="ja-JP"/>
-        </w:rPr>
-        <w:t xml:space="preserve">    </w:t>
-      </w:r>
-      <w:proofErr w:type="spellStart"/>
-      <w:r>
-        <w:rPr>
-          <w:rFonts w:ascii="Times New Roman" w:hAnsi="Times New Roman" w:cs="Times New Roman"/>
-          <w:sz w:val="28"/>
-          <w:szCs w:val="28"/>
-          <w:lang w:eastAsia="ja-JP"/>
-        </w:rPr>
-        <w:t>void</w:t>
-      </w:r>
-      <w:proofErr w:type="spellEnd"/>
-      <w:r>
-        <w:rPr>
-          <w:rFonts w:ascii="Times New Roman" w:hAnsi="Times New Roman" w:cs="Times New Roman"/>
-          <w:sz w:val="28"/>
-          <w:szCs w:val="28"/>
-          <w:lang w:eastAsia="ja-JP"/>
-        </w:rPr>
-        <w:t xml:space="preserve"> </w:t>
-      </w:r>
-      <w:proofErr w:type="spellStart"/>
-      <w:proofErr w:type="gramStart"/>
-      <w:r>
-        <w:rPr>
-          <w:rFonts w:ascii="Times New Roman" w:hAnsi="Times New Roman" w:cs="Times New Roman"/>
-          <w:sz w:val="28"/>
-          <w:szCs w:val="28"/>
-          <w:lang w:eastAsia="ja-JP"/>
-        </w:rPr>
-        <w:t>DeleteMedicine</w:t>
-      </w:r>
-      <w:proofErr w:type="spellEnd"/>
-      <w:r>
-        <w:rPr>
-          <w:rFonts w:ascii="Times New Roman" w:hAnsi="Times New Roman" w:cs="Times New Roman"/>
-          <w:sz w:val="28"/>
-          <w:szCs w:val="28"/>
-          <w:lang w:eastAsia="ja-JP"/>
-        </w:rPr>
-        <w:t>(</w:t>
-      </w:r>
-      <w:proofErr w:type="spellStart"/>
-      <w:proofErr w:type="gramEnd"/>
       <w:r>
         <w:rPr>
           <w:rFonts w:ascii="Times New Roman" w:hAnsi="Times New Roman" w:cs="Times New Roman"/>
@@ -17460,7 +17218,7 @@
           <w:lang w:eastAsia="ja-JP"/>
         </w:rPr>
       </w:pPr>
-      <w:bookmarkStart w:id="26" w:name="_Toc186146983"/>
+      <w:bookmarkStart w:id="26" w:name="_Toc186204979"/>
       <w:r>
         <w:rPr>
           <w:sz w:val="32"/>
@@ -18038,6 +17796,7 @@
           <w:sz w:val="24"/>
           <w:szCs w:val="24"/>
         </w:rPr>
+        <w:lastRenderedPageBreak/>
         <w:t>СУБД</w:t>
       </w:r>
       <w:r>
@@ -18088,6 +17847,16 @@
         </w:rPr>
         <w:t>(</w:t>
       </w:r>
+      <w:r>
+        <w:rPr>
+          <w:rFonts w:ascii="Times New Roman" w:hAnsi="Times New Roman" w:cs="Times New Roman"/>
+          <w:b/>
+          <w:bCs/>
+          <w:sz w:val="24"/>
+          <w:szCs w:val="24"/>
+        </w:rPr>
+        <w:t>Model-View-</w:t>
+      </w:r>
       <w:proofErr w:type="spellStart"/>
       <w:r>
         <w:rPr>
@@ -18097,7 +17866,7 @@
           <w:sz w:val="24"/>
           <w:szCs w:val="24"/>
         </w:rPr>
-        <w:t>Model-View-ViewModel</w:t>
+        <w:t>ViewModel</w:t>
       </w:r>
       <w:proofErr w:type="spellEnd"/>
       <w:r>
@@ -18139,7 +17908,6 @@
           <w:szCs w:val="24"/>
           <w:lang w:val="en-US"/>
         </w:rPr>
-        <w:lastRenderedPageBreak/>
         <w:t>WebAPI</w:t>
       </w:r>
       <w:proofErr w:type="spellEnd"/>
@@ -18261,6 +18029,16 @@
           <w:szCs w:val="24"/>
         </w:rPr>
       </w:pPr>
+      <w:r>
+        <w:rPr>
+          <w:rFonts w:ascii="Times New Roman" w:hAnsi="Times New Roman" w:cs="Times New Roman"/>
+          <w:b/>
+          <w:bCs/>
+          <w:sz w:val="24"/>
+          <w:szCs w:val="24"/>
+        </w:rPr>
+        <w:t xml:space="preserve">Windows </w:t>
+      </w:r>
       <w:proofErr w:type="spellStart"/>
       <w:r>
         <w:rPr>
@@ -18270,7 +18048,7 @@
           <w:sz w:val="24"/>
           <w:szCs w:val="24"/>
         </w:rPr>
-        <w:t>Windows</w:t>
+        <w:t>Presentation</w:t>
       </w:r>
       <w:proofErr w:type="spellEnd"/>
       <w:r>
@@ -18281,42 +18059,8 @@
           <w:sz w:val="24"/>
           <w:szCs w:val="24"/>
         </w:rPr>
-        <w:t xml:space="preserve"> </w:t>
-      </w:r>
-      <w:proofErr w:type="spellStart"/>
-      <w:r>
-        <w:rPr>
-          <w:rFonts w:ascii="Times New Roman" w:hAnsi="Times New Roman" w:cs="Times New Roman"/>
-          <w:b/>
-          <w:bCs/>
-          <w:sz w:val="24"/>
-          <w:szCs w:val="24"/>
-        </w:rPr>
-        <w:t>Presentation</w:t>
-      </w:r>
-      <w:proofErr w:type="spellEnd"/>
-      <w:r>
-        <w:rPr>
-          <w:rFonts w:ascii="Times New Roman" w:hAnsi="Times New Roman" w:cs="Times New Roman"/>
-          <w:b/>
-          <w:bCs/>
-          <w:sz w:val="24"/>
-          <w:szCs w:val="24"/>
-        </w:rPr>
-        <w:t xml:space="preserve"> </w:t>
-      </w:r>
-      <w:proofErr w:type="spellStart"/>
-      <w:r>
-        <w:rPr>
-          <w:rFonts w:ascii="Times New Roman" w:hAnsi="Times New Roman" w:cs="Times New Roman"/>
-          <w:b/>
-          <w:bCs/>
-          <w:sz w:val="24"/>
-          <w:szCs w:val="24"/>
-        </w:rPr>
-        <w:t>Foundation</w:t>
-      </w:r>
-      <w:proofErr w:type="spellEnd"/>
+        <w:t xml:space="preserve"> Foundation</w:t>
+      </w:r>
       <w:r>
         <w:rPr>
           <w:rFonts w:ascii="Times New Roman" w:hAnsi="Times New Roman" w:cs="Times New Roman"/>
@@ -18400,7 +18144,7 @@
           <w:szCs w:val="36"/>
         </w:rPr>
       </w:pPr>
-      <w:bookmarkStart w:id="27" w:name="_Toc186146984"/>
+      <w:bookmarkStart w:id="27" w:name="_Toc186204980"/>
       <w:r>
         <w:rPr>
           <w:sz w:val="36"/>
@@ -21513,7 +21257,6 @@
         </w:rPr>
       </w:pPr>
       <w:proofErr w:type="spellStart"/>
-      <w:proofErr w:type="gramStart"/>
       <w:r>
         <w:rPr>
           <w:rFonts w:ascii="Times New Roman" w:hAnsi="Times New Roman" w:cs="Times New Roman"/>
@@ -21540,17 +21283,7 @@
           <w:szCs w:val="28"/>
           <w:lang w:eastAsia="ja-JP"/>
         </w:rPr>
-        <w:t>-</w:t>
-      </w:r>
-      <w:proofErr w:type="gramEnd"/>
-      <w:r>
-        <w:rPr>
-          <w:rFonts w:ascii="Times New Roman" w:hAnsi="Times New Roman" w:cs="Times New Roman"/>
-          <w:sz w:val="28"/>
-          <w:szCs w:val="28"/>
-          <w:lang w:eastAsia="ja-JP"/>
-        </w:rPr>
-        <w:t xml:space="preserve"> </w:t>
+        <w:t xml:space="preserve">- </w:t>
       </w:r>
       <w:r>
         <w:rPr>
@@ -21861,7 +21594,6 @@
         </w:rPr>
       </w:pPr>
       <w:proofErr w:type="spellStart"/>
-      <w:proofErr w:type="gramStart"/>
       <w:r>
         <w:rPr>
           <w:rFonts w:ascii="Times New Roman" w:hAnsi="Times New Roman" w:cs="Times New Roman"/>
@@ -21872,7 +21604,6 @@
         <w:t>appsettings.json</w:t>
       </w:r>
       <w:proofErr w:type="spellEnd"/>
-      <w:proofErr w:type="gramEnd"/>
       <w:r>
         <w:rPr>
           <w:rFonts w:ascii="Times New Roman" w:hAnsi="Times New Roman" w:cs="Times New Roman"/>
@@ -22355,7 +22086,6 @@
         </w:rPr>
       </w:pPr>
       <w:proofErr w:type="spellStart"/>
-      <w:proofErr w:type="gramStart"/>
       <w:r>
         <w:rPr>
           <w:rFonts w:ascii="Times New Roman" w:hAnsi="Times New Roman" w:cs="Times New Roman"/>
@@ -22382,17 +22112,7 @@
           <w:szCs w:val="28"/>
           <w:lang w:eastAsia="ja-JP"/>
         </w:rPr>
-        <w:t>-</w:t>
-      </w:r>
-      <w:proofErr w:type="gramEnd"/>
-      <w:r>
-        <w:rPr>
-          <w:rFonts w:ascii="Times New Roman" w:hAnsi="Times New Roman" w:cs="Times New Roman"/>
-          <w:sz w:val="28"/>
-          <w:szCs w:val="28"/>
-          <w:lang w:eastAsia="ja-JP"/>
-        </w:rPr>
-        <w:t xml:space="preserve"> </w:t>
+        <w:t xml:space="preserve">- </w:t>
       </w:r>
       <w:r>
         <w:rPr>
@@ -26570,7 +26290,7 @@
           <w:szCs w:val="36"/>
         </w:rPr>
       </w:pPr>
-      <w:bookmarkStart w:id="28" w:name="_Toc186146985"/>
+      <w:bookmarkStart w:id="28" w:name="_Toc186204981"/>
       <w:r>
         <w:rPr>
           <w:sz w:val="36"/>
@@ -27004,7 +26724,34 @@
           <w:szCs w:val="28"/>
           <w:lang w:eastAsia="ja-JP"/>
         </w:rPr>
-        <w:t>- 44 программных модуля</w:t>
+        <w:t xml:space="preserve">- </w:t>
+      </w:r>
+      <w:r>
+        <w:rPr>
+          <w:rFonts w:ascii="Times New Roman" w:hAnsi="Times New Roman" w:cs="Times New Roman"/>
+          <w:sz w:val="28"/>
+          <w:szCs w:val="28"/>
+          <w:lang w:eastAsia="ja-JP"/>
+        </w:rPr>
+        <w:t>104</w:t>
+      </w:r>
+      <w:r>
+        <w:rPr>
+          <w:rFonts w:ascii="Times New Roman" w:hAnsi="Times New Roman" w:cs="Times New Roman"/>
+          <w:sz w:val="28"/>
+          <w:szCs w:val="28"/>
+          <w:lang w:eastAsia="ja-JP"/>
+        </w:rPr>
+        <w:t xml:space="preserve"> программных модул</w:t>
+      </w:r>
+      <w:r>
+        <w:rPr>
+          <w:rFonts w:ascii="Times New Roman" w:hAnsi="Times New Roman" w:cs="Times New Roman"/>
+          <w:sz w:val="28"/>
+          <w:szCs w:val="28"/>
+          <w:lang w:eastAsia="ja-JP"/>
+        </w:rPr>
+        <w:t>я</w:t>
       </w:r>
       <w:r>
         <w:rPr>
@@ -27053,16 +26800,7 @@
           <w:szCs w:val="28"/>
           <w:lang w:eastAsia="ja-JP"/>
         </w:rPr>
-        <w:t>6</w:t>
-      </w:r>
-      <w:r>
-        <w:rPr>
-          <w:rFonts w:ascii="Times New Roman" w:hAnsi="Times New Roman" w:cs="Times New Roman"/>
-          <w:sz w:val="28"/>
-          <w:szCs w:val="28"/>
-          <w:lang w:eastAsia="ja-JP"/>
-        </w:rPr>
-        <w:t>144</w:t>
+        <w:t>8810</w:t>
       </w:r>
       <w:r>
         <w:rPr>
@@ -27137,7 +26875,7 @@
           <w:szCs w:val="36"/>
         </w:rPr>
       </w:pPr>
-      <w:bookmarkStart w:id="29" w:name="_Toc186146986"/>
+      <w:bookmarkStart w:id="29" w:name="_Toc186204982"/>
       <w:r>
         <w:rPr>
           <w:sz w:val="36"/>
@@ -27215,7 +26953,7 @@
           <w:sz w:val="28"/>
           <w:szCs w:val="28"/>
         </w:rPr>
-        <w:t xml:space="preserve"> и </w:t>
+        <w:t xml:space="preserve"> и самописных тестов с использованием библиотеки </w:t>
       </w:r>
       <w:proofErr w:type="spellStart"/>
       <w:r>
@@ -27225,7 +26963,7 @@
           <w:sz w:val="28"/>
           <w:szCs w:val="28"/>
         </w:rPr>
-        <w:t>самописных</w:t>
+        <w:t>Autofac</w:t>
       </w:r>
       <w:proofErr w:type="spellEnd"/>
       <w:r>
@@ -27235,7 +26973,26 @@
           <w:sz w:val="28"/>
           <w:szCs w:val="28"/>
         </w:rPr>
-        <w:t xml:space="preserve"> тестов с использованием библиотеки </w:t>
+        <w:t>. Никаких ошибок в финальной работе проекта не выявлено.</w:t>
+      </w:r>
+    </w:p>
+    <w:p>
+      <w:pPr>
+        <w:rPr>
+          <w:rFonts w:ascii="Times New Roman" w:hAnsi="Times New Roman" w:cs="Times New Roman"/>
+          <w:bCs/>
+          <w:sz w:val="28"/>
+          <w:szCs w:val="28"/>
+        </w:rPr>
+      </w:pPr>
+      <w:r>
+        <w:rPr>
+          <w:rFonts w:ascii="Times New Roman" w:hAnsi="Times New Roman" w:cs="Times New Roman"/>
+          <w:bCs/>
+          <w:sz w:val="28"/>
+          <w:szCs w:val="28"/>
+        </w:rPr>
+        <w:t xml:space="preserve">Все отклонения от стандартов кодирования выявленные </w:t>
       </w:r>
       <w:proofErr w:type="spellStart"/>
       <w:r>
@@ -27245,7 +27002,7 @@
           <w:sz w:val="28"/>
           <w:szCs w:val="28"/>
         </w:rPr>
-        <w:t>Autofac</w:t>
+        <w:t>Линтингом</w:t>
       </w:r>
       <w:proofErr w:type="spellEnd"/>
       <w:r>
@@ -27255,7 +27012,7 @@
           <w:sz w:val="28"/>
           <w:szCs w:val="28"/>
         </w:rPr>
-        <w:t>. Никаких ошибок в финальной работе проекта не выявлено.</w:t>
+        <w:t xml:space="preserve"> были исправлены, код полностью соответствует всем стандартам и нормам. </w:t>
       </w:r>
     </w:p>
     <w:p>
@@ -27274,57 +27031,7 @@
           <w:sz w:val="28"/>
           <w:szCs w:val="28"/>
         </w:rPr>
-        <w:t xml:space="preserve">Все отклонения от стандартов кодирования выявленные </w:t>
-      </w:r>
-      <w:proofErr w:type="spellStart"/>
-      <w:r>
-        <w:rPr>
-          <w:rFonts w:ascii="Times New Roman" w:hAnsi="Times New Roman" w:cs="Times New Roman"/>
-          <w:bCs/>
-          <w:sz w:val="28"/>
-          <w:szCs w:val="28"/>
-        </w:rPr>
-        <w:t>Линтингом</w:t>
-      </w:r>
-      <w:proofErr w:type="spellEnd"/>
-      <w:r>
-        <w:rPr>
-          <w:rFonts w:ascii="Times New Roman" w:hAnsi="Times New Roman" w:cs="Times New Roman"/>
-          <w:bCs/>
-          <w:sz w:val="28"/>
-          <w:szCs w:val="28"/>
-        </w:rPr>
-        <w:t xml:space="preserve"> были исправлены, код полностью соответствует всем стандартам и нормам. </w:t>
-      </w:r>
-    </w:p>
-    <w:p>
-      <w:pPr>
-        <w:rPr>
-          <w:rFonts w:ascii="Times New Roman" w:hAnsi="Times New Roman" w:cs="Times New Roman"/>
-          <w:bCs/>
-          <w:sz w:val="28"/>
-          <w:szCs w:val="28"/>
-        </w:rPr>
-      </w:pPr>
-      <w:proofErr w:type="gramStart"/>
-      <w:r>
-        <w:rPr>
-          <w:rFonts w:ascii="Times New Roman" w:hAnsi="Times New Roman" w:cs="Times New Roman"/>
-          <w:bCs/>
-          <w:sz w:val="28"/>
-          <w:szCs w:val="28"/>
-        </w:rPr>
-        <w:t>Функции</w:t>
-      </w:r>
-      <w:proofErr w:type="gramEnd"/>
-      <w:r>
-        <w:rPr>
-          <w:rFonts w:ascii="Times New Roman" w:hAnsi="Times New Roman" w:cs="Times New Roman"/>
-          <w:bCs/>
-          <w:sz w:val="28"/>
-          <w:szCs w:val="28"/>
-        </w:rPr>
-        <w:t xml:space="preserve"> реализованные в коде так же не показали никак критических ошибок – обычные ошибки так же были исправлены и в первую (она же финальная) версию программы не попали.</w:t>
+        <w:t>Функции реализованные в коде так же не показали никак критических ошибок – обычные ошибки так же были исправлены и в первую (она же финальная) версию программы не попали.</w:t>
       </w:r>
     </w:p>
     <w:p>
@@ -27527,7 +27234,7 @@
         </w:rPr>
       </w:pPr>
       <w:bookmarkStart w:id="30" w:name="_Руководство_пользователя"/>
-      <w:bookmarkStart w:id="31" w:name="_Toc186146987"/>
+      <w:bookmarkStart w:id="31" w:name="_Toc186204983"/>
       <w:bookmarkEnd w:id="30"/>
       <w:r>
         <w:rPr>
@@ -27535,30 +27242,14 @@
           <w:szCs w:val="36"/>
         </w:rPr>
         <w:lastRenderedPageBreak/>
-        <w:t xml:space="preserve">Руководство </w:t>
-      </w:r>
-      <w:proofErr w:type="gramStart"/>
+        <w:t>Руководство пользователя</w:t>
+      </w:r>
       <w:r>
         <w:rPr>
           <w:sz w:val="36"/>
           <w:szCs w:val="36"/>
         </w:rPr>
-        <w:t>пользователя</w:t>
-      </w:r>
-      <w:r>
-        <w:rPr>
-          <w:sz w:val="36"/>
-          <w:szCs w:val="36"/>
-        </w:rPr>
-        <w:t>(</w:t>
-      </w:r>
-      <w:proofErr w:type="gramEnd"/>
-      <w:r>
-        <w:rPr>
-          <w:sz w:val="36"/>
-          <w:szCs w:val="36"/>
-        </w:rPr>
-        <w:t xml:space="preserve">оно же </w:t>
+        <w:t xml:space="preserve">(оно же </w:t>
       </w:r>
       <w:r>
         <w:rPr>
@@ -27974,25 +27665,14 @@
         </w:rPr>
         <w:t xml:space="preserve">набора связных данных типа </w:t>
       </w:r>
-      <w:proofErr w:type="gramStart"/>
-      <w:r>
-        <w:rPr>
-          <w:rFonts w:ascii="Times New Roman" w:hAnsi="Times New Roman" w:cs="Times New Roman"/>
-          <w:b/>
-          <w:sz w:val="28"/>
-          <w:szCs w:val="28"/>
-        </w:rPr>
-        <w:t>Название&gt;Описание</w:t>
-      </w:r>
-      <w:proofErr w:type="gramEnd"/>
-      <w:r>
-        <w:rPr>
-          <w:rFonts w:ascii="Times New Roman" w:hAnsi="Times New Roman" w:cs="Times New Roman"/>
-          <w:b/>
-          <w:sz w:val="28"/>
-          <w:szCs w:val="28"/>
-        </w:rPr>
-        <w:t>&gt;Цена&gt;Поставщик&gt;Штрих-код</w:t>
+      <w:r>
+        <w:rPr>
+          <w:rFonts w:ascii="Times New Roman" w:hAnsi="Times New Roman" w:cs="Times New Roman"/>
+          <w:b/>
+          <w:sz w:val="28"/>
+          <w:szCs w:val="28"/>
+        </w:rPr>
+        <w:t>Название&gt;Описание&gt;Цена&gt;Поставщик&gt;Штрих-код</w:t>
       </w:r>
       <w:r>
         <w:rPr>
@@ -28206,7 +27886,6 @@
         </w:rPr>
         <w:t xml:space="preserve">- Тестирование: </w:t>
       </w:r>
-      <w:proofErr w:type="gramStart"/>
       <w:r>
         <w:rPr>
           <w:rFonts w:ascii="Times New Roman" w:hAnsi="Times New Roman" w:cs="Times New Roman"/>
@@ -28214,17 +27893,7 @@
           <w:sz w:val="28"/>
           <w:szCs w:val="28"/>
         </w:rPr>
-        <w:t>Автоматические модульные тесты</w:t>
-      </w:r>
-      <w:proofErr w:type="gramEnd"/>
-      <w:r>
-        <w:rPr>
-          <w:rFonts w:ascii="Times New Roman" w:hAnsi="Times New Roman" w:cs="Times New Roman"/>
-          <w:bCs/>
-          <w:sz w:val="28"/>
-          <w:szCs w:val="28"/>
-        </w:rPr>
-        <w:t xml:space="preserve"> </w:t>
+        <w:t xml:space="preserve">Автоматические модульные тесты </w:t>
       </w:r>
       <w:r>
         <w:rPr>
@@ -28571,7 +28240,7 @@
         </w:rPr>
       </w:pPr>
       <w:bookmarkStart w:id="32" w:name="_Руководство_программиста"/>
-      <w:bookmarkStart w:id="33" w:name="_Toc186146988"/>
+      <w:bookmarkStart w:id="33" w:name="_Toc186204984"/>
       <w:bookmarkStart w:id="34" w:name="_Hlk186143545"/>
       <w:bookmarkEnd w:id="32"/>
       <w:r>
@@ -28592,7 +28261,7 @@
           <w:szCs w:val="32"/>
         </w:rPr>
       </w:pPr>
-      <w:bookmarkStart w:id="35" w:name="_Toc186146989"/>
+      <w:bookmarkStart w:id="35" w:name="_Toc186204985"/>
       <w:bookmarkEnd w:id="34"/>
       <w:r>
         <w:rPr>
@@ -33095,7 +32764,7 @@
           <w:szCs w:val="36"/>
         </w:rPr>
       </w:pPr>
-      <w:bookmarkStart w:id="36" w:name="_Toc186146990"/>
+      <w:bookmarkStart w:id="36" w:name="_Toc186204986"/>
       <w:r>
         <w:rPr>
           <w:sz w:val="36"/>
@@ -33769,7 +33438,7 @@
         <w:jc w:val="center"/>
       </w:pPr>
       <w:bookmarkStart w:id="37" w:name="_Список_использованной_литературы"/>
-      <w:bookmarkStart w:id="38" w:name="_Toc186146991"/>
+      <w:bookmarkStart w:id="38" w:name="_Toc186204987"/>
       <w:bookmarkEnd w:id="37"/>
       <w:r>
         <w:lastRenderedPageBreak/>
@@ -33831,7 +33500,6 @@
         <w:t xml:space="preserve">, Дон </w:t>
       </w:r>
       <w:proofErr w:type="spellStart"/>
-      <w:proofErr w:type="gramStart"/>
       <w:r>
         <w:rPr>
           <w:rFonts w:ascii="Times New Roman" w:hAnsi="Times New Roman" w:cs="Times New Roman"/>
@@ -33847,34 +33515,7 @@
           <w:sz w:val="28"/>
           <w:szCs w:val="28"/>
         </w:rPr>
-        <w:t xml:space="preserve"> ;</w:t>
-      </w:r>
-      <w:proofErr w:type="gramEnd"/>
-      <w:r>
-        <w:rPr>
-          <w:rFonts w:ascii="Times New Roman" w:hAnsi="Times New Roman" w:cs="Times New Roman"/>
-          <w:sz w:val="28"/>
-          <w:szCs w:val="28"/>
-        </w:rPr>
-        <w:t xml:space="preserve"> пер. с англ. и ред. Н. А. Ореховой. – </w:t>
-      </w:r>
-      <w:proofErr w:type="gramStart"/>
-      <w:r>
-        <w:rPr>
-          <w:rFonts w:ascii="Times New Roman" w:hAnsi="Times New Roman" w:cs="Times New Roman"/>
-          <w:sz w:val="28"/>
-          <w:szCs w:val="28"/>
-        </w:rPr>
-        <w:t>М. :</w:t>
-      </w:r>
-      <w:proofErr w:type="gramEnd"/>
-      <w:r>
-        <w:rPr>
-          <w:rFonts w:ascii="Times New Roman" w:hAnsi="Times New Roman" w:cs="Times New Roman"/>
-          <w:sz w:val="28"/>
-          <w:szCs w:val="28"/>
-        </w:rPr>
-        <w:t xml:space="preserve"> Вильямс, 2002. – 446, [2] с. : ил. – </w:t>
+        <w:t xml:space="preserve"> ; пер. с англ. и ред. Н. А. Ореховой. – М. : Вильямс, 2002. – 446, [2] с. : ил. – </w:t>
       </w:r>
       <w:proofErr w:type="spellStart"/>
       <w:r>
@@ -33993,33 +33634,13 @@
         </w:rPr>
         <w:t xml:space="preserve">Managing Software Requirements. A Unified Approach / Dean Leffingwell, Don Widrig. </w:t>
       </w:r>
-      <w:proofErr w:type="spellStart"/>
-      <w:proofErr w:type="gramStart"/>
-      <w:r>
-        <w:rPr>
-          <w:rFonts w:ascii="Times New Roman" w:hAnsi="Times New Roman" w:cs="Times New Roman"/>
-          <w:sz w:val="28"/>
-          <w:szCs w:val="28"/>
-        </w:rPr>
-        <w:t>Boston</w:t>
-      </w:r>
-      <w:proofErr w:type="spellEnd"/>
-      <w:r>
-        <w:rPr>
-          <w:rFonts w:ascii="Times New Roman" w:hAnsi="Times New Roman" w:cs="Times New Roman"/>
-          <w:sz w:val="28"/>
-          <w:szCs w:val="28"/>
-        </w:rPr>
-        <w:t xml:space="preserve"> :</w:t>
-      </w:r>
-      <w:proofErr w:type="gramEnd"/>
-      <w:r>
-        <w:rPr>
-          <w:rFonts w:ascii="Times New Roman" w:hAnsi="Times New Roman" w:cs="Times New Roman"/>
-          <w:sz w:val="28"/>
-          <w:szCs w:val="28"/>
-        </w:rPr>
-        <w:t xml:space="preserve"> </w:t>
+      <w:r>
+        <w:rPr>
+          <w:rFonts w:ascii="Times New Roman" w:hAnsi="Times New Roman" w:cs="Times New Roman"/>
+          <w:sz w:val="28"/>
+          <w:szCs w:val="28"/>
+        </w:rPr>
+        <w:t xml:space="preserve">Boston : </w:t>
       </w:r>
       <w:proofErr w:type="spellStart"/>
       <w:r>
@@ -34374,7 +33995,6 @@
           </w:rPr>
           <w:t>/</w:t>
         </w:r>
-        <w:proofErr w:type="spellStart"/>
         <w:r>
           <w:rPr>
             <w:rStyle w:val="a6"/>
@@ -34385,7 +34005,6 @@
           </w:rPr>
           <w:t>dotnet</w:t>
         </w:r>
-        <w:proofErr w:type="spellEnd"/>
         <w:r>
           <w:rPr>
             <w:rStyle w:val="a6"/>
@@ -34816,7 +34435,6 @@
         </w:rPr>
         <w:t xml:space="preserve"> </w:t>
       </w:r>
-      <w:proofErr w:type="spellStart"/>
       <w:r>
         <w:rPr>
           <w:rFonts w:ascii="Times New Roman" w:hAnsi="Times New Roman" w:cs="Times New Roman"/>
@@ -34826,7 +34444,6 @@
         </w:rPr>
         <w:t>Habr</w:t>
       </w:r>
-      <w:proofErr w:type="spellEnd"/>
       <w:r>
         <w:rPr>
           <w:rFonts w:ascii="Times New Roman" w:hAnsi="Times New Roman" w:cs="Times New Roman"/>
@@ -35321,8 +34938,6 @@
           <w:t>https://metanit.com</w:t>
         </w:r>
       </w:hyperlink>
-      <w:bookmarkStart w:id="39" w:name="_GoBack"/>
-      <w:bookmarkEnd w:id="39"/>
     </w:p>
     <w:p>
       <w:pPr>
@@ -35362,7 +34977,7 @@
 </file>
 
 <file path=word/endnotes.xml><?xml version="1.0" encoding="utf-8"?>
-<w:endnotes xmlns:wpc="http://schemas.microsoft.com/office/word/2010/wordprocessingCanvas" xmlns:cx="http://schemas.microsoft.com/office/drawing/2014/chartex" xmlns:cx1="http://schemas.microsoft.com/office/drawing/2015/9/8/chartex" xmlns:mc="http://schemas.openxmlformats.org/markup-compatibility/2006" xmlns:o="urn:schemas-microsoft-com:office:office" xmlns:r="http://schemas.openxmlformats.org/officeDocument/2006/relationships" xmlns:m="http://schemas.openxmlformats.org/officeDocument/2006/math" xmlns:v="urn:schemas-microsoft-com:vml" xmlns:wp14="http://schemas.microsoft.com/office/word/2010/wordprocessingDrawing" xmlns:wp="http://schemas.openxmlformats.org/drawingml/2006/wordprocessingDrawing" xmlns:w10="urn:schemas-microsoft-com:office:word" xmlns:w="http://schemas.openxmlformats.org/wordprocessingml/2006/main" xmlns:w14="http://schemas.microsoft.com/office/word/2010/wordml" xmlns:w15="http://schemas.microsoft.com/office/word/2012/wordml" xmlns:w16se="http://schemas.microsoft.com/office/word/2015/wordml/symex" xmlns:wpg="http://schemas.microsoft.com/office/word/2010/wordprocessingGroup" xmlns:wpi="http://schemas.microsoft.com/office/word/2010/wordprocessingInk" xmlns:wne="http://schemas.microsoft.com/office/word/2006/wordml" xmlns:wps="http://schemas.microsoft.com/office/word/2010/wordprocessingShape" mc:Ignorable="w14 w15 w16se wp14">
+<w:endnotes xmlns:wpc="http://schemas.microsoft.com/office/word/2010/wordprocessingCanvas" xmlns:cx="http://schemas.microsoft.com/office/drawing/2014/chartex" xmlns:cx1="http://schemas.microsoft.com/office/drawing/2015/9/8/chartex" xmlns:cx2="http://schemas.microsoft.com/office/drawing/2015/10/21/chartex" xmlns:cx3="http://schemas.microsoft.com/office/drawing/2016/5/9/chartex" xmlns:cx4="http://schemas.microsoft.com/office/drawing/2016/5/10/chartex" xmlns:cx5="http://schemas.microsoft.com/office/drawing/2016/5/11/chartex" xmlns:cx6="http://schemas.microsoft.com/office/drawing/2016/5/12/chartex" xmlns:cx7="http://schemas.microsoft.com/office/drawing/2016/5/13/chartex" xmlns:cx8="http://schemas.microsoft.com/office/drawing/2016/5/14/chartex" xmlns:mc="http://schemas.openxmlformats.org/markup-compatibility/2006" xmlns:aink="http://schemas.microsoft.com/office/drawing/2016/ink" xmlns:am3d="http://schemas.microsoft.com/office/drawing/2017/model3d" xmlns:o="urn:schemas-microsoft-com:office:office" xmlns:oel="http://schemas.microsoft.com/office/2019/extlst" xmlns:r="http://schemas.openxmlformats.org/officeDocument/2006/relationships" xmlns:m="http://schemas.openxmlformats.org/officeDocument/2006/math" xmlns:v="urn:schemas-microsoft-com:vml" xmlns:wp14="http://schemas.microsoft.com/office/word/2010/wordprocessingDrawing" xmlns:wp="http://schemas.openxmlformats.org/drawingml/2006/wordprocessingDrawing" xmlns:w10="urn:schemas-microsoft-com:office:word" xmlns:w="http://schemas.openxmlformats.org/wordprocessingml/2006/main" xmlns:w14="http://schemas.microsoft.com/office/word/2010/wordml" xmlns:w15="http://schemas.microsoft.com/office/word/2012/wordml" xmlns:w16cex="http://schemas.microsoft.com/office/word/2018/wordml/cex" xmlns:w16cid="http://schemas.microsoft.com/office/word/2016/wordml/cid" xmlns:w16="http://schemas.microsoft.com/office/word/2018/wordml" xmlns:w16du="http://schemas.microsoft.com/office/word/2023/wordml/word16du" xmlns:w16sdtdh="http://schemas.microsoft.com/office/word/2020/wordml/sdtdatahash" xmlns:w16se="http://schemas.microsoft.com/office/word/2015/wordml/symex" xmlns:wpg="http://schemas.microsoft.com/office/word/2010/wordprocessingGroup" xmlns:wpi="http://schemas.microsoft.com/office/word/2010/wordprocessingInk" xmlns:wne="http://schemas.microsoft.com/office/word/2006/wordml" xmlns:wps="http://schemas.microsoft.com/office/word/2010/wordprocessingShape" mc:Ignorable="w14 w15 w16se w16cid w16 w16cex w16sdtdh w16du wp14">
   <w:endnote w:type="separator" w:id="-1">
     <w:p>
       <w:pPr>
@@ -35387,7 +35002,7 @@
 </file>
 
 <file path=word/footer1.xml><?xml version="1.0" encoding="utf-8"?>
-<w:ftr xmlns:wpc="http://schemas.microsoft.com/office/word/2010/wordprocessingCanvas" xmlns:cx="http://schemas.microsoft.com/office/drawing/2014/chartex" xmlns:cx1="http://schemas.microsoft.com/office/drawing/2015/9/8/chartex" xmlns:mc="http://schemas.openxmlformats.org/markup-compatibility/2006" xmlns:o="urn:schemas-microsoft-com:office:office" xmlns:r="http://schemas.openxmlformats.org/officeDocument/2006/relationships" xmlns:m="http://schemas.openxmlformats.org/officeDocument/2006/math" xmlns:v="urn:schemas-microsoft-com:vml" xmlns:wp14="http://schemas.microsoft.com/office/word/2010/wordprocessingDrawing" xmlns:wp="http://schemas.openxmlformats.org/drawingml/2006/wordprocessingDrawing" xmlns:w10="urn:schemas-microsoft-com:office:word" xmlns:w="http://schemas.openxmlformats.org/wordprocessingml/2006/main" xmlns:w14="http://schemas.microsoft.com/office/word/2010/wordml" xmlns:w15="http://schemas.microsoft.com/office/word/2012/wordml" xmlns:w16se="http://schemas.microsoft.com/office/word/2015/wordml/symex" xmlns:wpg="http://schemas.microsoft.com/office/word/2010/wordprocessingGroup" xmlns:wpi="http://schemas.microsoft.com/office/word/2010/wordprocessingInk" xmlns:wne="http://schemas.microsoft.com/office/word/2006/wordml" xmlns:wps="http://schemas.microsoft.com/office/word/2010/wordprocessingShape" mc:Ignorable="w14 w15 w16se wp14">
+<w:ftr xmlns:wpc="http://schemas.microsoft.com/office/word/2010/wordprocessingCanvas" xmlns:cx="http://schemas.microsoft.com/office/drawing/2014/chartex" xmlns:cx1="http://schemas.microsoft.com/office/drawing/2015/9/8/chartex" xmlns:cx2="http://schemas.microsoft.com/office/drawing/2015/10/21/chartex" xmlns:cx3="http://schemas.microsoft.com/office/drawing/2016/5/9/chartex" xmlns:cx4="http://schemas.microsoft.com/office/drawing/2016/5/10/chartex" xmlns:cx5="http://schemas.microsoft.com/office/drawing/2016/5/11/chartex" xmlns:cx6="http://schemas.microsoft.com/office/drawing/2016/5/12/chartex" xmlns:cx7="http://schemas.microsoft.com/office/drawing/2016/5/13/chartex" xmlns:cx8="http://schemas.microsoft.com/office/drawing/2016/5/14/chartex" xmlns:mc="http://schemas.openxmlformats.org/markup-compatibility/2006" xmlns:aink="http://schemas.microsoft.com/office/drawing/2016/ink" xmlns:am3d="http://schemas.microsoft.com/office/drawing/2017/model3d" xmlns:o="urn:schemas-microsoft-com:office:office" xmlns:oel="http://schemas.microsoft.com/office/2019/extlst" xmlns:r="http://schemas.openxmlformats.org/officeDocument/2006/relationships" xmlns:m="http://schemas.openxmlformats.org/officeDocument/2006/math" xmlns:v="urn:schemas-microsoft-com:vml" xmlns:wp14="http://schemas.microsoft.com/office/word/2010/wordprocessingDrawing" xmlns:wp="http://schemas.openxmlformats.org/drawingml/2006/wordprocessingDrawing" xmlns:w10="urn:schemas-microsoft-com:office:word" xmlns:w="http://schemas.openxmlformats.org/wordprocessingml/2006/main" xmlns:w14="http://schemas.microsoft.com/office/word/2010/wordml" xmlns:w15="http://schemas.microsoft.com/office/word/2012/wordml" xmlns:w16cex="http://schemas.microsoft.com/office/word/2018/wordml/cex" xmlns:w16cid="http://schemas.microsoft.com/office/word/2016/wordml/cid" xmlns:w16="http://schemas.microsoft.com/office/word/2018/wordml" xmlns:w16du="http://schemas.microsoft.com/office/word/2023/wordml/word16du" xmlns:w16sdtdh="http://schemas.microsoft.com/office/word/2020/wordml/sdtdatahash" xmlns:w16se="http://schemas.microsoft.com/office/word/2015/wordml/symex" xmlns:wpg="http://schemas.microsoft.com/office/word/2010/wordprocessingGroup" xmlns:wpi="http://schemas.microsoft.com/office/word/2010/wordprocessingInk" xmlns:wne="http://schemas.microsoft.com/office/word/2006/wordml" xmlns:wps="http://schemas.microsoft.com/office/word/2010/wordprocessingShape" mc:Ignorable="w14 w15 w16se w16cid w16 w16cex w16sdtdh w16du wp14">
   <w:sdt>
     <w:sdtPr>
       <w:id w:val="1322624482"/>
@@ -35396,7 +35011,6 @@
         <w:docPartUnique/>
       </w:docPartObj>
     </w:sdtPr>
-    <w:sdtEndPr/>
     <w:sdtContent>
       <w:p>
         <w:pPr>
@@ -35433,7 +35047,7 @@
 </file>
 
 <file path=word/footnotes.xml><?xml version="1.0" encoding="utf-8"?>
-<w:footnotes xmlns:wpc="http://schemas.microsoft.com/office/word/2010/wordprocessingCanvas" xmlns:cx="http://schemas.microsoft.com/office/drawing/2014/chartex" xmlns:cx1="http://schemas.microsoft.com/office/drawing/2015/9/8/chartex" xmlns:mc="http://schemas.openxmlformats.org/markup-compatibility/2006" xmlns:o="urn:schemas-microsoft-com:office:office" xmlns:r="http://schemas.openxmlformats.org/officeDocument/2006/relationships" xmlns:m="http://schemas.openxmlformats.org/officeDocument/2006/math" xmlns:v="urn:schemas-microsoft-com:vml" xmlns:wp14="http://schemas.microsoft.com/office/word/2010/wordprocessingDrawing" xmlns:wp="http://schemas.openxmlformats.org/drawingml/2006/wordprocessingDrawing" xmlns:w10="urn:schemas-microsoft-com:office:word" xmlns:w="http://schemas.openxmlformats.org/wordprocessingml/2006/main" xmlns:w14="http://schemas.microsoft.com/office/word/2010/wordml" xmlns:w15="http://schemas.microsoft.com/office/word/2012/wordml" xmlns:w16se="http://schemas.microsoft.com/office/word/2015/wordml/symex" xmlns:wpg="http://schemas.microsoft.com/office/word/2010/wordprocessingGroup" xmlns:wpi="http://schemas.microsoft.com/office/word/2010/wordprocessingInk" xmlns:wne="http://schemas.microsoft.com/office/word/2006/wordml" xmlns:wps="http://schemas.microsoft.com/office/word/2010/wordprocessingShape" mc:Ignorable="w14 w15 w16se wp14">
+<w:footnotes xmlns:wpc="http://schemas.microsoft.com/office/word/2010/wordprocessingCanvas" xmlns:cx="http://schemas.microsoft.com/office/drawing/2014/chartex" xmlns:cx1="http://schemas.microsoft.com/office/drawing/2015/9/8/chartex" xmlns:cx2="http://schemas.microsoft.com/office/drawing/2015/10/21/chartex" xmlns:cx3="http://schemas.microsoft.com/office/drawing/2016/5/9/chartex" xmlns:cx4="http://schemas.microsoft.com/office/drawing/2016/5/10/chartex" xmlns:cx5="http://schemas.microsoft.com/office/drawing/2016/5/11/chartex" xmlns:cx6="http://schemas.microsoft.com/office/drawing/2016/5/12/chartex" xmlns:cx7="http://schemas.microsoft.com/office/drawing/2016/5/13/chartex" xmlns:cx8="http://schemas.microsoft.com/office/drawing/2016/5/14/chartex" xmlns:mc="http://schemas.openxmlformats.org/markup-compatibility/2006" xmlns:aink="http://schemas.microsoft.com/office/drawing/2016/ink" xmlns:am3d="http://schemas.microsoft.com/office/drawing/2017/model3d" xmlns:o="urn:schemas-microsoft-com:office:office" xmlns:oel="http://schemas.microsoft.com/office/2019/extlst" xmlns:r="http://schemas.openxmlformats.org/officeDocument/2006/relationships" xmlns:m="http://schemas.openxmlformats.org/officeDocument/2006/math" xmlns:v="urn:schemas-microsoft-com:vml" xmlns:wp14="http://schemas.microsoft.com/office/word/2010/wordprocessingDrawing" xmlns:wp="http://schemas.openxmlformats.org/drawingml/2006/wordprocessingDrawing" xmlns:w10="urn:schemas-microsoft-com:office:word" xmlns:w="http://schemas.openxmlformats.org/wordprocessingml/2006/main" xmlns:w14="http://schemas.microsoft.com/office/word/2010/wordml" xmlns:w15="http://schemas.microsoft.com/office/word/2012/wordml" xmlns:w16cex="http://schemas.microsoft.com/office/word/2018/wordml/cex" xmlns:w16cid="http://schemas.microsoft.com/office/word/2016/wordml/cid" xmlns:w16="http://schemas.microsoft.com/office/word/2018/wordml" xmlns:w16du="http://schemas.microsoft.com/office/word/2023/wordml/word16du" xmlns:w16sdtdh="http://schemas.microsoft.com/office/word/2020/wordml/sdtdatahash" xmlns:w16se="http://schemas.microsoft.com/office/word/2015/wordml/symex" xmlns:wpg="http://schemas.microsoft.com/office/word/2010/wordprocessingGroup" xmlns:wpi="http://schemas.microsoft.com/office/word/2010/wordprocessingInk" xmlns:wne="http://schemas.microsoft.com/office/word/2006/wordml" xmlns:wps="http://schemas.microsoft.com/office/word/2010/wordprocessingShape" mc:Ignorable="w14 w15 w16se w16cid w16 w16cex w16sdtdh w16du wp14">
   <w:footnote w:type="separator" w:id="-1">
     <w:p>
       <w:pPr>
@@ -35458,7 +35072,7 @@
 </file>
 
 <file path=word/numbering.xml><?xml version="1.0" encoding="utf-8"?>
-<w:numbering xmlns:wpc="http://schemas.microsoft.com/office/word/2010/wordprocessingCanvas" xmlns:cx="http://schemas.microsoft.com/office/drawing/2014/chartex" xmlns:cx1="http://schemas.microsoft.com/office/drawing/2015/9/8/chartex" xmlns:mc="http://schemas.openxmlformats.org/markup-compatibility/2006" xmlns:o="urn:schemas-microsoft-com:office:office" xmlns:r="http://schemas.openxmlformats.org/officeDocument/2006/relationships" xmlns:m="http://schemas.openxmlformats.org/officeDocument/2006/math" xmlns:v="urn:schemas-microsoft-com:vml" xmlns:wp14="http://schemas.microsoft.com/office/word/2010/wordprocessingDrawing" xmlns:wp="http://schemas.openxmlformats.org/drawingml/2006/wordprocessingDrawing" xmlns:w10="urn:schemas-microsoft-com:office:word" xmlns:w="http://schemas.openxmlformats.org/wordprocessingml/2006/main" xmlns:w14="http://schemas.microsoft.com/office/word/2010/wordml" xmlns:w15="http://schemas.microsoft.com/office/word/2012/wordml" xmlns:w16se="http://schemas.microsoft.com/office/word/2015/wordml/symex" xmlns:wpg="http://schemas.microsoft.com/office/word/2010/wordprocessingGroup" xmlns:wpi="http://schemas.microsoft.com/office/word/2010/wordprocessingInk" xmlns:wne="http://schemas.microsoft.com/office/word/2006/wordml" xmlns:wps="http://schemas.microsoft.com/office/word/2010/wordprocessingShape" mc:Ignorable="w14 w15 w16se wp14">
+<w:numbering xmlns:wpc="http://schemas.microsoft.com/office/word/2010/wordprocessingCanvas" xmlns:cx="http://schemas.microsoft.com/office/drawing/2014/chartex" xmlns:cx1="http://schemas.microsoft.com/office/drawing/2015/9/8/chartex" xmlns:cx2="http://schemas.microsoft.com/office/drawing/2015/10/21/chartex" xmlns:cx3="http://schemas.microsoft.com/office/drawing/2016/5/9/chartex" xmlns:cx4="http://schemas.microsoft.com/office/drawing/2016/5/10/chartex" xmlns:cx5="http://schemas.microsoft.com/office/drawing/2016/5/11/chartex" xmlns:cx6="http://schemas.microsoft.com/office/drawing/2016/5/12/chartex" xmlns:cx7="http://schemas.microsoft.com/office/drawing/2016/5/13/chartex" xmlns:cx8="http://schemas.microsoft.com/office/drawing/2016/5/14/chartex" xmlns:mc="http://schemas.openxmlformats.org/markup-compatibility/2006" xmlns:aink="http://schemas.microsoft.com/office/drawing/2016/ink" xmlns:am3d="http://schemas.microsoft.com/office/drawing/2017/model3d" xmlns:o="urn:schemas-microsoft-com:office:office" xmlns:oel="http://schemas.microsoft.com/office/2019/extlst" xmlns:r="http://schemas.openxmlformats.org/officeDocument/2006/relationships" xmlns:m="http://schemas.openxmlformats.org/officeDocument/2006/math" xmlns:v="urn:schemas-microsoft-com:vml" xmlns:wp14="http://schemas.microsoft.com/office/word/2010/wordprocessingDrawing" xmlns:wp="http://schemas.openxmlformats.org/drawingml/2006/wordprocessingDrawing" xmlns:w10="urn:schemas-microsoft-com:office:word" xmlns:w="http://schemas.openxmlformats.org/wordprocessingml/2006/main" xmlns:w14="http://schemas.microsoft.com/office/word/2010/wordml" xmlns:w15="http://schemas.microsoft.com/office/word/2012/wordml" xmlns:w16cex="http://schemas.microsoft.com/office/word/2018/wordml/cex" xmlns:w16cid="http://schemas.microsoft.com/office/word/2016/wordml/cid" xmlns:w16="http://schemas.microsoft.com/office/word/2018/wordml" xmlns:w16du="http://schemas.microsoft.com/office/word/2023/wordml/word16du" xmlns:w16sdtdh="http://schemas.microsoft.com/office/word/2020/wordml/sdtdatahash" xmlns:w16se="http://schemas.microsoft.com/office/word/2015/wordml/symex" xmlns:wpg="http://schemas.microsoft.com/office/word/2010/wordprocessingGroup" xmlns:wpi="http://schemas.microsoft.com/office/word/2010/wordprocessingInk" xmlns:wne="http://schemas.microsoft.com/office/word/2006/wordml" xmlns:wps="http://schemas.microsoft.com/office/word/2010/wordprocessingShape" mc:Ignorable="w14 w15 w16se w16cid w16 w16cex w16sdtdh w16du wp14">
   <w:abstractNum w:abstractNumId="0" w15:restartNumberingAfterBreak="0">
     <w:nsid w:val="006424C4"/>
     <w:multiLevelType w:val="multilevel"/>
@@ -41486,22 +41100,22 @@
       </w:rPr>
     </w:lvl>
   </w:abstractNum>
-  <w:num w:numId="1">
+  <w:num w:numId="1" w16cid:durableId="2075815812">
     <w:abstractNumId w:val="40"/>
   </w:num>
-  <w:num w:numId="2">
+  <w:num w:numId="2" w16cid:durableId="1257639434">
     <w:abstractNumId w:val="9"/>
   </w:num>
-  <w:num w:numId="3">
+  <w:num w:numId="3" w16cid:durableId="98841185">
     <w:abstractNumId w:val="24"/>
   </w:num>
-  <w:num w:numId="4">
+  <w:num w:numId="4" w16cid:durableId="955720576">
     <w:abstractNumId w:val="30"/>
   </w:num>
-  <w:num w:numId="5">
+  <w:num w:numId="5" w16cid:durableId="807475518">
     <w:abstractNumId w:val="39"/>
   </w:num>
-  <w:num w:numId="6">
+  <w:num w:numId="6" w16cid:durableId="144593953">
     <w:abstractNumId w:val="41"/>
     <w:lvlOverride w:ilvl="0">
       <w:startOverride w:val="1"/>
@@ -41529,7 +41143,7 @@
       <w:startOverride w:val="1"/>
     </w:lvlOverride>
   </w:num>
-  <w:num w:numId="7">
+  <w:num w:numId="7" w16cid:durableId="47187469">
     <w:abstractNumId w:val="23"/>
     <w:lvlOverride w:ilvl="0">
       <w:startOverride w:val="1"/>
@@ -41559,7 +41173,7 @@
       <w:startOverride w:val="1"/>
     </w:lvlOverride>
   </w:num>
-  <w:num w:numId="8">
+  <w:num w:numId="8" w16cid:durableId="1214778998">
     <w:abstractNumId w:val="21"/>
     <w:lvlOverride w:ilvl="0">
       <w:startOverride w:val="1"/>
@@ -41589,10 +41203,10 @@
       <w:startOverride w:val="1"/>
     </w:lvlOverride>
   </w:num>
-  <w:num w:numId="9">
+  <w:num w:numId="9" w16cid:durableId="179858164">
     <w:abstractNumId w:val="42"/>
   </w:num>
-  <w:num w:numId="10">
+  <w:num w:numId="10" w16cid:durableId="542864918">
     <w:abstractNumId w:val="13"/>
     <w:lvlOverride w:ilvl="0">
       <w:startOverride w:val="1"/>
@@ -41622,112 +41236,112 @@
       <w:startOverride w:val="1"/>
     </w:lvlOverride>
   </w:num>
-  <w:num w:numId="11">
+  <w:num w:numId="11" w16cid:durableId="1333558966">
     <w:abstractNumId w:val="43"/>
   </w:num>
-  <w:num w:numId="12">
+  <w:num w:numId="12" w16cid:durableId="1663465993">
     <w:abstractNumId w:val="33"/>
   </w:num>
-  <w:num w:numId="13">
+  <w:num w:numId="13" w16cid:durableId="837424415">
     <w:abstractNumId w:val="14"/>
   </w:num>
-  <w:num w:numId="14">
+  <w:num w:numId="14" w16cid:durableId="2010015441">
     <w:abstractNumId w:val="37"/>
   </w:num>
-  <w:num w:numId="15">
+  <w:num w:numId="15" w16cid:durableId="410321501">
     <w:abstractNumId w:val="7"/>
   </w:num>
-  <w:num w:numId="16">
+  <w:num w:numId="16" w16cid:durableId="928778711">
     <w:abstractNumId w:val="0"/>
   </w:num>
-  <w:num w:numId="17">
+  <w:num w:numId="17" w16cid:durableId="1291592402">
     <w:abstractNumId w:val="2"/>
   </w:num>
-  <w:num w:numId="18">
+  <w:num w:numId="18" w16cid:durableId="529882230">
     <w:abstractNumId w:val="8"/>
   </w:num>
-  <w:num w:numId="19">
+  <w:num w:numId="19" w16cid:durableId="1893341563">
     <w:abstractNumId w:val="16"/>
   </w:num>
-  <w:num w:numId="20">
+  <w:num w:numId="20" w16cid:durableId="1651521622">
     <w:abstractNumId w:val="20"/>
   </w:num>
-  <w:num w:numId="21">
+  <w:num w:numId="21" w16cid:durableId="1634359386">
     <w:abstractNumId w:val="4"/>
   </w:num>
-  <w:num w:numId="22">
+  <w:num w:numId="22" w16cid:durableId="920404486">
     <w:abstractNumId w:val="5"/>
   </w:num>
-  <w:num w:numId="23">
+  <w:num w:numId="23" w16cid:durableId="600722755">
     <w:abstractNumId w:val="32"/>
   </w:num>
-  <w:num w:numId="24">
+  <w:num w:numId="24" w16cid:durableId="1773668574">
     <w:abstractNumId w:val="10"/>
   </w:num>
-  <w:num w:numId="25">
+  <w:num w:numId="25" w16cid:durableId="961423197">
     <w:abstractNumId w:val="15"/>
   </w:num>
-  <w:num w:numId="26">
+  <w:num w:numId="26" w16cid:durableId="1048262716">
     <w:abstractNumId w:val="19"/>
   </w:num>
-  <w:num w:numId="27">
+  <w:num w:numId="27" w16cid:durableId="2099255062">
     <w:abstractNumId w:val="12"/>
   </w:num>
-  <w:num w:numId="28">
+  <w:num w:numId="28" w16cid:durableId="1598102199">
     <w:abstractNumId w:val="25"/>
   </w:num>
-  <w:num w:numId="29">
+  <w:num w:numId="29" w16cid:durableId="1190416838">
     <w:abstractNumId w:val="28"/>
   </w:num>
-  <w:num w:numId="30">
+  <w:num w:numId="30" w16cid:durableId="1846164817">
     <w:abstractNumId w:val="11"/>
   </w:num>
-  <w:num w:numId="31">
+  <w:num w:numId="31" w16cid:durableId="824665428">
     <w:abstractNumId w:val="22"/>
   </w:num>
-  <w:num w:numId="32">
+  <w:num w:numId="32" w16cid:durableId="1160733367">
     <w:abstractNumId w:val="3"/>
   </w:num>
-  <w:num w:numId="33">
+  <w:num w:numId="33" w16cid:durableId="600455574">
     <w:abstractNumId w:val="44"/>
   </w:num>
-  <w:num w:numId="34">
+  <w:num w:numId="34" w16cid:durableId="241794643">
     <w:abstractNumId w:val="17"/>
   </w:num>
-  <w:num w:numId="35">
+  <w:num w:numId="35" w16cid:durableId="748621396">
     <w:abstractNumId w:val="6"/>
   </w:num>
-  <w:num w:numId="36">
+  <w:num w:numId="36" w16cid:durableId="397752557">
     <w:abstractNumId w:val="38"/>
   </w:num>
-  <w:num w:numId="37">
+  <w:num w:numId="37" w16cid:durableId="1151409749">
     <w:abstractNumId w:val="29"/>
   </w:num>
-  <w:num w:numId="38">
+  <w:num w:numId="38" w16cid:durableId="210656685">
     <w:abstractNumId w:val="36"/>
   </w:num>
-  <w:num w:numId="39">
+  <w:num w:numId="39" w16cid:durableId="519782318">
     <w:abstractNumId w:val="27"/>
   </w:num>
-  <w:num w:numId="40">
+  <w:num w:numId="40" w16cid:durableId="472791673">
     <w:abstractNumId w:val="26"/>
   </w:num>
-  <w:num w:numId="41">
+  <w:num w:numId="41" w16cid:durableId="1714575661">
     <w:abstractNumId w:val="18"/>
   </w:num>
-  <w:num w:numId="42">
+  <w:num w:numId="42" w16cid:durableId="1301811357">
     <w:abstractNumId w:val="1"/>
   </w:num>
-  <w:num w:numId="43">
+  <w:num w:numId="43" w16cid:durableId="413358465">
     <w:abstractNumId w:val="35"/>
   </w:num>
-  <w:num w:numId="44">
+  <w:num w:numId="44" w16cid:durableId="1867866609">
     <w:abstractNumId w:val="45"/>
   </w:num>
-  <w:num w:numId="45">
+  <w:num w:numId="45" w16cid:durableId="155220792">
     <w:abstractNumId w:val="34"/>
   </w:num>
-  <w:num w:numId="46">
+  <w:num w:numId="46" w16cid:durableId="923145361">
     <w:abstractNumId w:val="31"/>
   </w:num>
   <w:numIdMacAtCleanup w:val="14"/>
@@ -41735,7 +41349,7 @@
 </file>
 
 <file path=word/styles.xml><?xml version="1.0" encoding="utf-8"?>
-<w:styles xmlns:mc="http://schemas.openxmlformats.org/markup-compatibility/2006" xmlns:r="http://schemas.openxmlformats.org/officeDocument/2006/relationships" xmlns:w="http://schemas.openxmlformats.org/wordprocessingml/2006/main" xmlns:w14="http://schemas.microsoft.com/office/word/2010/wordml" xmlns:w15="http://schemas.microsoft.com/office/word/2012/wordml" xmlns:w16se="http://schemas.microsoft.com/office/word/2015/wordml/symex" mc:Ignorable="w14 w15 w16se">
+<w:styles xmlns:mc="http://schemas.openxmlformats.org/markup-compatibility/2006" xmlns:r="http://schemas.openxmlformats.org/officeDocument/2006/relationships" xmlns:w="http://schemas.openxmlformats.org/wordprocessingml/2006/main" xmlns:w14="http://schemas.microsoft.com/office/word/2010/wordml" xmlns:w15="http://schemas.microsoft.com/office/word/2012/wordml" xmlns:w16cex="http://schemas.microsoft.com/office/word/2018/wordml/cex" xmlns:w16cid="http://schemas.microsoft.com/office/word/2016/wordml/cid" xmlns:w16="http://schemas.microsoft.com/office/word/2018/wordml" xmlns:w16du="http://schemas.microsoft.com/office/word/2023/wordml/word16du" xmlns:w16sdtdh="http://schemas.microsoft.com/office/word/2020/wordml/sdtdatahash" xmlns:w16se="http://schemas.microsoft.com/office/word/2015/wordml/symex" mc:Ignorable="w14 w15 w16se w16cid w16 w16cex w16sdtdh w16du">
   <w:docDefaults>
     <w:rPrDefault>
       <w:rPr>
@@ -41751,7 +41365,7 @@
       </w:pPr>
     </w:pPrDefault>
   </w:docDefaults>
-  <w:latentStyles w:defLockedState="0" w:defUIPriority="99" w:defSemiHidden="0" w:defUnhideWhenUsed="0" w:defQFormat="0" w:count="371">
+  <w:latentStyles w:defLockedState="0" w:defUIPriority="99" w:defSemiHidden="0" w:defUnhideWhenUsed="0" w:defQFormat="0" w:count="376">
     <w:lsdException w:name="Normal" w:uiPriority="0" w:qFormat="1"/>
     <w:lsdException w:name="heading 1" w:uiPriority="9" w:qFormat="1"/>
     <w:lsdException w:name="heading 2" w:semiHidden="1" w:uiPriority="9" w:unhideWhenUsed="1" w:qFormat="1"/>
@@ -42123,6 +41737,11 @@
     <w:lsdException w:name="List Table 5 Dark Accent 6" w:uiPriority="50"/>
     <w:lsdException w:name="List Table 6 Colorful Accent 6" w:uiPriority="51"/>
     <w:lsdException w:name="List Table 7 Colorful Accent 6" w:uiPriority="52"/>
+    <w:lsdException w:name="Mention" w:semiHidden="1" w:unhideWhenUsed="1"/>
+    <w:lsdException w:name="Smart Hyperlink" w:semiHidden="1" w:unhideWhenUsed="1"/>
+    <w:lsdException w:name="Hashtag" w:semiHidden="1" w:unhideWhenUsed="1"/>
+    <w:lsdException w:name="Unresolved Mention" w:semiHidden="1" w:unhideWhenUsed="1"/>
+    <w:lsdException w:name="Smart Link" w:semiHidden="1" w:unhideWhenUsed="1"/>
   </w:latentStyles>
   <w:style w:type="paragraph" w:default="1" w:styleId="a">
     <w:name w:val="Normal"/>
@@ -42505,8 +42124,8 @@
       <w:szCs w:val="26"/>
     </w:rPr>
   </w:style>
-  <w:style w:type="character" w:customStyle="1" w:styleId="UnresolvedMention">
-    <w:name w:val="Unresolved Mention"/>
+  <w:style w:type="character" w:customStyle="1" w:styleId="12">
+    <w:name w:val="Неразрешенное упоминание1"/>
     <w:basedOn w:val="a0"/>
     <w:uiPriority w:val="99"/>
     <w:semiHidden/>

--- a/Документация.docx
+++ b/Документация.docx
@@ -4019,7 +4019,23 @@
           <w:sz w:val="28"/>
           <w:szCs w:val="28"/>
         </w:rPr>
-        <w:t xml:space="preserve"> и различных языков программирования, такие как </w:t>
+        <w:t xml:space="preserve"> и язык</w:t>
+      </w:r>
+      <w:r>
+        <w:rPr>
+          <w:rFonts w:ascii="Times New Roman" w:hAnsi="Times New Roman" w:cs="Times New Roman"/>
+          <w:sz w:val="28"/>
+          <w:szCs w:val="28"/>
+        </w:rPr>
+        <w:t>а</w:t>
+      </w:r>
+      <w:r>
+        <w:rPr>
+          <w:rFonts w:ascii="Times New Roman" w:hAnsi="Times New Roman" w:cs="Times New Roman"/>
+          <w:sz w:val="28"/>
+          <w:szCs w:val="28"/>
+        </w:rPr>
+        <w:t xml:space="preserve"> программирования </w:t>
       </w:r>
       <w:r>
         <w:rPr>
@@ -4028,24 +4044,15 @@
           <w:szCs w:val="28"/>
           <w:lang w:val="en-US"/>
         </w:rPr>
-        <w:t>JavaScript</w:t>
-      </w:r>
-      <w:r>
-        <w:rPr>
-          <w:rFonts w:ascii="Times New Roman" w:hAnsi="Times New Roman" w:cs="Times New Roman"/>
-          <w:sz w:val="28"/>
-          <w:szCs w:val="28"/>
-        </w:rPr>
-        <w:t xml:space="preserve"> и </w:t>
-      </w:r>
-      <w:r>
-        <w:rPr>
-          <w:rFonts w:ascii="Times New Roman" w:hAnsi="Times New Roman" w:cs="Times New Roman"/>
-          <w:sz w:val="28"/>
-          <w:szCs w:val="28"/>
-          <w:lang w:val="en-US"/>
-        </w:rPr>
-        <w:t>PHP</w:t>
+        <w:t>C</w:t>
+      </w:r>
+      <w:r>
+        <w:rPr>
+          <w:rFonts w:ascii="Times New Roman" w:hAnsi="Times New Roman" w:cs="Times New Roman"/>
+          <w:sz w:val="28"/>
+          <w:szCs w:val="28"/>
+        </w:rPr>
+        <w:t>#</w:t>
       </w:r>
       <w:r>
         <w:rPr>
@@ -8419,35 +8426,6 @@
       <w:pPr>
         <w:rPr>
           <w:rFonts w:ascii="Times New Roman" w:hAnsi="Times New Roman" w:cs="Times New Roman"/>
-          <w:b/>
-          <w:sz w:val="32"/>
-          <w:szCs w:val="32"/>
-        </w:rPr>
-      </w:pPr>
-    </w:p>
-    <w:p>
-      <w:pPr>
-        <w:rPr>
-          <w:rFonts w:ascii="Times New Roman" w:hAnsi="Times New Roman" w:cs="Times New Roman"/>
-          <w:b/>
-          <w:sz w:val="28"/>
-          <w:szCs w:val="28"/>
-        </w:rPr>
-      </w:pPr>
-      <w:r>
-        <w:rPr>
-          <w:rFonts w:ascii="Times New Roman" w:hAnsi="Times New Roman" w:cs="Times New Roman"/>
-          <w:b/>
-          <w:sz w:val="28"/>
-          <w:szCs w:val="28"/>
-        </w:rPr>
-        <w:t>5.1. Простой способ использования программного продукта</w:t>
-      </w:r>
-    </w:p>
-    <w:p>
-      <w:pPr>
-        <w:rPr>
-          <w:rFonts w:ascii="Times New Roman" w:hAnsi="Times New Roman" w:cs="Times New Roman"/>
           <w:bCs/>
           <w:sz w:val="24"/>
           <w:szCs w:val="24"/>
@@ -8541,38 +8519,38 @@
           <w:sz w:val="24"/>
           <w:szCs w:val="24"/>
         </w:rPr>
+        <w:tab/>
+      </w:r>
+    </w:p>
+    <w:p>
+      <w:pPr>
+        <w:rPr>
+          <w:rFonts w:ascii="Times New Roman" w:hAnsi="Times New Roman" w:cs="Times New Roman"/>
+          <w:bCs/>
+          <w:sz w:val="24"/>
+          <w:szCs w:val="24"/>
+        </w:rPr>
+      </w:pPr>
+    </w:p>
+    <w:p>
+      <w:pPr>
+        <w:rPr>
+          <w:rFonts w:ascii="Times New Roman" w:hAnsi="Times New Roman" w:cs="Times New Roman"/>
+          <w:b/>
+          <w:bCs/>
+          <w:sz w:val="24"/>
+          <w:szCs w:val="24"/>
+        </w:rPr>
+      </w:pPr>
+      <w:r>
+        <w:rPr>
+          <w:rFonts w:ascii="Times New Roman" w:hAnsi="Times New Roman" w:cs="Times New Roman"/>
+          <w:b/>
+          <w:bCs/>
+          <w:sz w:val="24"/>
+          <w:szCs w:val="24"/>
+        </w:rPr>
         <w:lastRenderedPageBreak/>
-        <w:tab/>
-      </w:r>
-    </w:p>
-    <w:p>
-      <w:pPr>
-        <w:rPr>
-          <w:rFonts w:ascii="Times New Roman" w:hAnsi="Times New Roman" w:cs="Times New Roman"/>
-          <w:bCs/>
-          <w:sz w:val="24"/>
-          <w:szCs w:val="24"/>
-        </w:rPr>
-      </w:pPr>
-    </w:p>
-    <w:p>
-      <w:pPr>
-        <w:rPr>
-          <w:rFonts w:ascii="Times New Roman" w:hAnsi="Times New Roman" w:cs="Times New Roman"/>
-          <w:b/>
-          <w:bCs/>
-          <w:sz w:val="24"/>
-          <w:szCs w:val="24"/>
-        </w:rPr>
-      </w:pPr>
-      <w:r>
-        <w:rPr>
-          <w:rFonts w:ascii="Times New Roman" w:hAnsi="Times New Roman" w:cs="Times New Roman"/>
-          <w:b/>
-          <w:bCs/>
-          <w:sz w:val="24"/>
-          <w:szCs w:val="24"/>
-        </w:rPr>
         <w:t>5.2. Полномасштабный способ использования программного продукта</w:t>
       </w:r>
     </w:p>
@@ -9516,6 +9494,7 @@
           <w:rFonts w:ascii="Times New Roman" w:hAnsi="Times New Roman" w:cs="Times New Roman"/>
           <w:sz w:val="24"/>
         </w:rPr>
+        <w:lastRenderedPageBreak/>
         <w:t>Нет требований.</w:t>
       </w:r>
     </w:p>
@@ -9952,7 +9931,6 @@
           <w:b/>
           <w:sz w:val="24"/>
         </w:rPr>
-        <w:lastRenderedPageBreak/>
         <w:t>6.1.7. Требования к безопасности</w:t>
       </w:r>
     </w:p>
@@ -9991,6 +9969,7 @@
           <w:rFonts w:ascii="Times New Roman" w:hAnsi="Times New Roman" w:cs="Times New Roman"/>
           <w:sz w:val="24"/>
         </w:rPr>
+        <w:lastRenderedPageBreak/>
         <w:tab/>
       </w:r>
     </w:p>
@@ -10431,87 +10410,87 @@
           <w:rFonts w:ascii="Times New Roman" w:hAnsi="Times New Roman" w:cs="Times New Roman"/>
           <w:sz w:val="24"/>
         </w:rPr>
+        <w:t>Используется HTML и CSS.</w:t>
+      </w:r>
+    </w:p>
+    <w:p>
+      <w:pPr>
+        <w:jc w:val="both"/>
+        <w:rPr>
+          <w:rFonts w:ascii="Times New Roman" w:hAnsi="Times New Roman" w:cs="Times New Roman"/>
+          <w:sz w:val="24"/>
+        </w:rPr>
+      </w:pPr>
+      <w:r>
+        <w:rPr>
+          <w:rFonts w:ascii="Times New Roman" w:hAnsi="Times New Roman" w:cs="Times New Roman"/>
+          <w:sz w:val="24"/>
+        </w:rPr>
+        <w:t xml:space="preserve">Язык программирования </w:t>
+      </w:r>
+      <w:proofErr w:type="spellStart"/>
+      <w:r>
+        <w:rPr>
+          <w:rFonts w:ascii="Times New Roman" w:hAnsi="Times New Roman" w:cs="Times New Roman"/>
+          <w:sz w:val="24"/>
+        </w:rPr>
+        <w:t>Javascript</w:t>
+      </w:r>
+      <w:proofErr w:type="spellEnd"/>
+      <w:r>
+        <w:rPr>
+          <w:rFonts w:ascii="Times New Roman" w:hAnsi="Times New Roman" w:cs="Times New Roman"/>
+          <w:sz w:val="24"/>
+        </w:rPr>
+        <w:t xml:space="preserve">, версия стандарта ES2019. Используется </w:t>
+      </w:r>
+      <w:proofErr w:type="spellStart"/>
+      <w:r>
+        <w:rPr>
+          <w:rFonts w:ascii="Times New Roman" w:hAnsi="Times New Roman" w:cs="Times New Roman"/>
+          <w:sz w:val="24"/>
+        </w:rPr>
+        <w:t>fullstack</w:t>
+      </w:r>
+      <w:proofErr w:type="spellEnd"/>
+      <w:r>
+        <w:rPr>
+          <w:rFonts w:ascii="Times New Roman" w:hAnsi="Times New Roman" w:cs="Times New Roman"/>
+          <w:sz w:val="24"/>
+        </w:rPr>
+        <w:t xml:space="preserve"> фреймворк Nuxt.js с дополнительным расширением для JS - </w:t>
+      </w:r>
+      <w:proofErr w:type="spellStart"/>
+      <w:r>
+        <w:rPr>
+          <w:rFonts w:ascii="Times New Roman" w:hAnsi="Times New Roman" w:cs="Times New Roman"/>
+          <w:sz w:val="24"/>
+        </w:rPr>
+        <w:t>Typescript</w:t>
+      </w:r>
+      <w:proofErr w:type="spellEnd"/>
+      <w:r>
+        <w:rPr>
+          <w:rFonts w:ascii="Times New Roman" w:hAnsi="Times New Roman" w:cs="Times New Roman"/>
+          <w:sz w:val="24"/>
+        </w:rPr>
+        <w:t>.</w:t>
+      </w:r>
+    </w:p>
+    <w:p>
+      <w:pPr>
+        <w:jc w:val="both"/>
+        <w:rPr>
+          <w:rFonts w:ascii="Times New Roman" w:hAnsi="Times New Roman" w:cs="Times New Roman"/>
+          <w:sz w:val="24"/>
+        </w:rPr>
+      </w:pPr>
+      <w:r>
+        <w:rPr>
+          <w:rFonts w:ascii="Times New Roman" w:hAnsi="Times New Roman" w:cs="Times New Roman"/>
+          <w:sz w:val="24"/>
+        </w:rPr>
         <w:lastRenderedPageBreak/>
-        <w:t>Используется HTML и CSS.</w:t>
-      </w:r>
-    </w:p>
-    <w:p>
-      <w:pPr>
-        <w:jc w:val="both"/>
-        <w:rPr>
-          <w:rFonts w:ascii="Times New Roman" w:hAnsi="Times New Roman" w:cs="Times New Roman"/>
-          <w:sz w:val="24"/>
-        </w:rPr>
-      </w:pPr>
-      <w:r>
-        <w:rPr>
-          <w:rFonts w:ascii="Times New Roman" w:hAnsi="Times New Roman" w:cs="Times New Roman"/>
-          <w:sz w:val="24"/>
-        </w:rPr>
-        <w:t xml:space="preserve">Язык программирования </w:t>
-      </w:r>
-      <w:proofErr w:type="spellStart"/>
-      <w:r>
-        <w:rPr>
-          <w:rFonts w:ascii="Times New Roman" w:hAnsi="Times New Roman" w:cs="Times New Roman"/>
-          <w:sz w:val="24"/>
-        </w:rPr>
-        <w:t>Javascript</w:t>
-      </w:r>
-      <w:proofErr w:type="spellEnd"/>
-      <w:r>
-        <w:rPr>
-          <w:rFonts w:ascii="Times New Roman" w:hAnsi="Times New Roman" w:cs="Times New Roman"/>
-          <w:sz w:val="24"/>
-        </w:rPr>
-        <w:t xml:space="preserve">, версия стандарта ES2019. Используется </w:t>
-      </w:r>
-      <w:proofErr w:type="spellStart"/>
-      <w:r>
-        <w:rPr>
-          <w:rFonts w:ascii="Times New Roman" w:hAnsi="Times New Roman" w:cs="Times New Roman"/>
-          <w:sz w:val="24"/>
-        </w:rPr>
-        <w:t>fullstack</w:t>
-      </w:r>
-      <w:proofErr w:type="spellEnd"/>
-      <w:r>
-        <w:rPr>
-          <w:rFonts w:ascii="Times New Roman" w:hAnsi="Times New Roman" w:cs="Times New Roman"/>
-          <w:sz w:val="24"/>
-        </w:rPr>
-        <w:t xml:space="preserve"> фреймворк Nuxt.js с дополнительным расширением для JS - </w:t>
-      </w:r>
-      <w:proofErr w:type="spellStart"/>
-      <w:r>
-        <w:rPr>
-          <w:rFonts w:ascii="Times New Roman" w:hAnsi="Times New Roman" w:cs="Times New Roman"/>
-          <w:sz w:val="24"/>
-        </w:rPr>
-        <w:t>Typescript</w:t>
-      </w:r>
-      <w:proofErr w:type="spellEnd"/>
-      <w:r>
-        <w:rPr>
-          <w:rFonts w:ascii="Times New Roman" w:hAnsi="Times New Roman" w:cs="Times New Roman"/>
-          <w:sz w:val="24"/>
-        </w:rPr>
-        <w:t>.</w:t>
-      </w:r>
-    </w:p>
-    <w:p>
-      <w:pPr>
-        <w:jc w:val="both"/>
-        <w:rPr>
-          <w:rFonts w:ascii="Times New Roman" w:hAnsi="Times New Roman" w:cs="Times New Roman"/>
-          <w:sz w:val="24"/>
-        </w:rPr>
-      </w:pPr>
-      <w:r>
-        <w:rPr>
-          <w:rFonts w:ascii="Times New Roman" w:hAnsi="Times New Roman" w:cs="Times New Roman"/>
-          <w:sz w:val="24"/>
-        </w:rPr>
         <w:t xml:space="preserve">Для </w:t>
       </w:r>
       <w:proofErr w:type="spellStart"/>
@@ -11048,7 +11027,6 @@
           <w:rFonts w:ascii="Times New Roman" w:hAnsi="Times New Roman" w:cs="Times New Roman"/>
           <w:sz w:val="24"/>
         </w:rPr>
-        <w:lastRenderedPageBreak/>
         <w:t xml:space="preserve">Запрещены любые манипуляции с системой способны нарушить закона </w:t>
       </w:r>
       <w:r>
@@ -11556,89 +11534,89 @@
           <w:sz w:val="24"/>
           <w:lang w:val="en-US"/>
         </w:rPr>
+        <w:t>ReadMe</w:t>
+      </w:r>
+      <w:r>
+        <w:rPr>
+          <w:rFonts w:ascii="Times New Roman" w:hAnsi="Times New Roman" w:cs="Times New Roman"/>
+          <w:sz w:val="24"/>
+        </w:rPr>
+        <w:t xml:space="preserve"> должен содержать перечень изменений, проведенных в новой версии, а также список замеченных ошибок.</w:t>
+      </w:r>
+      <w:r>
+        <w:rPr>
+          <w:rFonts w:ascii="Times New Roman" w:hAnsi="Times New Roman" w:cs="Times New Roman"/>
+          <w:sz w:val="24"/>
+        </w:rPr>
+        <w:t xml:space="preserve"> </w:t>
+      </w:r>
+      <w:r>
+        <w:rPr>
+          <w:rFonts w:ascii="Times New Roman" w:hAnsi="Times New Roman" w:cs="Times New Roman"/>
+          <w:sz w:val="24"/>
+        </w:rPr>
+        <w:t xml:space="preserve">Должны быть представлены в электронной форме (формат файла – </w:t>
+      </w:r>
+      <w:r>
+        <w:rPr>
+          <w:rFonts w:ascii="Times New Roman" w:hAnsi="Times New Roman" w:cs="Times New Roman"/>
+          <w:sz w:val="24"/>
+          <w:lang w:val="en-US"/>
+        </w:rPr>
+        <w:t>ASCII</w:t>
+      </w:r>
+      <w:r>
+        <w:rPr>
+          <w:rFonts w:ascii="Times New Roman" w:hAnsi="Times New Roman" w:cs="Times New Roman"/>
+          <w:sz w:val="24"/>
+        </w:rPr>
+        <w:t>).</w:t>
+      </w:r>
+    </w:p>
+    <w:p>
+      <w:pPr>
+        <w:jc w:val="both"/>
+        <w:rPr>
+          <w:rFonts w:ascii="Times New Roman" w:hAnsi="Times New Roman" w:cs="Times New Roman"/>
+          <w:sz w:val="24"/>
+        </w:rPr>
+      </w:pPr>
+    </w:p>
+    <w:p>
+      <w:pPr>
+        <w:jc w:val="both"/>
+        <w:rPr>
+          <w:rFonts w:ascii="Times New Roman" w:hAnsi="Times New Roman" w:cs="Times New Roman"/>
+          <w:b/>
+          <w:sz w:val="28"/>
+          <w:szCs w:val="28"/>
+        </w:rPr>
+      </w:pPr>
+      <w:r>
+        <w:rPr>
+          <w:rFonts w:ascii="Times New Roman" w:hAnsi="Times New Roman" w:cs="Times New Roman"/>
+          <w:b/>
+          <w:sz w:val="28"/>
+          <w:szCs w:val="28"/>
+        </w:rPr>
+        <w:t>7.5. Маркировка и упаковка</w:t>
+      </w:r>
+    </w:p>
+    <w:p>
+      <w:pPr>
+        <w:ind w:firstLine="720"/>
+        <w:jc w:val="both"/>
+        <w:rPr>
+          <w:rFonts w:ascii="Times New Roman" w:hAnsi="Times New Roman" w:cs="Times New Roman"/>
+          <w:sz w:val="24"/>
+        </w:rPr>
+      </w:pPr>
+      <w:r>
+        <w:rPr>
+          <w:rFonts w:ascii="Times New Roman" w:hAnsi="Times New Roman" w:cs="Times New Roman"/>
+          <w:sz w:val="24"/>
+        </w:rPr>
         <w:lastRenderedPageBreak/>
-        <w:t>ReadMe</w:t>
-      </w:r>
-      <w:r>
-        <w:rPr>
-          <w:rFonts w:ascii="Times New Roman" w:hAnsi="Times New Roman" w:cs="Times New Roman"/>
-          <w:sz w:val="24"/>
-        </w:rPr>
-        <w:t xml:space="preserve"> должен содержать перечень изменений, проведенных в новой версии, а также список замеченных ошибок.</w:t>
-      </w:r>
-      <w:r>
-        <w:rPr>
-          <w:rFonts w:ascii="Times New Roman" w:hAnsi="Times New Roman" w:cs="Times New Roman"/>
-          <w:sz w:val="24"/>
-        </w:rPr>
-        <w:t xml:space="preserve"> </w:t>
-      </w:r>
-      <w:r>
-        <w:rPr>
-          <w:rFonts w:ascii="Times New Roman" w:hAnsi="Times New Roman" w:cs="Times New Roman"/>
-          <w:sz w:val="24"/>
-        </w:rPr>
-        <w:t xml:space="preserve">Должны быть представлены в электронной форме (формат файла – </w:t>
-      </w:r>
-      <w:r>
-        <w:rPr>
-          <w:rFonts w:ascii="Times New Roman" w:hAnsi="Times New Roman" w:cs="Times New Roman"/>
-          <w:sz w:val="24"/>
-          <w:lang w:val="en-US"/>
-        </w:rPr>
-        <w:t>ASCII</w:t>
-      </w:r>
-      <w:r>
-        <w:rPr>
-          <w:rFonts w:ascii="Times New Roman" w:hAnsi="Times New Roman" w:cs="Times New Roman"/>
-          <w:sz w:val="24"/>
-        </w:rPr>
-        <w:t>).</w:t>
-      </w:r>
-    </w:p>
-    <w:p>
-      <w:pPr>
-        <w:jc w:val="both"/>
-        <w:rPr>
-          <w:rFonts w:ascii="Times New Roman" w:hAnsi="Times New Roman" w:cs="Times New Roman"/>
-          <w:sz w:val="24"/>
-        </w:rPr>
-      </w:pPr>
-    </w:p>
-    <w:p>
-      <w:pPr>
-        <w:jc w:val="both"/>
-        <w:rPr>
-          <w:rFonts w:ascii="Times New Roman" w:hAnsi="Times New Roman" w:cs="Times New Roman"/>
-          <w:b/>
-          <w:sz w:val="28"/>
-          <w:szCs w:val="28"/>
-        </w:rPr>
-      </w:pPr>
-      <w:r>
-        <w:rPr>
-          <w:rFonts w:ascii="Times New Roman" w:hAnsi="Times New Roman" w:cs="Times New Roman"/>
-          <w:b/>
-          <w:sz w:val="28"/>
-          <w:szCs w:val="28"/>
-        </w:rPr>
-        <w:t>7.5. Маркировка и упаковка</w:t>
-      </w:r>
-    </w:p>
-    <w:p>
-      <w:pPr>
-        <w:ind w:firstLine="720"/>
-        <w:jc w:val="both"/>
-        <w:rPr>
-          <w:rFonts w:ascii="Times New Roman" w:hAnsi="Times New Roman" w:cs="Times New Roman"/>
-          <w:sz w:val="24"/>
-        </w:rPr>
-      </w:pPr>
-      <w:r>
-        <w:rPr>
-          <w:rFonts w:ascii="Times New Roman" w:hAnsi="Times New Roman" w:cs="Times New Roman"/>
-          <w:sz w:val="24"/>
-        </w:rPr>
         <w:t>Не используется</w:t>
       </w:r>
     </w:p>
@@ -18151,6 +18129,13 @@
           <w:szCs w:val="36"/>
         </w:rPr>
         <w:lastRenderedPageBreak/>
+        <w:t xml:space="preserve"> </w:t>
+      </w:r>
+      <w:r>
+        <w:rPr>
+          <w:sz w:val="36"/>
+          <w:szCs w:val="36"/>
+        </w:rPr>
         <w:t>Исходные тексты программ</w:t>
       </w:r>
       <w:bookmarkEnd w:id="27"/>
@@ -35011,6 +34996,7 @@
         <w:docPartUnique/>
       </w:docPartObj>
     </w:sdtPr>
+    <w:sdtEndPr/>
     <w:sdtContent>
       <w:p>
         <w:pPr>
